--- a/thesis/Mustafa_Melih_TÜFEKCİOĞLU_thesis.docx
+++ b/thesis/Mustafa_Melih_TÜFEKCİOĞLU_thesis.docx
@@ -4994,7 +4994,7 @@
           <w:numId w:val="0"/>
         </w:numPr>
       </w:pPr>
-      <w:bookmarkStart w:id="0" w:name="_Toc216027540"/>
+      <w:bookmarkStart w:id="0" w:name="_Toc227940449"/>
       <w:r>
         <w:lastRenderedPageBreak/>
         <w:t>ETİK İLKE VE KURALLARA UYGUNLUK BEYANNAMESİ</w:t>
@@ -5112,7 +5112,7 @@
           <w:numId w:val="0"/>
         </w:numPr>
       </w:pPr>
-      <w:bookmarkStart w:id="1" w:name="_Toc216027541"/>
+      <w:bookmarkStart w:id="1" w:name="_Toc227940450"/>
       <w:r>
         <w:lastRenderedPageBreak/>
         <w:t>TEŞEKKÜR</w:t>
@@ -5194,7 +5194,7 @@
           <w:numId w:val="0"/>
         </w:numPr>
       </w:pPr>
-      <w:bookmarkStart w:id="2" w:name="_Toc216027542"/>
+      <w:bookmarkStart w:id="2" w:name="_Toc227940451"/>
       <w:r>
         <w:lastRenderedPageBreak/>
         <w:t>İÇİNDEKİLER</w:t>
@@ -5255,7 +5255,7 @@
       <w:r>
         <w:fldChar w:fldCharType="separate"/>
       </w:r>
-      <w:hyperlink w:anchor="_Toc216027540" w:history="1">
+      <w:hyperlink w:anchor="_Toc227940449" w:history="1">
         <w:r>
           <w:rPr>
             <w:rStyle w:val="Kpr"/>
@@ -5282,7 +5282,7 @@
             <w:noProof/>
             <w:webHidden/>
           </w:rPr>
-          <w:instrText xml:space="preserve"> PAGEREF _Toc216027540 \h </w:instrText>
+          <w:instrText xml:space="preserve"> PAGEREF _Toc227940449 \h </w:instrText>
         </w:r>
         <w:r>
           <w:rPr>
@@ -5325,7 +5325,7 @@
           <w14:ligatures w14:val="standardContextual"/>
         </w:rPr>
       </w:pPr>
-      <w:hyperlink w:anchor="_Toc216027541" w:history="1">
+      <w:hyperlink w:anchor="_Toc227940450" w:history="1">
         <w:r>
           <w:rPr>
             <w:rStyle w:val="Kpr"/>
@@ -5352,7 +5352,7 @@
             <w:noProof/>
             <w:webHidden/>
           </w:rPr>
-          <w:instrText xml:space="preserve"> PAGEREF _Toc216027541 \h </w:instrText>
+          <w:instrText xml:space="preserve"> PAGEREF _Toc227940450 \h </w:instrText>
         </w:r>
         <w:r>
           <w:rPr>
@@ -5395,7 +5395,7 @@
           <w14:ligatures w14:val="standardContextual"/>
         </w:rPr>
       </w:pPr>
-      <w:hyperlink w:anchor="_Toc216027542" w:history="1">
+      <w:hyperlink w:anchor="_Toc227940451" w:history="1">
         <w:r>
           <w:rPr>
             <w:rStyle w:val="Kpr"/>
@@ -5422,7 +5422,7 @@
             <w:noProof/>
             <w:webHidden/>
           </w:rPr>
-          <w:instrText xml:space="preserve"> PAGEREF _Toc216027542 \h </w:instrText>
+          <w:instrText xml:space="preserve"> PAGEREF _Toc227940451 \h </w:instrText>
         </w:r>
         <w:r>
           <w:rPr>
@@ -5465,7 +5465,7 @@
           <w14:ligatures w14:val="standardContextual"/>
         </w:rPr>
       </w:pPr>
-      <w:hyperlink w:anchor="_Toc216027543" w:history="1">
+      <w:hyperlink w:anchor="_Toc227940452" w:history="1">
         <w:r>
           <w:rPr>
             <w:rStyle w:val="Kpr"/>
@@ -5492,7 +5492,7 @@
             <w:noProof/>
             <w:webHidden/>
           </w:rPr>
-          <w:instrText xml:space="preserve"> PAGEREF _Toc216027543 \h </w:instrText>
+          <w:instrText xml:space="preserve"> PAGEREF _Toc227940452 \h </w:instrText>
         </w:r>
         <w:r>
           <w:rPr>
@@ -5535,7 +5535,7 @@
           <w14:ligatures w14:val="standardContextual"/>
         </w:rPr>
       </w:pPr>
-      <w:hyperlink w:anchor="_Toc216027544" w:history="1">
+      <w:hyperlink w:anchor="_Toc227940453" w:history="1">
         <w:r>
           <w:rPr>
             <w:rStyle w:val="Kpr"/>
@@ -5562,7 +5562,7 @@
             <w:noProof/>
             <w:webHidden/>
           </w:rPr>
-          <w:instrText xml:space="preserve"> PAGEREF _Toc216027544 \h </w:instrText>
+          <w:instrText xml:space="preserve"> PAGEREF _Toc227940453 \h </w:instrText>
         </w:r>
         <w:r>
           <w:rPr>
@@ -5605,7 +5605,7 @@
           <w14:ligatures w14:val="standardContextual"/>
         </w:rPr>
       </w:pPr>
-      <w:hyperlink w:anchor="_Toc216027545" w:history="1">
+      <w:hyperlink w:anchor="_Toc227940454" w:history="1">
         <w:r>
           <w:rPr>
             <w:rStyle w:val="Kpr"/>
@@ -5632,7 +5632,7 @@
             <w:noProof/>
             <w:webHidden/>
           </w:rPr>
-          <w:instrText xml:space="preserve"> PAGEREF _Toc216027545 \h </w:instrText>
+          <w:instrText xml:space="preserve"> PAGEREF _Toc227940454 \h </w:instrText>
         </w:r>
         <w:r>
           <w:rPr>
@@ -5675,13 +5675,14 @@
           <w14:ligatures w14:val="standardContextual"/>
         </w:rPr>
       </w:pPr>
-      <w:hyperlink w:anchor="_Toc216027546" w:history="1">
+      <w:hyperlink w:anchor="_Toc227940455" w:history="1">
         <w:r>
           <w:rPr>
             <w:rStyle w:val="Kpr"/>
+            <w:bCs/>
             <w:noProof/>
           </w:rPr>
-          <w:t>SUMMARY</w:t>
+          <w:t>CLASSIFICATION OF PHISHING ATTACKS WITH REAL-TIME URL ANALYSIS AND BROWSER EXTENSION DEVELOPMENT</w:t>
         </w:r>
         <w:r>
           <w:rPr>
@@ -5702,7 +5703,7 @@
             <w:noProof/>
             <w:webHidden/>
           </w:rPr>
-          <w:instrText xml:space="preserve"> PAGEREF _Toc216027546 \h </w:instrText>
+          <w:instrText xml:space="preserve"> PAGEREF _Toc227940455 \h </w:instrText>
         </w:r>
         <w:r>
           <w:rPr>
@@ -5722,7 +5723,7 @@
             <w:noProof/>
             <w:webHidden/>
           </w:rPr>
-          <w:t>xvi</w:t>
+          <w:t>xvii</w:t>
         </w:r>
         <w:r>
           <w:rPr>
@@ -5745,13 +5746,13 @@
           <w14:ligatures w14:val="standardContextual"/>
         </w:rPr>
       </w:pPr>
-      <w:hyperlink w:anchor="_Toc216027547" w:history="1">
+      <w:hyperlink w:anchor="_Toc227940456" w:history="1">
         <w:r>
           <w:rPr>
             <w:rStyle w:val="Kpr"/>
             <w:noProof/>
           </w:rPr>
-          <w:t>1. GİRİŞ</w:t>
+          <w:t>SUMMARY</w:t>
         </w:r>
         <w:r>
           <w:rPr>
@@ -5765,225 +5766,38 @@
             <w:noProof/>
             <w:webHidden/>
           </w:rPr>
-          <w:tab/>
+          <w:fldChar w:fldCharType="begin"/>
         </w:r>
         <w:r>
           <w:rPr>
             <w:noProof/>
             <w:webHidden/>
           </w:rPr>
-          <w:fldChar w:fldCharType="begin"/>
+          <w:instrText xml:space="preserve"> PAGEREF _Toc227940456 \h </w:instrText>
         </w:r>
         <w:r>
           <w:rPr>
             <w:noProof/>
             <w:webHidden/>
           </w:rPr>
-          <w:instrText xml:space="preserve"> PAGEREF _Toc216027547 \h </w:instrText>
         </w:r>
         <w:r>
           <w:rPr>
             <w:noProof/>
             <w:webHidden/>
           </w:rPr>
+          <w:fldChar w:fldCharType="separate"/>
         </w:r>
         <w:r>
           <w:rPr>
             <w:noProof/>
             <w:webHidden/>
           </w:rPr>
-          <w:fldChar w:fldCharType="separate"/>
+          <w:t>xvii</w:t>
         </w:r>
         <w:r>
           <w:rPr>
             <w:noProof/>
-            <w:webHidden/>
-          </w:rPr>
-          <w:t>1</w:t>
-        </w:r>
-        <w:r>
-          <w:rPr>
-            <w:noProof/>
-            <w:webHidden/>
-          </w:rPr>
-          <w:fldChar w:fldCharType="end"/>
-        </w:r>
-      </w:hyperlink>
-    </w:p>
-    <w:p>
-      <w:pPr>
-        <w:pStyle w:val="T2"/>
-        <w:rPr>
-          <w:rFonts w:asciiTheme="minorHAnsi" w:eastAsiaTheme="minorEastAsia" w:hAnsiTheme="minorHAnsi" w:cstheme="minorBidi"/>
-          <w:kern w:val="2"/>
-          <w:lang w:eastAsia="tr-TR"/>
-          <w14:ligatures w14:val="standardContextual"/>
-        </w:rPr>
-      </w:pPr>
-      <w:hyperlink w:anchor="_Toc216027548" w:history="1">
-        <w:r>
-          <w:rPr>
-            <w:rStyle w:val="Kpr"/>
-          </w:rPr>
-          <w:t>1.1. Problem Tanımı</w:t>
-        </w:r>
-        <w:r>
-          <w:rPr>
-            <w:webHidden/>
-          </w:rPr>
-          <w:tab/>
-        </w:r>
-        <w:r>
-          <w:rPr>
-            <w:webHidden/>
-          </w:rPr>
-          <w:fldChar w:fldCharType="begin"/>
-        </w:r>
-        <w:r>
-          <w:rPr>
-            <w:webHidden/>
-          </w:rPr>
-          <w:instrText xml:space="preserve"> PAGEREF _Toc216027548 \h </w:instrText>
-        </w:r>
-        <w:r>
-          <w:rPr>
-            <w:webHidden/>
-          </w:rPr>
-        </w:r>
-        <w:r>
-          <w:rPr>
-            <w:webHidden/>
-          </w:rPr>
-          <w:fldChar w:fldCharType="separate"/>
-        </w:r>
-        <w:r>
-          <w:rPr>
-            <w:webHidden/>
-          </w:rPr>
-          <w:t>2</w:t>
-        </w:r>
-        <w:r>
-          <w:rPr>
-            <w:webHidden/>
-          </w:rPr>
-          <w:fldChar w:fldCharType="end"/>
-        </w:r>
-      </w:hyperlink>
-    </w:p>
-    <w:p>
-      <w:pPr>
-        <w:pStyle w:val="T2"/>
-        <w:rPr>
-          <w:rFonts w:asciiTheme="minorHAnsi" w:eastAsiaTheme="minorEastAsia" w:hAnsiTheme="minorHAnsi" w:cstheme="minorBidi"/>
-          <w:kern w:val="2"/>
-          <w:lang w:eastAsia="tr-TR"/>
-          <w14:ligatures w14:val="standardContextual"/>
-        </w:rPr>
-      </w:pPr>
-      <w:hyperlink w:anchor="_Toc216027549" w:history="1">
-        <w:r>
-          <w:rPr>
-            <w:rStyle w:val="Kpr"/>
-          </w:rPr>
-          <w:t>1.2. Tezin Amacı ve Kapsamı</w:t>
-        </w:r>
-        <w:r>
-          <w:rPr>
-            <w:webHidden/>
-          </w:rPr>
-          <w:tab/>
-        </w:r>
-        <w:r>
-          <w:rPr>
-            <w:webHidden/>
-          </w:rPr>
-          <w:fldChar w:fldCharType="begin"/>
-        </w:r>
-        <w:r>
-          <w:rPr>
-            <w:webHidden/>
-          </w:rPr>
-          <w:instrText xml:space="preserve"> PAGEREF _Toc216027549 \h </w:instrText>
-        </w:r>
-        <w:r>
-          <w:rPr>
-            <w:webHidden/>
-          </w:rPr>
-        </w:r>
-        <w:r>
-          <w:rPr>
-            <w:webHidden/>
-          </w:rPr>
-          <w:fldChar w:fldCharType="separate"/>
-        </w:r>
-        <w:r>
-          <w:rPr>
-            <w:webHidden/>
-          </w:rPr>
-          <w:t>4</w:t>
-        </w:r>
-        <w:r>
-          <w:rPr>
-            <w:webHidden/>
-          </w:rPr>
-          <w:fldChar w:fldCharType="end"/>
-        </w:r>
-      </w:hyperlink>
-    </w:p>
-    <w:p>
-      <w:pPr>
-        <w:pStyle w:val="T2"/>
-        <w:rPr>
-          <w:rFonts w:asciiTheme="minorHAnsi" w:eastAsiaTheme="minorEastAsia" w:hAnsiTheme="minorHAnsi" w:cstheme="minorBidi"/>
-          <w:kern w:val="2"/>
-          <w:lang w:eastAsia="tr-TR"/>
-          <w14:ligatures w14:val="standardContextual"/>
-        </w:rPr>
-      </w:pPr>
-      <w:hyperlink w:anchor="_Toc216027550" w:history="1">
-        <w:r>
-          <w:rPr>
-            <w:rStyle w:val="Kpr"/>
-          </w:rPr>
-          <w:t>1.3. Tez Organizasyonu</w:t>
-        </w:r>
-        <w:r>
-          <w:rPr>
-            <w:webHidden/>
-          </w:rPr>
-          <w:tab/>
-        </w:r>
-        <w:r>
-          <w:rPr>
-            <w:webHidden/>
-          </w:rPr>
-          <w:fldChar w:fldCharType="begin"/>
-        </w:r>
-        <w:r>
-          <w:rPr>
-            <w:webHidden/>
-          </w:rPr>
-          <w:instrText xml:space="preserve"> PAGEREF _Toc216027550 \h </w:instrText>
-        </w:r>
-        <w:r>
-          <w:rPr>
-            <w:webHidden/>
-          </w:rPr>
-        </w:r>
-        <w:r>
-          <w:rPr>
-            <w:webHidden/>
-          </w:rPr>
-          <w:fldChar w:fldCharType="separate"/>
-        </w:r>
-        <w:r>
-          <w:rPr>
-            <w:webHidden/>
-          </w:rPr>
-          <w:t>5</w:t>
-        </w:r>
-        <w:r>
-          <w:rPr>
             <w:webHidden/>
           </w:rPr>
           <w:fldChar w:fldCharType="end"/>
@@ -6002,13 +5816,13 @@
           <w14:ligatures w14:val="standardContextual"/>
         </w:rPr>
       </w:pPr>
-      <w:hyperlink w:anchor="_Toc216027551" w:history="1">
+      <w:hyperlink w:anchor="_Toc227940457" w:history="1">
         <w:r>
           <w:rPr>
             <w:rStyle w:val="Kpr"/>
             <w:noProof/>
           </w:rPr>
-          <w:t>2. TEMEL BİLGİLER VE LİTERATÜR ARAŞTIRMASI</w:t>
+          <w:t>1. GİRİŞ</w:t>
         </w:r>
         <w:r>
           <w:rPr>
@@ -6029,7 +5843,7 @@
             <w:noProof/>
             <w:webHidden/>
           </w:rPr>
-          <w:instrText xml:space="preserve"> PAGEREF _Toc216027551 \h </w:instrText>
+          <w:instrText xml:space="preserve"> PAGEREF _Toc227940457 \h </w:instrText>
         </w:r>
         <w:r>
           <w:rPr>
@@ -6049,7 +5863,7 @@
             <w:noProof/>
             <w:webHidden/>
           </w:rPr>
-          <w:t>6</w:t>
+          <w:t>1</w:t>
         </w:r>
         <w:r>
           <w:rPr>
@@ -6067,15 +5881,21 @@
           <w:rFonts w:asciiTheme="minorHAnsi" w:eastAsiaTheme="minorEastAsia" w:hAnsiTheme="minorHAnsi" w:cstheme="minorBidi"/>
           <w:kern w:val="2"/>
           <w:lang w:eastAsia="tr-TR"/>
+          <w14:scene3d>
+            <w14:camera w14:prst="orthographicFront"/>
+            <w14:lightRig w14:rig="threePt" w14:dir="t">
+              <w14:rot w14:lat="0" w14:lon="0" w14:rev="0"/>
+            </w14:lightRig>
+          </w14:scene3d>
           <w14:ligatures w14:val="standardContextual"/>
         </w:rPr>
       </w:pPr>
-      <w:hyperlink w:anchor="_Toc216027552" w:history="1">
+      <w:hyperlink w:anchor="_Toc227940458" w:history="1">
         <w:r>
           <w:rPr>
             <w:rStyle w:val="Kpr"/>
           </w:rPr>
-          <w:t>2.1. Web ve URL Güvenliği</w:t>
+          <w:t>1.1. Problem Tanımı</w:t>
         </w:r>
         <w:r>
           <w:rPr>
@@ -6093,7 +5913,7 @@
           <w:rPr>
             <w:webHidden/>
           </w:rPr>
-          <w:instrText xml:space="preserve"> PAGEREF _Toc216027552 \h </w:instrText>
+          <w:instrText xml:space="preserve"> PAGEREF _Toc227940458 \h </w:instrText>
         </w:r>
         <w:r>
           <w:rPr>
@@ -6110,7 +5930,7 @@
           <w:rPr>
             <w:webHidden/>
           </w:rPr>
-          <w:t>6</w:t>
+          <w:t>2</w:t>
         </w:r>
         <w:r>
           <w:rPr>
@@ -6127,15 +5947,21 @@
           <w:rFonts w:asciiTheme="minorHAnsi" w:eastAsiaTheme="minorEastAsia" w:hAnsiTheme="minorHAnsi" w:cstheme="minorBidi"/>
           <w:kern w:val="2"/>
           <w:lang w:eastAsia="tr-TR"/>
+          <w14:scene3d>
+            <w14:camera w14:prst="orthographicFront"/>
+            <w14:lightRig w14:rig="threePt" w14:dir="t">
+              <w14:rot w14:lat="0" w14:lon="0" w14:rev="0"/>
+            </w14:lightRig>
+          </w14:scene3d>
           <w14:ligatures w14:val="standardContextual"/>
         </w:rPr>
       </w:pPr>
-      <w:hyperlink w:anchor="_Toc216027553" w:history="1">
+      <w:hyperlink w:anchor="_Toc227940459" w:history="1">
         <w:r>
           <w:rPr>
             <w:rStyle w:val="Kpr"/>
           </w:rPr>
-          <w:t>2.2. Web Güvenliğinde Makine Öğrenmesi Algoritmaları</w:t>
+          <w:t>1.2. Tezin Amacı ve Kapsamı</w:t>
         </w:r>
         <w:r>
           <w:rPr>
@@ -6153,7 +5979,7 @@
           <w:rPr>
             <w:webHidden/>
           </w:rPr>
-          <w:instrText xml:space="preserve"> PAGEREF _Toc216027553 \h </w:instrText>
+          <w:instrText xml:space="preserve"> PAGEREF _Toc227940459 \h </w:instrText>
         </w:r>
         <w:r>
           <w:rPr>
@@ -6170,7 +5996,7 @@
           <w:rPr>
             <w:webHidden/>
           </w:rPr>
-          <w:t>8</w:t>
+          <w:t>4</w:t>
         </w:r>
         <w:r>
           <w:rPr>
@@ -6187,15 +6013,21 @@
           <w:rFonts w:asciiTheme="minorHAnsi" w:eastAsiaTheme="minorEastAsia" w:hAnsiTheme="minorHAnsi" w:cstheme="minorBidi"/>
           <w:kern w:val="2"/>
           <w:lang w:eastAsia="tr-TR"/>
+          <w14:scene3d>
+            <w14:camera w14:prst="orthographicFront"/>
+            <w14:lightRig w14:rig="threePt" w14:dir="t">
+              <w14:rot w14:lat="0" w14:lon="0" w14:rev="0"/>
+            </w14:lightRig>
+          </w14:scene3d>
           <w14:ligatures w14:val="standardContextual"/>
         </w:rPr>
       </w:pPr>
-      <w:hyperlink w:anchor="_Toc216027554" w:history="1">
+      <w:hyperlink w:anchor="_Toc227940460" w:history="1">
         <w:r>
           <w:rPr>
             <w:rStyle w:val="Kpr"/>
           </w:rPr>
-          <w:t>2.3. Lexical Analiz</w:t>
+          <w:t>1.3. Tez Organizasyonu</w:t>
         </w:r>
         <w:r>
           <w:rPr>
@@ -6213,7 +6045,7 @@
           <w:rPr>
             <w:webHidden/>
           </w:rPr>
-          <w:instrText xml:space="preserve"> PAGEREF _Toc216027554 \h </w:instrText>
+          <w:instrText xml:space="preserve"> PAGEREF _Toc227940460 \h </w:instrText>
         </w:r>
         <w:r>
           <w:rPr>
@@ -6230,67 +6062,7 @@
           <w:rPr>
             <w:webHidden/>
           </w:rPr>
-          <w:t>11</w:t>
-        </w:r>
-        <w:r>
-          <w:rPr>
-            <w:webHidden/>
-          </w:rPr>
-          <w:fldChar w:fldCharType="end"/>
-        </w:r>
-      </w:hyperlink>
-    </w:p>
-    <w:p>
-      <w:pPr>
-        <w:pStyle w:val="T2"/>
-        <w:rPr>
-          <w:rFonts w:asciiTheme="minorHAnsi" w:eastAsiaTheme="minorEastAsia" w:hAnsiTheme="minorHAnsi" w:cstheme="minorBidi"/>
-          <w:kern w:val="2"/>
-          <w:lang w:eastAsia="tr-TR"/>
-          <w14:ligatures w14:val="standardContextual"/>
-        </w:rPr>
-      </w:pPr>
-      <w:hyperlink w:anchor="_Toc216027555" w:history="1">
-        <w:r>
-          <w:rPr>
-            <w:rStyle w:val="Kpr"/>
-          </w:rPr>
-          <w:t>2.4. Literatür Çalışmaları</w:t>
-        </w:r>
-        <w:r>
-          <w:rPr>
-            <w:webHidden/>
-          </w:rPr>
-          <w:tab/>
-        </w:r>
-        <w:r>
-          <w:rPr>
-            <w:webHidden/>
-          </w:rPr>
-          <w:fldChar w:fldCharType="begin"/>
-        </w:r>
-        <w:r>
-          <w:rPr>
-            <w:webHidden/>
-          </w:rPr>
-          <w:instrText xml:space="preserve"> PAGEREF _Toc216027555 \h </w:instrText>
-        </w:r>
-        <w:r>
-          <w:rPr>
-            <w:webHidden/>
-          </w:rPr>
-        </w:r>
-        <w:r>
-          <w:rPr>
-            <w:webHidden/>
-          </w:rPr>
-          <w:fldChar w:fldCharType="separate"/>
-        </w:r>
-        <w:r>
-          <w:rPr>
-            <w:webHidden/>
-          </w:rPr>
-          <w:t>13</w:t>
+          <w:t>5</w:t>
         </w:r>
         <w:r>
           <w:rPr>
@@ -6312,13 +6084,13 @@
           <w14:ligatures w14:val="standardContextual"/>
         </w:rPr>
       </w:pPr>
-      <w:hyperlink w:anchor="_Toc216027556" w:history="1">
+      <w:hyperlink w:anchor="_Toc227940461" w:history="1">
         <w:r>
           <w:rPr>
             <w:rStyle w:val="Kpr"/>
             <w:noProof/>
           </w:rPr>
-          <w:t>3. URL ANALİZİ ve ÖZELLİK MÜHENDİSLİĞİ</w:t>
+          <w:t>2. TEMEL BİLGİLER VE LİTERATÜR ARAŞTIRMASI</w:t>
         </w:r>
         <w:r>
           <w:rPr>
@@ -6339,7 +6111,7 @@
             <w:noProof/>
             <w:webHidden/>
           </w:rPr>
-          <w:instrText xml:space="preserve"> PAGEREF _Toc216027556 \h </w:instrText>
+          <w:instrText xml:space="preserve"> PAGEREF _Toc227940461 \h </w:instrText>
         </w:r>
         <w:r>
           <w:rPr>
@@ -6359,7 +6131,7 @@
             <w:noProof/>
             <w:webHidden/>
           </w:rPr>
-          <w:t>16</w:t>
+          <w:t>6</w:t>
         </w:r>
         <w:r>
           <w:rPr>
@@ -6377,15 +6149,21 @@
           <w:rFonts w:asciiTheme="minorHAnsi" w:eastAsiaTheme="minorEastAsia" w:hAnsiTheme="minorHAnsi" w:cstheme="minorBidi"/>
           <w:kern w:val="2"/>
           <w:lang w:eastAsia="tr-TR"/>
+          <w14:scene3d>
+            <w14:camera w14:prst="orthographicFront"/>
+            <w14:lightRig w14:rig="threePt" w14:dir="t">
+              <w14:rot w14:lat="0" w14:lon="0" w14:rev="0"/>
+            </w14:lightRig>
+          </w14:scene3d>
           <w14:ligatures w14:val="standardContextual"/>
         </w:rPr>
       </w:pPr>
-      <w:hyperlink w:anchor="_Toc216027557" w:history="1">
+      <w:hyperlink w:anchor="_Toc227940462" w:history="1">
         <w:r>
           <w:rPr>
             <w:rStyle w:val="Kpr"/>
           </w:rPr>
-          <w:t>3.1. URL Analizi Süreci ve Genel Yapı</w:t>
+          <w:t>2.1. Web ve URL Güvenliği</w:t>
         </w:r>
         <w:r>
           <w:rPr>
@@ -6403,7 +6181,7 @@
           <w:rPr>
             <w:webHidden/>
           </w:rPr>
-          <w:instrText xml:space="preserve"> PAGEREF _Toc216027557 \h </w:instrText>
+          <w:instrText xml:space="preserve"> PAGEREF _Toc227940462 \h </w:instrText>
         </w:r>
         <w:r>
           <w:rPr>
@@ -6420,7 +6198,7 @@
           <w:rPr>
             <w:webHidden/>
           </w:rPr>
-          <w:t>16</w:t>
+          <w:t>6</w:t>
         </w:r>
         <w:r>
           <w:rPr>
@@ -6437,15 +6215,21 @@
           <w:rFonts w:asciiTheme="minorHAnsi" w:eastAsiaTheme="minorEastAsia" w:hAnsiTheme="minorHAnsi" w:cstheme="minorBidi"/>
           <w:kern w:val="2"/>
           <w:lang w:eastAsia="tr-TR"/>
+          <w14:scene3d>
+            <w14:camera w14:prst="orthographicFront"/>
+            <w14:lightRig w14:rig="threePt" w14:dir="t">
+              <w14:rot w14:lat="0" w14:lon="0" w14:rev="0"/>
+            </w14:lightRig>
+          </w14:scene3d>
           <w14:ligatures w14:val="standardContextual"/>
         </w:rPr>
       </w:pPr>
-      <w:hyperlink w:anchor="_Toc216027558" w:history="1">
+      <w:hyperlink w:anchor="_Toc227940463" w:history="1">
         <w:r>
           <w:rPr>
             <w:rStyle w:val="Kpr"/>
           </w:rPr>
-          <w:t>3.2. Veri Kaynakları ve Toplama Yöntemi</w:t>
+          <w:t>2.2. Web Güvenliğinde Makine Öğrenmesi Algoritmaları</w:t>
         </w:r>
         <w:r>
           <w:rPr>
@@ -6463,7 +6247,7 @@
           <w:rPr>
             <w:webHidden/>
           </w:rPr>
-          <w:instrText xml:space="preserve"> PAGEREF _Toc216027558 \h </w:instrText>
+          <w:instrText xml:space="preserve"> PAGEREF _Toc227940463 \h </w:instrText>
         </w:r>
         <w:r>
           <w:rPr>
@@ -6480,7 +6264,7 @@
           <w:rPr>
             <w:webHidden/>
           </w:rPr>
-          <w:t>16</w:t>
+          <w:t>8</w:t>
         </w:r>
         <w:r>
           <w:rPr>
@@ -6497,15 +6281,21 @@
           <w:rFonts w:asciiTheme="minorHAnsi" w:eastAsiaTheme="minorEastAsia" w:hAnsiTheme="minorHAnsi" w:cstheme="minorBidi"/>
           <w:kern w:val="2"/>
           <w:lang w:eastAsia="tr-TR"/>
+          <w14:scene3d>
+            <w14:camera w14:prst="orthographicFront"/>
+            <w14:lightRig w14:rig="threePt" w14:dir="t">
+              <w14:rot w14:lat="0" w14:lon="0" w14:rev="0"/>
+            </w14:lightRig>
+          </w14:scene3d>
           <w14:ligatures w14:val="standardContextual"/>
         </w:rPr>
       </w:pPr>
-      <w:hyperlink w:anchor="_Toc216027559" w:history="1">
+      <w:hyperlink w:anchor="_Toc227940464" w:history="1">
         <w:r>
           <w:rPr>
             <w:rStyle w:val="Kpr"/>
           </w:rPr>
-          <w:t>3.3. Veri Ön İşleme Aşamaları</w:t>
+          <w:t>2.3. Lexical Analiz</w:t>
         </w:r>
         <w:r>
           <w:rPr>
@@ -6523,7 +6313,7 @@
           <w:rPr>
             <w:webHidden/>
           </w:rPr>
-          <w:instrText xml:space="preserve"> PAGEREF _Toc216027559 \h </w:instrText>
+          <w:instrText xml:space="preserve"> PAGEREF _Toc227940464 \h </w:instrText>
         </w:r>
         <w:r>
           <w:rPr>
@@ -6540,7 +6330,7 @@
           <w:rPr>
             <w:webHidden/>
           </w:rPr>
-          <w:t>16</w:t>
+          <w:t>11</w:t>
         </w:r>
         <w:r>
           <w:rPr>
@@ -6557,15 +6347,21 @@
           <w:rFonts w:asciiTheme="minorHAnsi" w:eastAsiaTheme="minorEastAsia" w:hAnsiTheme="minorHAnsi" w:cstheme="minorBidi"/>
           <w:kern w:val="2"/>
           <w:lang w:eastAsia="tr-TR"/>
+          <w14:scene3d>
+            <w14:camera w14:prst="orthographicFront"/>
+            <w14:lightRig w14:rig="threePt" w14:dir="t">
+              <w14:rot w14:lat="0" w14:lon="0" w14:rev="0"/>
+            </w14:lightRig>
+          </w14:scene3d>
           <w14:ligatures w14:val="standardContextual"/>
         </w:rPr>
       </w:pPr>
-      <w:hyperlink w:anchor="_Toc216027560" w:history="1">
+      <w:hyperlink w:anchor="_Toc227940465" w:history="1">
         <w:r>
           <w:rPr>
             <w:rStyle w:val="Kpr"/>
           </w:rPr>
-          <w:t>3.4. Lexical Özelliklerin Belirlenmesi</w:t>
+          <w:t>2.4. Literatür Çalışmaları</w:t>
         </w:r>
         <w:r>
           <w:rPr>
@@ -6583,7 +6379,7 @@
           <w:rPr>
             <w:webHidden/>
           </w:rPr>
-          <w:instrText xml:space="preserve"> PAGEREF _Toc216027560 \h </w:instrText>
+          <w:instrText xml:space="preserve"> PAGEREF _Toc227940465 \h </w:instrText>
         </w:r>
         <w:r>
           <w:rPr>
@@ -6600,67 +6396,7 @@
           <w:rPr>
             <w:webHidden/>
           </w:rPr>
-          <w:t>16</w:t>
-        </w:r>
-        <w:r>
-          <w:rPr>
-            <w:webHidden/>
-          </w:rPr>
-          <w:fldChar w:fldCharType="end"/>
-        </w:r>
-      </w:hyperlink>
-    </w:p>
-    <w:p>
-      <w:pPr>
-        <w:pStyle w:val="T2"/>
-        <w:rPr>
-          <w:rFonts w:asciiTheme="minorHAnsi" w:eastAsiaTheme="minorEastAsia" w:hAnsiTheme="minorHAnsi" w:cstheme="minorBidi"/>
-          <w:kern w:val="2"/>
-          <w:lang w:eastAsia="tr-TR"/>
-          <w14:ligatures w14:val="standardContextual"/>
-        </w:rPr>
-      </w:pPr>
-      <w:hyperlink w:anchor="_Toc216027561" w:history="1">
-        <w:r>
-          <w:rPr>
-            <w:rStyle w:val="Kpr"/>
-          </w:rPr>
-          <w:t>3.5. Özellik Seçimi ve Boyut Azaltma</w:t>
-        </w:r>
-        <w:r>
-          <w:rPr>
-            <w:webHidden/>
-          </w:rPr>
-          <w:tab/>
-        </w:r>
-        <w:r>
-          <w:rPr>
-            <w:webHidden/>
-          </w:rPr>
-          <w:fldChar w:fldCharType="begin"/>
-        </w:r>
-        <w:r>
-          <w:rPr>
-            <w:webHidden/>
-          </w:rPr>
-          <w:instrText xml:space="preserve"> PAGEREF _Toc216027561 \h </w:instrText>
-        </w:r>
-        <w:r>
-          <w:rPr>
-            <w:webHidden/>
-          </w:rPr>
-        </w:r>
-        <w:r>
-          <w:rPr>
-            <w:webHidden/>
-          </w:rPr>
-          <w:fldChar w:fldCharType="separate"/>
-        </w:r>
-        <w:r>
-          <w:rPr>
-            <w:webHidden/>
-          </w:rPr>
-          <w:t>16</w:t>
+          <w:t>13</w:t>
         </w:r>
         <w:r>
           <w:rPr>
@@ -6682,13 +6418,13 @@
           <w14:ligatures w14:val="standardContextual"/>
         </w:rPr>
       </w:pPr>
-      <w:hyperlink w:anchor="_Toc216027562" w:history="1">
+      <w:hyperlink w:anchor="_Toc227940466" w:history="1">
         <w:r>
           <w:rPr>
             <w:rStyle w:val="Kpr"/>
             <w:noProof/>
           </w:rPr>
-          <w:t>4. MODEL GELİŞTİRME VE GERÇEK ZAMANLI SİSTEM TASARIMI</w:t>
+          <w:t>3. URL ANALİZİ ve ÖZELLİK MÜHENDİSLİĞİ</w:t>
         </w:r>
         <w:r>
           <w:rPr>
@@ -6709,7 +6445,7 @@
             <w:noProof/>
             <w:webHidden/>
           </w:rPr>
-          <w:instrText xml:space="preserve"> PAGEREF _Toc216027562 \h </w:instrText>
+          <w:instrText xml:space="preserve"> PAGEREF _Toc227940466 \h </w:instrText>
         </w:r>
         <w:r>
           <w:rPr>
@@ -6729,7 +6465,7 @@
             <w:noProof/>
             <w:webHidden/>
           </w:rPr>
-          <w:t>17</w:t>
+          <w:t>16</w:t>
         </w:r>
         <w:r>
           <w:rPr>
@@ -6747,15 +6483,21 @@
           <w:rFonts w:asciiTheme="minorHAnsi" w:eastAsiaTheme="minorEastAsia" w:hAnsiTheme="minorHAnsi" w:cstheme="minorBidi"/>
           <w:kern w:val="2"/>
           <w:lang w:eastAsia="tr-TR"/>
+          <w14:scene3d>
+            <w14:camera w14:prst="orthographicFront"/>
+            <w14:lightRig w14:rig="threePt" w14:dir="t">
+              <w14:rot w14:lat="0" w14:lon="0" w14:rev="0"/>
+            </w14:lightRig>
+          </w14:scene3d>
           <w14:ligatures w14:val="standardContextual"/>
         </w:rPr>
       </w:pPr>
-      <w:hyperlink w:anchor="_Toc216027563" w:history="1">
+      <w:hyperlink w:anchor="_Toc227940467" w:history="1">
         <w:r>
           <w:rPr>
             <w:rStyle w:val="Kpr"/>
           </w:rPr>
-          <w:t>4.1. Kullanılan Makine Öğrenmesi Algoritmaları</w:t>
+          <w:t>3.1. URL Analizi Süreci ve Genel Yapı</w:t>
         </w:r>
         <w:r>
           <w:rPr>
@@ -6773,7 +6515,7 @@
           <w:rPr>
             <w:webHidden/>
           </w:rPr>
-          <w:instrText xml:space="preserve"> PAGEREF _Toc216027563 \h </w:instrText>
+          <w:instrText xml:space="preserve"> PAGEREF _Toc227940467 \h </w:instrText>
         </w:r>
         <w:r>
           <w:rPr>
@@ -6790,7 +6532,7 @@
           <w:rPr>
             <w:webHidden/>
           </w:rPr>
-          <w:t>17</w:t>
+          <w:t>16</w:t>
         </w:r>
         <w:r>
           <w:rPr>
@@ -6807,15 +6549,21 @@
           <w:rFonts w:asciiTheme="minorHAnsi" w:eastAsiaTheme="minorEastAsia" w:hAnsiTheme="minorHAnsi" w:cstheme="minorBidi"/>
           <w:kern w:val="2"/>
           <w:lang w:eastAsia="tr-TR"/>
+          <w14:scene3d>
+            <w14:camera w14:prst="orthographicFront"/>
+            <w14:lightRig w14:rig="threePt" w14:dir="t">
+              <w14:rot w14:lat="0" w14:lon="0" w14:rev="0"/>
+            </w14:lightRig>
+          </w14:scene3d>
           <w14:ligatures w14:val="standardContextual"/>
         </w:rPr>
       </w:pPr>
-      <w:hyperlink w:anchor="_Toc216027564" w:history="1">
+      <w:hyperlink w:anchor="_Toc227940468" w:history="1">
         <w:r>
           <w:rPr>
             <w:rStyle w:val="Kpr"/>
           </w:rPr>
-          <w:t>4.2. Model Eğitimi, Doğrulama ve Optimizasyon</w:t>
+          <w:t>3.2. Veri Kaynakları ve Toplama Yöntemi</w:t>
         </w:r>
         <w:r>
           <w:rPr>
@@ -6833,7 +6581,7 @@
           <w:rPr>
             <w:webHidden/>
           </w:rPr>
-          <w:instrText xml:space="preserve"> PAGEREF _Toc216027564 \h </w:instrText>
+          <w:instrText xml:space="preserve"> PAGEREF _Toc227940468 \h </w:instrText>
         </w:r>
         <w:r>
           <w:rPr>
@@ -6867,15 +6615,21 @@
           <w:rFonts w:asciiTheme="minorHAnsi" w:eastAsiaTheme="minorEastAsia" w:hAnsiTheme="minorHAnsi" w:cstheme="minorBidi"/>
           <w:kern w:val="2"/>
           <w:lang w:eastAsia="tr-TR"/>
+          <w14:scene3d>
+            <w14:camera w14:prst="orthographicFront"/>
+            <w14:lightRig w14:rig="threePt" w14:dir="t">
+              <w14:rot w14:lat="0" w14:lon="0" w14:rev="0"/>
+            </w14:lightRig>
+          </w14:scene3d>
           <w14:ligatures w14:val="standardContextual"/>
         </w:rPr>
       </w:pPr>
-      <w:hyperlink w:anchor="_Toc216027565" w:history="1">
+      <w:hyperlink w:anchor="_Toc227940469" w:history="1">
         <w:r>
           <w:rPr>
             <w:rStyle w:val="Kpr"/>
           </w:rPr>
-          <w:t>4.3. Gerçek Zamanlı Sistem Mimarisi</w:t>
+          <w:t>3.3. Veri Ön İşleme Aşamaları</w:t>
         </w:r>
         <w:r>
           <w:rPr>
@@ -6893,7 +6647,7 @@
           <w:rPr>
             <w:webHidden/>
           </w:rPr>
-          <w:instrText xml:space="preserve"> PAGEREF _Toc216027565 \h </w:instrText>
+          <w:instrText xml:space="preserve"> PAGEREF _Toc227940469 \h </w:instrText>
         </w:r>
         <w:r>
           <w:rPr>
@@ -6927,15 +6681,21 @@
           <w:rFonts w:asciiTheme="minorHAnsi" w:eastAsiaTheme="minorEastAsia" w:hAnsiTheme="minorHAnsi" w:cstheme="minorBidi"/>
           <w:kern w:val="2"/>
           <w:lang w:eastAsia="tr-TR"/>
+          <w14:scene3d>
+            <w14:camera w14:prst="orthographicFront"/>
+            <w14:lightRig w14:rig="threePt" w14:dir="t">
+              <w14:rot w14:lat="0" w14:lon="0" w14:rev="0"/>
+            </w14:lightRig>
+          </w14:scene3d>
           <w14:ligatures w14:val="standardContextual"/>
         </w:rPr>
       </w:pPr>
-      <w:hyperlink w:anchor="_Toc216027566" w:history="1">
+      <w:hyperlink w:anchor="_Toc227940470" w:history="1">
         <w:r>
           <w:rPr>
             <w:rStyle w:val="Kpr"/>
           </w:rPr>
-          <w:t>4.4. Tarayıcı Eklentisi Geliştirme Süreci</w:t>
+          <w:t>3.4. Lexical Özelliklerin Belirlenmesi</w:t>
         </w:r>
         <w:r>
           <w:rPr>
@@ -6953,7 +6713,7 @@
           <w:rPr>
             <w:webHidden/>
           </w:rPr>
-          <w:instrText xml:space="preserve"> PAGEREF _Toc216027566 \h </w:instrText>
+          <w:instrText xml:space="preserve"> PAGEREF _Toc227940470 \h </w:instrText>
         </w:r>
         <w:r>
           <w:rPr>
@@ -6970,7 +6730,7 @@
           <w:rPr>
             <w:webHidden/>
           </w:rPr>
-          <w:t>17</w:t>
+          <w:t>18</w:t>
         </w:r>
         <w:r>
           <w:rPr>
@@ -6987,15 +6747,21 @@
           <w:rFonts w:asciiTheme="minorHAnsi" w:eastAsiaTheme="minorEastAsia" w:hAnsiTheme="minorHAnsi" w:cstheme="minorBidi"/>
           <w:kern w:val="2"/>
           <w:lang w:eastAsia="tr-TR"/>
+          <w14:scene3d>
+            <w14:camera w14:prst="orthographicFront"/>
+            <w14:lightRig w14:rig="threePt" w14:dir="t">
+              <w14:rot w14:lat="0" w14:lon="0" w14:rev="0"/>
+            </w14:lightRig>
+          </w14:scene3d>
           <w14:ligatures w14:val="standardContextual"/>
         </w:rPr>
       </w:pPr>
-      <w:hyperlink w:anchor="_Toc216027567" w:history="1">
+      <w:hyperlink w:anchor="_Toc227940471" w:history="1">
         <w:r>
           <w:rPr>
             <w:rStyle w:val="Kpr"/>
           </w:rPr>
-          <w:t>4.5. Güvenlik ve Performans Değerlendirmesi</w:t>
+          <w:t>3.5. Özellik Seçimi ve Boyut Azaltma</w:t>
         </w:r>
         <w:r>
           <w:rPr>
@@ -7013,7 +6779,7 @@
           <w:rPr>
             <w:webHidden/>
           </w:rPr>
-          <w:instrText xml:space="preserve"> PAGEREF _Toc216027567 \h </w:instrText>
+          <w:instrText xml:space="preserve"> PAGEREF _Toc227940471 \h </w:instrText>
         </w:r>
         <w:r>
           <w:rPr>
@@ -7030,7 +6796,7 @@
           <w:rPr>
             <w:webHidden/>
           </w:rPr>
-          <w:t>17</w:t>
+          <w:t>19</w:t>
         </w:r>
         <w:r>
           <w:rPr>
@@ -7052,13 +6818,13 @@
           <w14:ligatures w14:val="standardContextual"/>
         </w:rPr>
       </w:pPr>
-      <w:hyperlink w:anchor="_Toc216027568" w:history="1">
+      <w:hyperlink w:anchor="_Toc227940472" w:history="1">
         <w:r>
           <w:rPr>
             <w:rStyle w:val="Kpr"/>
             <w:noProof/>
           </w:rPr>
-          <w:t>5. SONUÇLAR VE DEĞERLENDİRME</w:t>
+          <w:t>4. MODEL GELİŞTİRME VE GERÇEK ZAMANLI SİSTEM TASARIMI</w:t>
         </w:r>
         <w:r>
           <w:rPr>
@@ -7079,7 +6845,7 @@
             <w:noProof/>
             <w:webHidden/>
           </w:rPr>
-          <w:instrText xml:space="preserve"> PAGEREF _Toc216027568 \h </w:instrText>
+          <w:instrText xml:space="preserve"> PAGEREF _Toc227940472 \h </w:instrText>
         </w:r>
         <w:r>
           <w:rPr>
@@ -7099,7 +6865,7 @@
             <w:noProof/>
             <w:webHidden/>
           </w:rPr>
-          <w:t>18</w:t>
+          <w:t>21</w:t>
         </w:r>
         <w:r>
           <w:rPr>
@@ -7117,15 +6883,21 @@
           <w:rFonts w:asciiTheme="minorHAnsi" w:eastAsiaTheme="minorEastAsia" w:hAnsiTheme="minorHAnsi" w:cstheme="minorBidi"/>
           <w:kern w:val="2"/>
           <w:lang w:eastAsia="tr-TR"/>
+          <w14:scene3d>
+            <w14:camera w14:prst="orthographicFront"/>
+            <w14:lightRig w14:rig="threePt" w14:dir="t">
+              <w14:rot w14:lat="0" w14:lon="0" w14:rev="0"/>
+            </w14:lightRig>
+          </w14:scene3d>
           <w14:ligatures w14:val="standardContextual"/>
         </w:rPr>
       </w:pPr>
-      <w:hyperlink w:anchor="_Toc216027569" w:history="1">
+      <w:hyperlink w:anchor="_Toc227940473" w:history="1">
         <w:r>
           <w:rPr>
             <w:rStyle w:val="Kpr"/>
           </w:rPr>
-          <w:t>5.1. Deneysel Bulgular</w:t>
+          <w:t>4.1. Kullanılan Makine Öğrenmesi Algoritmaları</w:t>
         </w:r>
         <w:r>
           <w:rPr>
@@ -7143,7 +6915,7 @@
           <w:rPr>
             <w:webHidden/>
           </w:rPr>
-          <w:instrText xml:space="preserve"> PAGEREF _Toc216027569 \h </w:instrText>
+          <w:instrText xml:space="preserve"> PAGEREF _Toc227940473 \h </w:instrText>
         </w:r>
         <w:r>
           <w:rPr>
@@ -7160,7 +6932,7 @@
           <w:rPr>
             <w:webHidden/>
           </w:rPr>
-          <w:t>18</w:t>
+          <w:t>21</w:t>
         </w:r>
         <w:r>
           <w:rPr>
@@ -7177,15 +6949,21 @@
           <w:rFonts w:asciiTheme="minorHAnsi" w:eastAsiaTheme="minorEastAsia" w:hAnsiTheme="minorHAnsi" w:cstheme="minorBidi"/>
           <w:kern w:val="2"/>
           <w:lang w:eastAsia="tr-TR"/>
+          <w14:scene3d>
+            <w14:camera w14:prst="orthographicFront"/>
+            <w14:lightRig w14:rig="threePt" w14:dir="t">
+              <w14:rot w14:lat="0" w14:lon="0" w14:rev="0"/>
+            </w14:lightRig>
+          </w14:scene3d>
           <w14:ligatures w14:val="standardContextual"/>
         </w:rPr>
       </w:pPr>
-      <w:hyperlink w:anchor="_Toc216027570" w:history="1">
+      <w:hyperlink w:anchor="_Toc227940474" w:history="1">
         <w:r>
           <w:rPr>
             <w:rStyle w:val="Kpr"/>
           </w:rPr>
-          <w:t>5.2. Model Performans ve Karşılaştırmalar</w:t>
+          <w:t>4.2. Model Eğitimi, Doğrulama ve Optimizasyon</w:t>
         </w:r>
         <w:r>
           <w:rPr>
@@ -7203,7 +6981,7 @@
           <w:rPr>
             <w:webHidden/>
           </w:rPr>
-          <w:instrText xml:space="preserve"> PAGEREF _Toc216027570 \h </w:instrText>
+          <w:instrText xml:space="preserve"> PAGEREF _Toc227940474 \h </w:instrText>
         </w:r>
         <w:r>
           <w:rPr>
@@ -7220,7 +6998,7 @@
           <w:rPr>
             <w:webHidden/>
           </w:rPr>
-          <w:t>18</w:t>
+          <w:t>21</w:t>
         </w:r>
         <w:r>
           <w:rPr>
@@ -7237,15 +7015,21 @@
           <w:rFonts w:asciiTheme="minorHAnsi" w:eastAsiaTheme="minorEastAsia" w:hAnsiTheme="minorHAnsi" w:cstheme="minorBidi"/>
           <w:kern w:val="2"/>
           <w:lang w:eastAsia="tr-TR"/>
+          <w14:scene3d>
+            <w14:camera w14:prst="orthographicFront"/>
+            <w14:lightRig w14:rig="threePt" w14:dir="t">
+              <w14:rot w14:lat="0" w14:lon="0" w14:rev="0"/>
+            </w14:lightRig>
+          </w14:scene3d>
           <w14:ligatures w14:val="standardContextual"/>
         </w:rPr>
       </w:pPr>
-      <w:hyperlink w:anchor="_Toc216027571" w:history="1">
+      <w:hyperlink w:anchor="_Toc227940475" w:history="1">
         <w:r>
           <w:rPr>
             <w:rStyle w:val="Kpr"/>
           </w:rPr>
-          <w:t>5.3. Bulguların Yorumu</w:t>
+          <w:t>4.3. Gerçek Zamanlı Sistem Mimarisi</w:t>
         </w:r>
         <w:r>
           <w:rPr>
@@ -7263,7 +7047,7 @@
           <w:rPr>
             <w:webHidden/>
           </w:rPr>
-          <w:instrText xml:space="preserve"> PAGEREF _Toc216027571 \h </w:instrText>
+          <w:instrText xml:space="preserve"> PAGEREF _Toc227940475 \h </w:instrText>
         </w:r>
         <w:r>
           <w:rPr>
@@ -7280,7 +7064,139 @@
           <w:rPr>
             <w:webHidden/>
           </w:rPr>
-          <w:t>18</w:t>
+          <w:t>21</w:t>
+        </w:r>
+        <w:r>
+          <w:rPr>
+            <w:webHidden/>
+          </w:rPr>
+          <w:fldChar w:fldCharType="end"/>
+        </w:r>
+      </w:hyperlink>
+    </w:p>
+    <w:p>
+      <w:pPr>
+        <w:pStyle w:val="T2"/>
+        <w:rPr>
+          <w:rFonts w:asciiTheme="minorHAnsi" w:eastAsiaTheme="minorEastAsia" w:hAnsiTheme="minorHAnsi" w:cstheme="minorBidi"/>
+          <w:kern w:val="2"/>
+          <w:lang w:eastAsia="tr-TR"/>
+          <w14:scene3d>
+            <w14:camera w14:prst="orthographicFront"/>
+            <w14:lightRig w14:rig="threePt" w14:dir="t">
+              <w14:rot w14:lat="0" w14:lon="0" w14:rev="0"/>
+            </w14:lightRig>
+          </w14:scene3d>
+          <w14:ligatures w14:val="standardContextual"/>
+        </w:rPr>
+      </w:pPr>
+      <w:hyperlink w:anchor="_Toc227940476" w:history="1">
+        <w:r>
+          <w:rPr>
+            <w:rStyle w:val="Kpr"/>
+          </w:rPr>
+          <w:t>4.4. Tarayıcı Eklentisi Geliştirme Süreci</w:t>
+        </w:r>
+        <w:r>
+          <w:rPr>
+            <w:webHidden/>
+          </w:rPr>
+          <w:tab/>
+        </w:r>
+        <w:r>
+          <w:rPr>
+            <w:webHidden/>
+          </w:rPr>
+          <w:fldChar w:fldCharType="begin"/>
+        </w:r>
+        <w:r>
+          <w:rPr>
+            <w:webHidden/>
+          </w:rPr>
+          <w:instrText xml:space="preserve"> PAGEREF _Toc227940476 \h </w:instrText>
+        </w:r>
+        <w:r>
+          <w:rPr>
+            <w:webHidden/>
+          </w:rPr>
+        </w:r>
+        <w:r>
+          <w:rPr>
+            <w:webHidden/>
+          </w:rPr>
+          <w:fldChar w:fldCharType="separate"/>
+        </w:r>
+        <w:r>
+          <w:rPr>
+            <w:webHidden/>
+          </w:rPr>
+          <w:t>21</w:t>
+        </w:r>
+        <w:r>
+          <w:rPr>
+            <w:webHidden/>
+          </w:rPr>
+          <w:fldChar w:fldCharType="end"/>
+        </w:r>
+      </w:hyperlink>
+    </w:p>
+    <w:p>
+      <w:pPr>
+        <w:pStyle w:val="T2"/>
+        <w:rPr>
+          <w:rFonts w:asciiTheme="minorHAnsi" w:eastAsiaTheme="minorEastAsia" w:hAnsiTheme="minorHAnsi" w:cstheme="minorBidi"/>
+          <w:kern w:val="2"/>
+          <w:lang w:eastAsia="tr-TR"/>
+          <w14:scene3d>
+            <w14:camera w14:prst="orthographicFront"/>
+            <w14:lightRig w14:rig="threePt" w14:dir="t">
+              <w14:rot w14:lat="0" w14:lon="0" w14:rev="0"/>
+            </w14:lightRig>
+          </w14:scene3d>
+          <w14:ligatures w14:val="standardContextual"/>
+        </w:rPr>
+      </w:pPr>
+      <w:hyperlink w:anchor="_Toc227940477" w:history="1">
+        <w:r>
+          <w:rPr>
+            <w:rStyle w:val="Kpr"/>
+          </w:rPr>
+          <w:t>4.5. Güvenlik ve Performans Değerlendirme</w:t>
+        </w:r>
+        <w:r>
+          <w:rPr>
+            <w:webHidden/>
+          </w:rPr>
+          <w:tab/>
+        </w:r>
+        <w:r>
+          <w:rPr>
+            <w:webHidden/>
+          </w:rPr>
+          <w:fldChar w:fldCharType="begin"/>
+        </w:r>
+        <w:r>
+          <w:rPr>
+            <w:webHidden/>
+          </w:rPr>
+          <w:instrText xml:space="preserve"> PAGEREF _Toc227940477 \h </w:instrText>
+        </w:r>
+        <w:r>
+          <w:rPr>
+            <w:webHidden/>
+          </w:rPr>
+        </w:r>
+        <w:r>
+          <w:rPr>
+            <w:webHidden/>
+          </w:rPr>
+          <w:fldChar w:fldCharType="separate"/>
+        </w:r>
+        <w:r>
+          <w:rPr>
+            <w:webHidden/>
+          </w:rPr>
+          <w:t>21</w:t>
         </w:r>
         <w:r>
           <w:rPr>
@@ -7302,13 +7218,13 @@
           <w14:ligatures w14:val="standardContextual"/>
         </w:rPr>
       </w:pPr>
-      <w:hyperlink w:anchor="_Toc216027572" w:history="1">
+      <w:hyperlink w:anchor="_Toc227940478" w:history="1">
         <w:r>
           <w:rPr>
             <w:rStyle w:val="Kpr"/>
             <w:noProof/>
           </w:rPr>
-          <w:t>6. KAYNAKÇA</w:t>
+          <w:t>5. SONUÇLAR VE DEĞERLENDİRME</w:t>
         </w:r>
         <w:r>
           <w:rPr>
@@ -7329,7 +7245,7 @@
             <w:noProof/>
             <w:webHidden/>
           </w:rPr>
-          <w:instrText xml:space="preserve"> PAGEREF _Toc216027572 \h </w:instrText>
+          <w:instrText xml:space="preserve"> PAGEREF _Toc227940478 \h </w:instrText>
         </w:r>
         <w:r>
           <w:rPr>
@@ -7349,11 +7265,209 @@
             <w:noProof/>
             <w:webHidden/>
           </w:rPr>
-          <w:t>19</w:t>
+          <w:t>21</w:t>
         </w:r>
         <w:r>
           <w:rPr>
             <w:noProof/>
+            <w:webHidden/>
+          </w:rPr>
+          <w:fldChar w:fldCharType="end"/>
+        </w:r>
+      </w:hyperlink>
+    </w:p>
+    <w:p>
+      <w:pPr>
+        <w:pStyle w:val="T2"/>
+        <w:rPr>
+          <w:rFonts w:asciiTheme="minorHAnsi" w:eastAsiaTheme="minorEastAsia" w:hAnsiTheme="minorHAnsi" w:cstheme="minorBidi"/>
+          <w:kern w:val="2"/>
+          <w:lang w:eastAsia="tr-TR"/>
+          <w14:scene3d>
+            <w14:camera w14:prst="orthographicFront"/>
+            <w14:lightRig w14:rig="threePt" w14:dir="t">
+              <w14:rot w14:lat="0" w14:lon="0" w14:rev="0"/>
+            </w14:lightRig>
+          </w14:scene3d>
+          <w14:ligatures w14:val="standardContextual"/>
+        </w:rPr>
+      </w:pPr>
+      <w:hyperlink w:anchor="_Toc227940479" w:history="1">
+        <w:r>
+          <w:rPr>
+            <w:rStyle w:val="Kpr"/>
+          </w:rPr>
+          <w:t>5.1. Deneysel Bulgular</w:t>
+        </w:r>
+        <w:r>
+          <w:rPr>
+            <w:webHidden/>
+          </w:rPr>
+          <w:tab/>
+        </w:r>
+        <w:r>
+          <w:rPr>
+            <w:webHidden/>
+          </w:rPr>
+          <w:fldChar w:fldCharType="begin"/>
+        </w:r>
+        <w:r>
+          <w:rPr>
+            <w:webHidden/>
+          </w:rPr>
+          <w:instrText xml:space="preserve"> PAGEREF _Toc227940479 \h </w:instrText>
+        </w:r>
+        <w:r>
+          <w:rPr>
+            <w:webHidden/>
+          </w:rPr>
+        </w:r>
+        <w:r>
+          <w:rPr>
+            <w:webHidden/>
+          </w:rPr>
+          <w:fldChar w:fldCharType="separate"/>
+        </w:r>
+        <w:r>
+          <w:rPr>
+            <w:webHidden/>
+          </w:rPr>
+          <w:t>21</w:t>
+        </w:r>
+        <w:r>
+          <w:rPr>
+            <w:webHidden/>
+          </w:rPr>
+          <w:fldChar w:fldCharType="end"/>
+        </w:r>
+      </w:hyperlink>
+    </w:p>
+    <w:p>
+      <w:pPr>
+        <w:pStyle w:val="T2"/>
+        <w:rPr>
+          <w:rFonts w:asciiTheme="minorHAnsi" w:eastAsiaTheme="minorEastAsia" w:hAnsiTheme="minorHAnsi" w:cstheme="minorBidi"/>
+          <w:kern w:val="2"/>
+          <w:lang w:eastAsia="tr-TR"/>
+          <w14:scene3d>
+            <w14:camera w14:prst="orthographicFront"/>
+            <w14:lightRig w14:rig="threePt" w14:dir="t">
+              <w14:rot w14:lat="0" w14:lon="0" w14:rev="0"/>
+            </w14:lightRig>
+          </w14:scene3d>
+          <w14:ligatures w14:val="standardContextual"/>
+        </w:rPr>
+      </w:pPr>
+      <w:hyperlink w:anchor="_Toc227940480" w:history="1">
+        <w:r>
+          <w:rPr>
+            <w:rStyle w:val="Kpr"/>
+          </w:rPr>
+          <w:t>5.2. Model Performans ve Karşılaştırmalar</w:t>
+        </w:r>
+        <w:r>
+          <w:rPr>
+            <w:webHidden/>
+          </w:rPr>
+          <w:tab/>
+        </w:r>
+        <w:r>
+          <w:rPr>
+            <w:webHidden/>
+          </w:rPr>
+          <w:fldChar w:fldCharType="begin"/>
+        </w:r>
+        <w:r>
+          <w:rPr>
+            <w:webHidden/>
+          </w:rPr>
+          <w:instrText xml:space="preserve"> PAGEREF _Toc227940480 \h </w:instrText>
+        </w:r>
+        <w:r>
+          <w:rPr>
+            <w:webHidden/>
+          </w:rPr>
+        </w:r>
+        <w:r>
+          <w:rPr>
+            <w:webHidden/>
+          </w:rPr>
+          <w:fldChar w:fldCharType="separate"/>
+        </w:r>
+        <w:r>
+          <w:rPr>
+            <w:webHidden/>
+          </w:rPr>
+          <w:t>21</w:t>
+        </w:r>
+        <w:r>
+          <w:rPr>
+            <w:webHidden/>
+          </w:rPr>
+          <w:fldChar w:fldCharType="end"/>
+        </w:r>
+      </w:hyperlink>
+    </w:p>
+    <w:p>
+      <w:pPr>
+        <w:pStyle w:val="T2"/>
+        <w:rPr>
+          <w:rFonts w:asciiTheme="minorHAnsi" w:eastAsiaTheme="minorEastAsia" w:hAnsiTheme="minorHAnsi" w:cstheme="minorBidi"/>
+          <w:kern w:val="2"/>
+          <w:lang w:eastAsia="tr-TR"/>
+          <w14:scene3d>
+            <w14:camera w14:prst="orthographicFront"/>
+            <w14:lightRig w14:rig="threePt" w14:dir="t">
+              <w14:rot w14:lat="0" w14:lon="0" w14:rev="0"/>
+            </w14:lightRig>
+          </w14:scene3d>
+          <w14:ligatures w14:val="standardContextual"/>
+        </w:rPr>
+      </w:pPr>
+      <w:hyperlink w:anchor="_Toc227940481" w:history="1">
+        <w:r>
+          <w:rPr>
+            <w:rStyle w:val="Kpr"/>
+          </w:rPr>
+          <w:t>5.3. Bulguların Yorumu</w:t>
+        </w:r>
+        <w:r>
+          <w:rPr>
+            <w:webHidden/>
+          </w:rPr>
+          <w:tab/>
+        </w:r>
+        <w:r>
+          <w:rPr>
+            <w:webHidden/>
+          </w:rPr>
+          <w:fldChar w:fldCharType="begin"/>
+        </w:r>
+        <w:r>
+          <w:rPr>
+            <w:webHidden/>
+          </w:rPr>
+          <w:instrText xml:space="preserve"> PAGEREF _Toc227940481 \h </w:instrText>
+        </w:r>
+        <w:r>
+          <w:rPr>
+            <w:webHidden/>
+          </w:rPr>
+        </w:r>
+        <w:r>
+          <w:rPr>
+            <w:webHidden/>
+          </w:rPr>
+          <w:fldChar w:fldCharType="separate"/>
+        </w:r>
+        <w:r>
+          <w:rPr>
+            <w:webHidden/>
+          </w:rPr>
+          <w:t>21</w:t>
+        </w:r>
+        <w:r>
+          <w:rPr>
             <w:webHidden/>
           </w:rPr>
           <w:fldChar w:fldCharType="end"/>
@@ -7372,13 +7486,13 @@
           <w14:ligatures w14:val="standardContextual"/>
         </w:rPr>
       </w:pPr>
-      <w:hyperlink w:anchor="_Toc216027573" w:history="1">
+      <w:hyperlink w:anchor="_Toc227940482" w:history="1">
         <w:r>
           <w:rPr>
             <w:rStyle w:val="Kpr"/>
             <w:noProof/>
           </w:rPr>
-          <w:t>7. ÖZGEÇMİŞ</w:t>
+          <w:t>KAYNAKÇA</w:t>
         </w:r>
         <w:r>
           <w:rPr>
@@ -7399,7 +7513,7 @@
             <w:noProof/>
             <w:webHidden/>
           </w:rPr>
-          <w:instrText xml:space="preserve"> PAGEREF _Toc216027573 \h </w:instrText>
+          <w:instrText xml:space="preserve"> PAGEREF _Toc227940482 \h </w:instrText>
         </w:r>
         <w:r>
           <w:rPr>
@@ -7420,6 +7534,76 @@
             <w:webHidden/>
           </w:rPr>
           <w:t>21</w:t>
+        </w:r>
+        <w:r>
+          <w:rPr>
+            <w:noProof/>
+            <w:webHidden/>
+          </w:rPr>
+          <w:fldChar w:fldCharType="end"/>
+        </w:r>
+      </w:hyperlink>
+    </w:p>
+    <w:p>
+      <w:pPr>
+        <w:pStyle w:val="T1"/>
+        <w:rPr>
+          <w:rFonts w:asciiTheme="minorHAnsi" w:eastAsiaTheme="minorEastAsia" w:hAnsiTheme="minorHAnsi" w:cstheme="minorBidi"/>
+          <w:b w:val="0"/>
+          <w:noProof/>
+          <w:kern w:val="2"/>
+          <w:lang w:eastAsia="tr-TR"/>
+          <w14:ligatures w14:val="standardContextual"/>
+        </w:rPr>
+      </w:pPr>
+      <w:hyperlink w:anchor="_Toc227940483" w:history="1">
+        <w:r>
+          <w:rPr>
+            <w:rStyle w:val="Kpr"/>
+            <w:noProof/>
+          </w:rPr>
+          <w:t>6. ÖZGEÇMİŞ</w:t>
+        </w:r>
+        <w:r>
+          <w:rPr>
+            <w:noProof/>
+            <w:webHidden/>
+          </w:rPr>
+          <w:tab/>
+        </w:r>
+        <w:r>
+          <w:rPr>
+            <w:noProof/>
+            <w:webHidden/>
+          </w:rPr>
+          <w:fldChar w:fldCharType="begin"/>
+        </w:r>
+        <w:r>
+          <w:rPr>
+            <w:noProof/>
+            <w:webHidden/>
+          </w:rPr>
+          <w:instrText xml:space="preserve"> PAGEREF _Toc227940483 \h </w:instrText>
+        </w:r>
+        <w:r>
+          <w:rPr>
+            <w:noProof/>
+            <w:webHidden/>
+          </w:rPr>
+        </w:r>
+        <w:r>
+          <w:rPr>
+            <w:noProof/>
+            <w:webHidden/>
+          </w:rPr>
+          <w:fldChar w:fldCharType="separate"/>
+        </w:r>
+        <w:r>
+          <w:rPr>
+            <w:noProof/>
+            <w:webHidden/>
+          </w:rPr>
+          <w:t>23</w:t>
         </w:r>
         <w:r>
           <w:rPr>
@@ -7472,7 +7656,7 @@
       </w:pPr>
       <w:bookmarkStart w:id="3" w:name="_Toc190755568"/>
       <w:bookmarkStart w:id="4" w:name="_Toc190755889"/>
-      <w:bookmarkStart w:id="5" w:name="_Toc216027543"/>
+      <w:bookmarkStart w:id="5" w:name="_Toc227940452"/>
       <w:r>
         <w:lastRenderedPageBreak/>
         <w:t>KISALTMALAR</w:t>
@@ -7559,7 +7743,7 @@
           <w:numId w:val="0"/>
         </w:numPr>
       </w:pPr>
-      <w:bookmarkStart w:id="8" w:name="_Toc216027544"/>
+      <w:bookmarkStart w:id="8" w:name="_Toc227940453"/>
       <w:r>
         <w:lastRenderedPageBreak/>
         <w:t>TABLO</w:t>
@@ -7683,7 +7867,7 @@
           <w:numId w:val="0"/>
         </w:numPr>
       </w:pPr>
-      <w:bookmarkStart w:id="11" w:name="_Toc216027545"/>
+      <w:bookmarkStart w:id="11" w:name="_Toc227940454"/>
       <w:r>
         <w:lastRenderedPageBreak/>
         <w:t>ŞEKİL LİSTESİ</w:t>
@@ -7990,7 +8174,7 @@
         <w:spacing w:before="1440"/>
         <w:outlineLvl w:val="0"/>
       </w:pPr>
-      <w:bookmarkStart w:id="22" w:name="_Toc216027546"/>
+      <w:bookmarkStart w:id="22" w:name="_Toc227940455"/>
       <w:r>
         <w:rPr>
           <w:bCs/>
@@ -7998,12 +8182,14 @@
         <w:lastRenderedPageBreak/>
         <w:t>CLASSIFICATION OF PHISHING ATTACKS WITH REAL-TIME URL ANALYSIS AND BROWSER EXTENSION DEVELOPMENT</w:t>
       </w:r>
+      <w:bookmarkEnd w:id="22"/>
     </w:p>
     <w:p>
       <w:pPr>
         <w:pStyle w:val="ZETBALII"/>
         <w:outlineLvl w:val="0"/>
       </w:pPr>
+      <w:bookmarkStart w:id="23" w:name="_Toc227940456"/>
       <w:r>
         <w:t>SUMMARY</w:t>
       </w:r>
@@ -8012,7 +8198,7 @@
       <w:bookmarkEnd w:id="19"/>
       <w:bookmarkEnd w:id="20"/>
       <w:bookmarkEnd w:id="21"/>
-      <w:bookmarkEnd w:id="22"/>
+      <w:bookmarkEnd w:id="23"/>
       <w:r>
         <w:t xml:space="preserve"> </w:t>
       </w:r>
@@ -12248,18 +12434,18 @@
       <w:pPr>
         <w:pStyle w:val="Balk1"/>
       </w:pPr>
-      <w:bookmarkStart w:id="23" w:name="_Toc190755316"/>
-      <w:bookmarkStart w:id="24" w:name="_Toc190755894"/>
-      <w:bookmarkStart w:id="25" w:name="_Toc224357594"/>
-      <w:bookmarkStart w:id="26" w:name="_Toc216027547"/>
+      <w:bookmarkStart w:id="24" w:name="_Toc190755316"/>
+      <w:bookmarkStart w:id="25" w:name="_Toc190755894"/>
+      <w:bookmarkStart w:id="26" w:name="_Toc224357594"/>
+      <w:bookmarkStart w:id="27" w:name="_Toc227940457"/>
       <w:r>
         <w:lastRenderedPageBreak/>
         <w:t>GİRİŞ</w:t>
       </w:r>
-      <w:bookmarkEnd w:id="23"/>
       <w:bookmarkEnd w:id="24"/>
       <w:bookmarkEnd w:id="25"/>
       <w:bookmarkEnd w:id="26"/>
+      <w:bookmarkEnd w:id="27"/>
       <w:r>
         <w:t xml:space="preserve"> </w:t>
       </w:r>
@@ -12754,11 +12940,11 @@
         <w:pStyle w:val="Balk2"/>
         <w:spacing w:before="240" w:after="120"/>
       </w:pPr>
-      <w:bookmarkStart w:id="27" w:name="_Toc216027548"/>
+      <w:bookmarkStart w:id="28" w:name="_Toc227940458"/>
       <w:r>
         <w:t>Problem Tanımı</w:t>
       </w:r>
-      <w:bookmarkEnd w:id="27"/>
+      <w:bookmarkEnd w:id="28"/>
     </w:p>
     <w:p>
       <w:r>
@@ -13009,11 +13195,11 @@
         <w:pStyle w:val="Balk2"/>
         <w:spacing w:before="240" w:after="120"/>
       </w:pPr>
-      <w:bookmarkStart w:id="28" w:name="_Toc216027549"/>
+      <w:bookmarkStart w:id="29" w:name="_Toc227940459"/>
       <w:r>
         <w:t>Tezin Amacı ve Kapsamı</w:t>
       </w:r>
-      <w:bookmarkEnd w:id="28"/>
+      <w:bookmarkEnd w:id="29"/>
     </w:p>
     <w:p>
       <w:r>
@@ -13109,12 +13295,12 @@
         <w:pStyle w:val="Balk2"/>
         <w:spacing w:before="240" w:after="120"/>
       </w:pPr>
-      <w:bookmarkStart w:id="29" w:name="_Toc216027550"/>
+      <w:bookmarkStart w:id="30" w:name="_Toc227940460"/>
       <w:r>
         <w:lastRenderedPageBreak/>
         <w:t>Tez Organizasyonu</w:t>
       </w:r>
-      <w:bookmarkEnd w:id="29"/>
+      <w:bookmarkEnd w:id="30"/>
     </w:p>
     <w:p>
       <w:r>
@@ -13206,7 +13392,7 @@
       <w:pPr>
         <w:pStyle w:val="Balk1"/>
       </w:pPr>
-      <w:bookmarkStart w:id="30" w:name="_Toc216027551"/>
+      <w:bookmarkStart w:id="31" w:name="_Toc227940461"/>
       <w:r>
         <w:lastRenderedPageBreak/>
         <w:t>TEMEL BİLGİLER</w:t>
@@ -13214,18 +13400,18 @@
       <w:r>
         <w:t xml:space="preserve"> VE LİTERATÜR ARAŞTIRMASI</w:t>
       </w:r>
-      <w:bookmarkEnd w:id="30"/>
+      <w:bookmarkEnd w:id="31"/>
     </w:p>
     <w:p>
       <w:pPr>
         <w:pStyle w:val="Balk2"/>
         <w:spacing w:before="240" w:after="120"/>
       </w:pPr>
-      <w:bookmarkStart w:id="31" w:name="_Toc216027552"/>
+      <w:bookmarkStart w:id="32" w:name="_Toc227940462"/>
       <w:r>
         <w:t>Web ve URL Güvenliği</w:t>
       </w:r>
-      <w:bookmarkEnd w:id="31"/>
+      <w:bookmarkEnd w:id="32"/>
     </w:p>
     <w:p>
       <w:r>
@@ -13576,11 +13762,11 @@
         <w:pStyle w:val="Balk2"/>
         <w:spacing w:before="240" w:after="120"/>
       </w:pPr>
-      <w:bookmarkStart w:id="32" w:name="_Toc216027553"/>
+      <w:bookmarkStart w:id="33" w:name="_Toc227940463"/>
       <w:r>
         <w:t>Web Güvenliğinde Makine Öğrenmesi Algoritmaları</w:t>
       </w:r>
-      <w:bookmarkEnd w:id="32"/>
+      <w:bookmarkEnd w:id="33"/>
     </w:p>
     <w:p>
       <w:r>
@@ -14527,7 +14713,7 @@
         <w:pStyle w:val="Balk2"/>
         <w:spacing w:before="240" w:after="120"/>
       </w:pPr>
-      <w:bookmarkStart w:id="33" w:name="_Toc216027554"/>
+      <w:bookmarkStart w:id="34" w:name="_Toc227940464"/>
       <w:proofErr w:type="spellStart"/>
       <w:r>
         <w:t>Lexical</w:t>
@@ -14536,7 +14722,7 @@
       <w:r>
         <w:t xml:space="preserve"> Analiz</w:t>
       </w:r>
-      <w:bookmarkEnd w:id="33"/>
+      <w:bookmarkEnd w:id="34"/>
     </w:p>
     <w:p>
       <w:proofErr w:type="spellStart"/>
@@ -14959,11 +15145,11 @@
         <w:pStyle w:val="Balk2"/>
         <w:spacing w:before="240" w:after="120"/>
       </w:pPr>
-      <w:bookmarkStart w:id="34" w:name="_Toc216027555"/>
+      <w:bookmarkStart w:id="35" w:name="_Toc227940465"/>
       <w:r>
         <w:t>Literatür Çalışmaları</w:t>
       </w:r>
-      <w:bookmarkEnd w:id="34"/>
+      <w:bookmarkEnd w:id="35"/>
     </w:p>
     <w:p>
       <w:pPr>
@@ -15936,7 +16122,7 @@
         <w:lastRenderedPageBreak/>
         <w:t xml:space="preserve">  </w:t>
       </w:r>
-      <w:bookmarkStart w:id="35" w:name="_Toc216027556"/>
+      <w:bookmarkStart w:id="36" w:name="_Toc227940466"/>
       <w:r>
         <w:t xml:space="preserve">URL </w:t>
       </w:r>
@@ -15946,18 +16132,18 @@
       <w:r>
         <w:t xml:space="preserve"> ve ÖZELLİK MÜHENDİSLİĞİ</w:t>
       </w:r>
-      <w:bookmarkEnd w:id="35"/>
+      <w:bookmarkEnd w:id="36"/>
     </w:p>
     <w:p>
       <w:pPr>
         <w:pStyle w:val="Balk2"/>
         <w:spacing w:before="240" w:after="120"/>
       </w:pPr>
-      <w:bookmarkStart w:id="36" w:name="_Toc216027557"/>
+      <w:bookmarkStart w:id="37" w:name="_Toc227940467"/>
       <w:r>
         <w:t>URL Analizi Süreci ve Genel Yapı</w:t>
       </w:r>
-      <w:bookmarkEnd w:id="36"/>
+      <w:bookmarkEnd w:id="37"/>
     </w:p>
     <w:p>
       <w:pPr>
@@ -16163,19 +16349,7 @@
         <w:rPr>
           <w:lang w:eastAsia="en-US"/>
         </w:rPr>
-        <w:t xml:space="preserve"> özellikler elde edilmiştir. Bu özellikler, literatürde yer alan çalışmalar incelenerek belirlenmiş ve </w:t>
-      </w:r>
-      <w:r>
-        <w:rPr>
-          <w:lang w:eastAsia="en-US"/>
-        </w:rPr>
-        <w:t>veri setindeki sadece url den çıkarılabilecek özellikleri bırakıp, ek bir bilgi kaynağı veya işlem gerektirecek öznitelikler silinerek oluşturulmuştur</w:t>
-      </w:r>
-      <w:r>
-        <w:rPr>
-          <w:lang w:eastAsia="en-US"/>
-        </w:rPr>
-        <w:t>. Bu kapsamda yaklaşık 5</w:t>
+        <w:t xml:space="preserve"> özellikler elde edilmiştir. Bu özellikler, literatürde yer alan çalışmalar incelenerek belirlenmiş ve veri setindeki sadece url den çıkarılabilecek özellikleri bırakıp, ek bir bilgi kaynağı veya işlem gerektirecek öznitelikler silinerek oluşturulmuştur. Bu kapsamda yaklaşık 5</w:t>
       </w:r>
       <w:r>
         <w:rPr>
@@ -16283,11 +16457,11 @@
         <w:pStyle w:val="Balk2"/>
         <w:spacing w:before="240" w:after="120"/>
       </w:pPr>
-      <w:bookmarkStart w:id="37" w:name="_Toc216027558"/>
+      <w:bookmarkStart w:id="38" w:name="_Toc227940468"/>
       <w:r>
         <w:t>Veri Kaynakları ve Toplama Yöntemi</w:t>
       </w:r>
-      <w:bookmarkEnd w:id="37"/>
+      <w:bookmarkEnd w:id="38"/>
     </w:p>
     <w:p>
       <w:pPr>
@@ -16472,16 +16646,13 @@
         <w:pStyle w:val="Balk2"/>
         <w:spacing w:before="240" w:after="120"/>
       </w:pPr>
-      <w:bookmarkStart w:id="38" w:name="_Toc216027559"/>
+      <w:bookmarkStart w:id="39" w:name="_Toc227940469"/>
       <w:r>
         <w:t>Veri Ön İşleme Aşamaları</w:t>
       </w:r>
-      <w:bookmarkEnd w:id="38"/>
-    </w:p>
-    <w:p>
-      <w:pPr>
-        <w:jc w:val="left"/>
-      </w:pPr>
+      <w:bookmarkEnd w:id="39"/>
+    </w:p>
+    <w:p>
       <w:r>
         <w:t xml:space="preserve">Veri ön işleme aşaması, ham veri setinin analiz ve modelleme sürecine uygun hale getirilmesi açısından kritik bir adımdır. Bu çalışmada, kullanılan veri seti başlangıçta belirli özellikleri içerecek şekilde yapılandırılmış olsa </w:t>
       </w:r>
@@ -16499,33 +16670,21 @@
       </w:r>
     </w:p>
     <w:p>
-      <w:pPr>
-        <w:jc w:val="left"/>
-      </w:pPr>
       <w:r>
         <w:t>İlk olarak, veri seti üzerinde gereksiz veya çalışmanın kapsamı dışında kalan özellikler tespit edilerek veri setinden çıkarılmıştır. Özellikle URL yapısından doğrudan elde edilemeyen ve harici kaynaklara dayanan özellikler elenerek analiz süreci sadeleştirilmiştir. Bu sayede, modelin yalnızca URL tabanlı nitelikler üzerinden öğrenmesi sağlanmıştır.</w:t>
       </w:r>
     </w:p>
     <w:p>
-      <w:pPr>
-        <w:jc w:val="left"/>
-      </w:pPr>
       <w:r>
         <w:t>Ardından, veri setinde yer alan eksik veya hatalı kayıtlar kontrol edilmiş ve veri bütünlüğünü bozabilecek örnekler temizlenmiştir. Bu işlem, modelin hatalı öğrenme gerçekleştirmesini engellemek açısından önemlidir.</w:t>
       </w:r>
     </w:p>
     <w:p>
-      <w:pPr>
-        <w:jc w:val="left"/>
-      </w:pPr>
       <w:r>
         <w:t>Bir sonraki adımda, özelliklerin veri tipleri ve formatları düzenlenmiş, tüm değişkenlerin makine öğrenmesi algoritmalarına uygun sayısal formata dönüştürülmesi sağlanmıştır. Ayrıca, bazı oran tabanlı özelliklerde ortaya çıkabilecek tanımsız değerler (örneğin sıfıra bölme durumu) kontrol edilerek gerekli düzeltmeler yapılmıştır.</w:t>
       </w:r>
     </w:p>
     <w:p>
-      <w:pPr>
-        <w:jc w:val="left"/>
-      </w:pPr>
       <w:r>
         <w:t>Son olarak, veri seti model eğitimine uygun hale getirilmiş ve özellik mühendisliği ile elde edilen niteliklerin tutarlı bir yapı içerisinde kullanılabilmesi sağlanmıştır. Bu aşama, sonraki süreçlerde gerçekleştirilecek özellik seçimi ve model eğitimi adımlarının sağlıklı bir şekilde yürütülmesine zemin hazırlamaktadır.</w:t>
       </w:r>
@@ -16535,7 +16694,7 @@
         <w:pStyle w:val="Balk2"/>
         <w:spacing w:before="240" w:after="120"/>
       </w:pPr>
-      <w:bookmarkStart w:id="39" w:name="_Toc216027560"/>
+      <w:bookmarkStart w:id="40" w:name="_Toc227940470"/>
       <w:proofErr w:type="spellStart"/>
       <w:r>
         <w:t>Lexical</w:t>
@@ -16544,7 +16703,7 @@
       <w:r>
         <w:t xml:space="preserve"> Özelliklerin Belirlenmesi</w:t>
       </w:r>
-      <w:bookmarkEnd w:id="39"/>
+      <w:bookmarkEnd w:id="40"/>
     </w:p>
     <w:p>
       <w:r>
@@ -16654,35 +16813,23 @@
         <w:pStyle w:val="Balk2"/>
         <w:spacing w:before="240" w:after="120"/>
       </w:pPr>
-      <w:bookmarkStart w:id="40" w:name="_Toc216027561"/>
+      <w:bookmarkStart w:id="41" w:name="_Toc227940471"/>
       <w:r>
         <w:t>Özellik Seçimi ve Boyut Azaltma</w:t>
       </w:r>
-      <w:bookmarkEnd w:id="40"/>
-    </w:p>
-    <w:p>
-      <w:pPr>
-        <w:rPr>
-          <w:lang w:eastAsia="en-US"/>
-        </w:rPr>
-      </w:pPr>
-      <w:r>
-        <w:rPr>
-          <w:lang w:eastAsia="en-US"/>
-        </w:rPr>
-        <w:t>Bu çalışmada, URL’lerden türetilen yaklaşık 5</w:t>
-      </w:r>
-      <w:r>
-        <w:rPr>
-          <w:lang w:eastAsia="en-US"/>
-        </w:rPr>
-        <w:t>4</w:t>
-      </w:r>
-      <w:r>
-        <w:rPr>
-          <w:lang w:eastAsia="en-US"/>
-        </w:rPr>
-        <w:t xml:space="preserve"> farklı </w:t>
+      <w:bookmarkEnd w:id="41"/>
+    </w:p>
+    <w:p>
+      <w:pPr>
+        <w:rPr>
+          <w:lang w:eastAsia="en-US"/>
+        </w:rPr>
+      </w:pPr>
+      <w:r>
+        <w:rPr>
+          <w:lang w:eastAsia="en-US"/>
+        </w:rPr>
+        <w:t xml:space="preserve">Bu çalışmada, URL’lerden türetilen yaklaşık 54 farklı </w:t>
       </w:r>
       <w:proofErr w:type="spellStart"/>
       <w:r>
@@ -16737,13 +16884,7 @@
         <w:rPr>
           <w:lang w:eastAsia="en-US"/>
         </w:rPr>
-        <w:t xml:space="preserve"> (tekrarlı) bilgi taşıdığı için bu özelliklerden yalnızca biri korunmuş, diğerleri veri setinden çıkarılmıştır. Bu işlem, modelin gereksiz ve tekrar eden bilgileri öğrenmesini engelleyerek daha sade ve anlamlı bir veri yapısı oluşturulmasını sağlamıştır.</w:t>
-      </w:r>
-      <w:r>
-        <w:rPr>
-          <w:lang w:eastAsia="en-US"/>
-        </w:rPr>
-        <w:t xml:space="preserve"> Özelliklerin birbiriyle olan korelasyon </w:t>
+        <w:t xml:space="preserve"> (tekrarlı) bilgi taşıdığı için bu özelliklerden yalnızca biri korunmuş, diğerleri veri setinden çıkarılmıştır. Bu işlem, modelin gereksiz ve tekrar eden bilgileri öğrenmesini engelleyerek daha sade ve anlamlı bir veri yapısı oluşturulmasını sağlamıştır. Özelliklerin birbiriyle olan korelasyon </w:t>
       </w:r>
       <w:r>
         <w:rPr>
@@ -16991,113 +17132,113 @@
         <w:pStyle w:val="Balk1"/>
         <w:ind w:left="431" w:hanging="431"/>
       </w:pPr>
-      <w:bookmarkStart w:id="41" w:name="_Toc216027562"/>
+      <w:bookmarkStart w:id="42" w:name="_Toc227940472"/>
       <w:r>
         <w:lastRenderedPageBreak/>
         <w:t>MODEL GELİŞTİRME VE GERÇEK ZAMANLI SİSTEM TASARIMI</w:t>
       </w:r>
-      <w:bookmarkEnd w:id="41"/>
+      <w:bookmarkEnd w:id="42"/>
     </w:p>
     <w:p>
       <w:pPr>
         <w:pStyle w:val="Balk2"/>
         <w:spacing w:before="240" w:after="120"/>
       </w:pPr>
-      <w:bookmarkStart w:id="42" w:name="_Toc216027563"/>
+      <w:bookmarkStart w:id="43" w:name="_Toc227940473"/>
       <w:r>
         <w:t>Kullanılan Makine Öğrenmesi Algoritmaları</w:t>
       </w:r>
-      <w:bookmarkEnd w:id="42"/>
+      <w:bookmarkEnd w:id="43"/>
     </w:p>
     <w:p>
       <w:pPr>
         <w:pStyle w:val="Balk2"/>
         <w:spacing w:before="240" w:after="120"/>
       </w:pPr>
-      <w:bookmarkStart w:id="43" w:name="_Toc216027564"/>
+      <w:bookmarkStart w:id="44" w:name="_Toc227940474"/>
       <w:r>
         <w:t>Model Eğitimi, Doğrulama ve Optimizasyon</w:t>
       </w:r>
-      <w:bookmarkEnd w:id="43"/>
+      <w:bookmarkEnd w:id="44"/>
     </w:p>
     <w:p>
       <w:pPr>
         <w:pStyle w:val="Balk2"/>
         <w:spacing w:before="240" w:after="120"/>
       </w:pPr>
-      <w:bookmarkStart w:id="44" w:name="_Toc216027565"/>
+      <w:bookmarkStart w:id="45" w:name="_Toc227940475"/>
       <w:r>
         <w:t>Gerçek Zamanlı Sistem Mimarisi</w:t>
       </w:r>
-      <w:bookmarkEnd w:id="44"/>
+      <w:bookmarkEnd w:id="45"/>
     </w:p>
     <w:p>
       <w:pPr>
         <w:pStyle w:val="Balk2"/>
         <w:spacing w:before="240" w:after="120"/>
       </w:pPr>
-      <w:bookmarkStart w:id="45" w:name="_Toc216027566"/>
+      <w:bookmarkStart w:id="46" w:name="_Toc227940476"/>
       <w:r>
         <w:t>Tarayıcı Eklentisi Geliştirme Süreci</w:t>
       </w:r>
-      <w:bookmarkEnd w:id="45"/>
+      <w:bookmarkEnd w:id="46"/>
     </w:p>
     <w:p>
       <w:pPr>
         <w:pStyle w:val="Balk2"/>
         <w:spacing w:before="240" w:after="120"/>
       </w:pPr>
-      <w:bookmarkStart w:id="46" w:name="_Toc216027567"/>
+      <w:bookmarkStart w:id="47" w:name="_Toc227940477"/>
       <w:r>
         <w:t>Güvenlik ve Performans Değerlendirm</w:t>
       </w:r>
-      <w:bookmarkEnd w:id="46"/>
       <w:r>
         <w:t>e</w:t>
       </w:r>
+      <w:bookmarkEnd w:id="47"/>
     </w:p>
     <w:p>
       <w:pPr>
         <w:pStyle w:val="Balk1"/>
       </w:pPr>
-      <w:bookmarkStart w:id="47" w:name="_Toc216027568"/>
+      <w:bookmarkStart w:id="48" w:name="_Toc227940478"/>
       <w:r>
         <w:t>SONUÇLAR VE DEĞERLENDİRME</w:t>
       </w:r>
-      <w:bookmarkEnd w:id="47"/>
+      <w:bookmarkEnd w:id="48"/>
     </w:p>
     <w:p>
       <w:pPr>
         <w:pStyle w:val="Balk2"/>
         <w:spacing w:before="240" w:after="120"/>
       </w:pPr>
-      <w:bookmarkStart w:id="48" w:name="_Toc216027569"/>
+      <w:bookmarkStart w:id="49" w:name="_Toc227940479"/>
       <w:r>
         <w:t>Deneysel Bulgular</w:t>
       </w:r>
-      <w:bookmarkEnd w:id="48"/>
+      <w:bookmarkEnd w:id="49"/>
     </w:p>
     <w:p>
       <w:pPr>
         <w:pStyle w:val="Balk2"/>
         <w:spacing w:before="240" w:after="120"/>
       </w:pPr>
-      <w:bookmarkStart w:id="49" w:name="_Toc216027570"/>
+      <w:bookmarkStart w:id="50" w:name="_Toc227940480"/>
       <w:r>
         <w:t>Model Performans ve Karşılaştırmalar</w:t>
       </w:r>
-      <w:bookmarkEnd w:id="49"/>
+      <w:bookmarkEnd w:id="50"/>
     </w:p>
     <w:p>
       <w:pPr>
         <w:pStyle w:val="Balk2"/>
         <w:spacing w:before="240" w:after="120"/>
       </w:pPr>
-      <w:bookmarkStart w:id="50" w:name="_Toc216027571"/>
+      <w:bookmarkStart w:id="51" w:name="_Toc227940481"/>
       <w:r>
         <w:t>Bulguların Yorumu</w:t>
       </w:r>
-      <w:bookmarkEnd w:id="50"/>
+      <w:bookmarkEnd w:id="51"/>
     </w:p>
     <w:p>
       <w:pPr>
@@ -17107,11 +17248,11 @@
           <w:numId w:val="0"/>
         </w:numPr>
       </w:pPr>
-      <w:bookmarkStart w:id="51" w:name="_Toc216027572"/>
+      <w:bookmarkStart w:id="52" w:name="_Toc227940482"/>
       <w:r>
         <w:t>KAYNAKÇA</w:t>
       </w:r>
-      <w:bookmarkEnd w:id="51"/>
+      <w:bookmarkEnd w:id="52"/>
     </w:p>
     <w:p>
       <w:pPr>
@@ -19554,12 +19695,12 @@
       <w:pPr>
         <w:pStyle w:val="Balk1"/>
       </w:pPr>
-      <w:bookmarkStart w:id="52" w:name="_Toc216027573"/>
+      <w:bookmarkStart w:id="53" w:name="_Toc227940483"/>
       <w:r>
         <w:lastRenderedPageBreak/>
         <w:t>ÖZGEÇMİŞ</w:t>
       </w:r>
-      <w:bookmarkEnd w:id="52"/>
+      <w:bookmarkEnd w:id="53"/>
     </w:p>
     <w:p>
       <w:pPr>
@@ -25456,6 +25597,7 @@
   <w:style w:type="character" w:default="1" w:styleId="VarsaylanParagrafYazTipi">
     <w:name w:val="Default Paragraph Font"/>
     <w:uiPriority w:val="1"/>
+    <w:semiHidden/>
     <w:unhideWhenUsed/>
   </w:style>
   <w:style w:type="table" w:default="1" w:styleId="NormalTablo">
@@ -27818,6 +27960,7 @@
     <w:rsid w:val="00DB7CAE"/>
     <w:rsid w:val="00DC413B"/>
     <w:rsid w:val="00DD1EC9"/>
+    <w:rsid w:val="00DE7D6D"/>
     <w:rsid w:val="00DF3FF0"/>
     <w:rsid w:val="00E01CB5"/>
     <w:rsid w:val="00E105C5"/>
@@ -27836,6 +27979,7 @@
     <w:rsid w:val="00F160BE"/>
     <w:rsid w:val="00FA19D6"/>
     <w:rsid w:val="00FA4413"/>
+    <w:rsid w:val="00FA4FF6"/>
     <w:rsid w:val="00FB3EBE"/>
     <w:rsid w:val="00FC4BF5"/>
   </w:rsids>

--- a/thesis/Mustafa_Melih_TÜFEKCİOĞLU_thesis.docx
+++ b/thesis/Mustafa_Melih_TÜFEKCİOĞLU_thesis.docx
@@ -1,6 +1,6 @@
 
 <file path=word/document.xml><?xml version="1.0" encoding="utf-8"?>
-<w:document xmlns:wpc="http://schemas.microsoft.com/office/word/2010/wordprocessingCanvas" xmlns:cx="http://schemas.microsoft.com/office/drawing/2014/chartex" xmlns:cx1="http://schemas.microsoft.com/office/drawing/2015/9/8/chartex" xmlns:cx2="http://schemas.microsoft.com/office/drawing/2015/10/21/chartex" xmlns:cx3="http://schemas.microsoft.com/office/drawing/2016/5/9/chartex" xmlns:cx4="http://schemas.microsoft.com/office/drawing/2016/5/10/chartex" xmlns:cx5="http://schemas.microsoft.com/office/drawing/2016/5/11/chartex" xmlns:cx6="http://schemas.microsoft.com/office/drawing/2016/5/12/chartex" xmlns:cx7="http://schemas.microsoft.com/office/drawing/2016/5/13/chartex" xmlns:cx8="http://schemas.microsoft.com/office/drawing/2016/5/14/chartex" xmlns:mc="http://schemas.openxmlformats.org/markup-compatibility/2006" xmlns:aink="http://schemas.microsoft.com/office/drawing/2016/ink" xmlns:am3d="http://schemas.microsoft.com/office/drawing/2017/model3d" xmlns:o="urn:schemas-microsoft-com:office:office" xmlns:oel="http://schemas.microsoft.com/office/2019/extlst" xmlns:r="http://schemas.openxmlformats.org/officeDocument/2006/relationships" xmlns:m="http://schemas.openxmlformats.org/officeDocument/2006/math" xmlns:v="urn:schemas-microsoft-com:vml" xmlns:wp14="http://schemas.microsoft.com/office/word/2010/wordprocessingDrawing" xmlns:wp="http://schemas.openxmlformats.org/drawingml/2006/wordprocessingDrawing" xmlns:w10="urn:schemas-microsoft-com:office:word" xmlns:w="http://schemas.openxmlformats.org/wordprocessingml/2006/main" xmlns:w14="http://schemas.microsoft.com/office/word/2010/wordml" xmlns:w15="http://schemas.microsoft.com/office/word/2012/wordml" xmlns:w16cex="http://schemas.microsoft.com/office/word/2018/wordml/cex" xmlns:w16cid="http://schemas.microsoft.com/office/word/2016/wordml/cid" xmlns:w16="http://schemas.microsoft.com/office/word/2018/wordml" xmlns:w16sdtdh="http://schemas.microsoft.com/office/word/2020/wordml/sdtdatahash" xmlns:w16se="http://schemas.microsoft.com/office/word/2015/wordml/symex" xmlns:wpg="http://schemas.microsoft.com/office/word/2010/wordprocessingGroup" xmlns:wpi="http://schemas.microsoft.com/office/word/2010/wordprocessingInk" xmlns:wne="http://schemas.microsoft.com/office/word/2006/wordml" xmlns:wps="http://schemas.microsoft.com/office/word/2010/wordprocessingShape" mc:Ignorable="w14 w15 w16se w16cid w16 w16cex w16sdtdh wp14">
+<w:document xmlns:wpc="http://schemas.microsoft.com/office/word/2010/wordprocessingCanvas" xmlns:cx="http://schemas.microsoft.com/office/drawing/2014/chartex" xmlns:cx1="http://schemas.microsoft.com/office/drawing/2015/9/8/chartex" xmlns:cx2="http://schemas.microsoft.com/office/drawing/2015/10/21/chartex" xmlns:cx3="http://schemas.microsoft.com/office/drawing/2016/5/9/chartex" xmlns:cx4="http://schemas.microsoft.com/office/drawing/2016/5/10/chartex" xmlns:cx5="http://schemas.microsoft.com/office/drawing/2016/5/11/chartex" xmlns:cx6="http://schemas.microsoft.com/office/drawing/2016/5/12/chartex" xmlns:cx7="http://schemas.microsoft.com/office/drawing/2016/5/13/chartex" xmlns:cx8="http://schemas.microsoft.com/office/drawing/2016/5/14/chartex" xmlns:mc="http://schemas.openxmlformats.org/markup-compatibility/2006" xmlns:aink="http://schemas.microsoft.com/office/drawing/2016/ink" xmlns:am3d="http://schemas.microsoft.com/office/drawing/2017/model3d" xmlns:o="urn:schemas-microsoft-com:office:office" xmlns:oel="http://schemas.microsoft.com/office/2019/extlst" xmlns:r="http://schemas.openxmlformats.org/officeDocument/2006/relationships" xmlns:m="http://schemas.openxmlformats.org/officeDocument/2006/math" xmlns:v="urn:schemas-microsoft-com:vml" xmlns:wp14="http://schemas.microsoft.com/office/word/2010/wordprocessingDrawing" xmlns:wp="http://schemas.openxmlformats.org/drawingml/2006/wordprocessingDrawing" xmlns:w10="urn:schemas-microsoft-com:office:word" xmlns:w="http://schemas.openxmlformats.org/wordprocessingml/2006/main" xmlns:w14="http://schemas.microsoft.com/office/word/2010/wordml" xmlns:w15="http://schemas.microsoft.com/office/word/2012/wordml" xmlns:w16cex="http://schemas.microsoft.com/office/word/2018/wordml/cex" xmlns:w16cid="http://schemas.microsoft.com/office/word/2016/wordml/cid" xmlns:w16="http://schemas.microsoft.com/office/word/2018/wordml" xmlns:w16du="http://schemas.microsoft.com/office/word/2023/wordml/word16du" xmlns:w16sdtdh="http://schemas.microsoft.com/office/word/2020/wordml/sdtdatahash" xmlns:w16sdtfl="http://schemas.microsoft.com/office/word/2024/wordml/sdtformatlock" xmlns:w16se="http://schemas.microsoft.com/office/word/2015/wordml/symex" xmlns:wpg="http://schemas.microsoft.com/office/word/2010/wordprocessingGroup" xmlns:wpi="http://schemas.microsoft.com/office/word/2010/wordprocessingInk" xmlns:wne="http://schemas.microsoft.com/office/word/2006/wordml" xmlns:wps="http://schemas.microsoft.com/office/word/2010/wordprocessingShape" mc:Ignorable="w14 w15 w16se w16cid w16 w16cex w16sdtdh w16sdtfl w16du wp14">
   <w:body>
     <w:p>
       <w:pPr>
@@ -137,7 +137,7 @@
                 <v:stroke joinstyle="miter"/>
                 <v:path gradientshapeok="t" o:connecttype="rect"/>
               </v:shapetype>
-              <v:shape id="Text Box 112" o:spid="_x0000_s1026" type="#_x0000_t202" style="position:absolute;left:0;text-align:left;margin-left:-6.9pt;margin-top:85.5pt;width:425.2pt;height:45pt;z-index:251624960;visibility:visible;mso-wrap-style:square;mso-width-percent:0;mso-height-percent:0;mso-wrap-distance-left:9pt;mso-wrap-distance-top:0;mso-wrap-distance-right:9pt;mso-wrap-distance-bottom:0;mso-position-horizontal:absolute;mso-position-horizontal-relative:margin;mso-position-vertical:absolute;mso-position-vertical-relative:page;mso-width-percent:0;mso-height-percent:0;mso-width-relative:page;mso-height-relative:page;v-text-anchor:top" o:gfxdata="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" filled="f" stroked="f">
+              <v:shape id="Text Box 112" o:spid="_x0000_s1026" type="#_x0000_t202" style="position:absolute;left:0;text-align:left;margin-left:-6.9pt;margin-top:85.5pt;width:425.2pt;height:45pt;z-index:251624960;visibility:visible;mso-wrap-style:square;mso-width-percent:0;mso-height-percent:0;mso-wrap-distance-left:9pt;mso-wrap-distance-top:0;mso-wrap-distance-right:9pt;mso-wrap-distance-bottom:0;mso-position-horizontal:absolute;mso-position-horizontal-relative:margin;mso-position-vertical:absolute;mso-position-vertical-relative:page;mso-width-percent:0;mso-height-percent:0;mso-width-relative:page;mso-height-relative:page;v-text-anchor:top" o:gfxdata="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" filled="f" stroked="f">
                 <v:textbox inset="0,0,0,0">
                   <w:txbxContent>
                     <w:p>
@@ -385,7 +385,7 @@
           </mc:Choice>
           <mc:Fallback>
             <w:pict>
-              <v:shape w14:anchorId="7AEA30FD" id="Text Box 116" o:spid="_x0000_s1027" type="#_x0000_t202" style="position:absolute;left:0;text-align:left;margin-left:-7.1pt;margin-top:256.05pt;width:425.2pt;height:51.1pt;z-index:251631104;visibility:visible;mso-wrap-style:square;mso-width-percent:0;mso-height-percent:0;mso-wrap-distance-left:9pt;mso-wrap-distance-top:0;mso-wrap-distance-right:9pt;mso-wrap-distance-bottom:0;mso-position-horizontal:absolute;mso-position-horizontal-relative:margin;mso-position-vertical:absolute;mso-position-vertical-relative:page;mso-width-percent:0;mso-height-percent:0;mso-width-relative:page;mso-height-relative:page;v-text-anchor:top" o:gfxdata="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" filled="f" stroked="f">
+              <v:shape w14:anchorId="7AEA30FD" id="Text Box 116" o:spid="_x0000_s1027" type="#_x0000_t202" style="position:absolute;left:0;text-align:left;margin-left:-7.1pt;margin-top:256.05pt;width:425.2pt;height:51.1pt;z-index:251631104;visibility:visible;mso-wrap-style:square;mso-width-percent:0;mso-height-percent:0;mso-wrap-distance-left:9pt;mso-wrap-distance-top:0;mso-wrap-distance-right:9pt;mso-wrap-distance-bottom:0;mso-position-horizontal:absolute;mso-position-horizontal-relative:margin;mso-position-vertical:absolute;mso-position-vertical-relative:page;mso-width-percent:0;mso-height-percent:0;mso-width-relative:page;mso-height-relative:page;v-text-anchor:top" o:gfxdata="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" filled="f" stroked="f">
                 <v:textbox inset="0,0,0,0">
                   <w:txbxContent>
                     <w:p>
@@ -694,7 +694,7 @@
           </mc:Choice>
           <mc:Fallback>
             <w:pict>
-              <v:shape w14:anchorId="5753B149" id="Text Box 629" o:spid="_x0000_s1028" type="#_x0000_t202" style="position:absolute;left:0;text-align:left;margin-left:-6.9pt;margin-top:567pt;width:425.2pt;height:33.75pt;z-index:251685376;visibility:visible;mso-wrap-style:square;mso-width-percent:0;mso-height-percent:0;mso-wrap-distance-left:9pt;mso-wrap-distance-top:0;mso-wrap-distance-right:9pt;mso-wrap-distance-bottom:0;mso-position-horizontal:absolute;mso-position-horizontal-relative:margin;mso-position-vertical:absolute;mso-position-vertical-relative:page;mso-width-percent:0;mso-height-percent:0;mso-width-relative:page;mso-height-relative:page;v-text-anchor:top" o:gfxdata="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" filled="f" stroked="f">
+              <v:shape w14:anchorId="5753B149" id="Text Box 629" o:spid="_x0000_s1028" type="#_x0000_t202" style="position:absolute;left:0;text-align:left;margin-left:-6.9pt;margin-top:567pt;width:425.2pt;height:33.75pt;z-index:251685376;visibility:visible;mso-wrap-style:square;mso-width-percent:0;mso-height-percent:0;mso-wrap-distance-left:9pt;mso-wrap-distance-top:0;mso-wrap-distance-right:9pt;mso-wrap-distance-bottom:0;mso-position-horizontal:absolute;mso-position-horizontal-relative:margin;mso-position-vertical:absolute;mso-position-vertical-relative:page;mso-width-percent:0;mso-height-percent:0;mso-width-relative:page;mso-height-relative:page;v-text-anchor:top" o:gfxdata="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" filled="f" stroked="f">
                 <v:textbox inset="0,0,0,0">
                   <w:txbxContent>
                     <w:tbl>
@@ -1023,7 +1023,7 @@
           </mc:Choice>
           <mc:Fallback>
             <w:pict>
-              <v:shape w14:anchorId="369F7EDE" id="_x0000_s1029" type="#_x0000_t202" style="position:absolute;left:0;text-align:left;margin-left:-6.9pt;margin-top:595.45pt;width:425.2pt;height:33.75pt;z-index:251693568;visibility:visible;mso-wrap-style:square;mso-width-percent:0;mso-height-percent:0;mso-wrap-distance-left:9pt;mso-wrap-distance-top:0;mso-wrap-distance-right:9pt;mso-wrap-distance-bottom:0;mso-position-horizontal:absolute;mso-position-horizontal-relative:margin;mso-position-vertical:absolute;mso-position-vertical-relative:page;mso-width-percent:0;mso-height-percent:0;mso-width-relative:page;mso-height-relative:page;v-text-anchor:top" o:gfxdata="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" filled="f" stroked="f">
+              <v:shape w14:anchorId="369F7EDE" id="_x0000_s1029" type="#_x0000_t202" style="position:absolute;left:0;text-align:left;margin-left:-6.9pt;margin-top:595.45pt;width:425.2pt;height:33.75pt;z-index:251693568;visibility:visible;mso-wrap-style:square;mso-width-percent:0;mso-height-percent:0;mso-wrap-distance-left:9pt;mso-wrap-distance-top:0;mso-wrap-distance-right:9pt;mso-wrap-distance-bottom:0;mso-position-horizontal:absolute;mso-position-horizontal-relative:margin;mso-position-vertical:absolute;mso-position-vertical-relative:page;mso-width-percent:0;mso-height-percent:0;mso-width-relative:page;mso-height-relative:page;v-text-anchor:top" o:gfxdata="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" filled="f" stroked="f">
                 <v:textbox inset="0,0,0,0">
                   <w:txbxContent>
                     <w:tbl>
@@ -1242,7 +1242,7 @@
           </mc:Choice>
           <mc:Fallback>
             <w:pict>
-              <v:shape w14:anchorId="41348C86" id="Text Box 113" o:spid="_x0000_s1030" type="#_x0000_t202" style="position:absolute;left:0;text-align:left;margin-left:0;margin-top:425.25pt;width:425.2pt;height:19.85pt;z-index:251627008;visibility:visible;mso-wrap-style:square;mso-width-percent:0;mso-height-percent:0;mso-wrap-distance-left:9pt;mso-wrap-distance-top:0;mso-wrap-distance-right:9pt;mso-wrap-distance-bottom:0;mso-position-horizontal:center;mso-position-horizontal-relative:margin;mso-position-vertical:absolute;mso-position-vertical-relative:page;mso-width-percent:0;mso-height-percent:0;mso-width-relative:page;mso-height-relative:page;v-text-anchor:top" o:gfxdata="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" filled="f" stroked="f">
+              <v:shape w14:anchorId="41348C86" id="Text Box 113" o:spid="_x0000_s1030" type="#_x0000_t202" style="position:absolute;left:0;text-align:left;margin-left:0;margin-top:425.25pt;width:425.2pt;height:19.85pt;z-index:251627008;visibility:visible;mso-wrap-style:square;mso-width-percent:0;mso-height-percent:0;mso-wrap-distance-left:9pt;mso-wrap-distance-top:0;mso-wrap-distance-right:9pt;mso-wrap-distance-bottom:0;mso-position-horizontal:center;mso-position-horizontal-relative:margin;mso-position-vertical:absolute;mso-position-vertical-relative:page;mso-width-percent:0;mso-height-percent:0;mso-width-relative:page;mso-height-relative:page;v-text-anchor:top" o:gfxdata="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" filled="f" stroked="f">
                 <v:textbox inset="0,0,0,0">
                   <w:txbxContent>
                     <w:p>
@@ -1363,7 +1363,7 @@
           </mc:Choice>
           <mc:Fallback>
             <w:pict>
-              <v:shape w14:anchorId="49C4509A" id="Text Box 522" o:spid="_x0000_s1031" type="#_x0000_t202" style="position:absolute;left:0;text-align:left;margin-left:0;margin-top:453.6pt;width:425.2pt;height:20.35pt;z-index:251675136;visibility:visible;mso-wrap-style:square;mso-width-percent:0;mso-height-percent:0;mso-wrap-distance-left:9pt;mso-wrap-distance-top:0;mso-wrap-distance-right:9pt;mso-wrap-distance-bottom:0;mso-position-horizontal:center;mso-position-horizontal-relative:margin;mso-position-vertical:absolute;mso-position-vertical-relative:page;mso-width-percent:0;mso-height-percent:0;mso-width-relative:page;mso-height-relative:page;v-text-anchor:top" o:gfxdata="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" filled="f" stroked="f">
+              <v:shape w14:anchorId="49C4509A" id="Text Box 522" o:spid="_x0000_s1031" type="#_x0000_t202" style="position:absolute;left:0;text-align:left;margin-left:0;margin-top:453.6pt;width:425.2pt;height:20.35pt;z-index:251675136;visibility:visible;mso-wrap-style:square;mso-width-percent:0;mso-height-percent:0;mso-wrap-distance-left:9pt;mso-wrap-distance-top:0;mso-wrap-distance-right:9pt;mso-wrap-distance-bottom:0;mso-position-horizontal:center;mso-position-horizontal-relative:margin;mso-position-vertical:absolute;mso-position-vertical-relative:page;mso-width-percent:0;mso-height-percent:0;mso-width-relative:page;mso-height-relative:page;v-text-anchor:top" o:gfxdata="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" filled="f" stroked="f">
                 <v:textbox inset="0,0,0,0">
                   <w:txbxContent>
                     <w:p>
@@ -1495,7 +1495,7 @@
           </mc:Choice>
           <mc:Fallback>
             <w:pict>
-              <v:shape w14:anchorId="65A45C43" id="Text Box 115" o:spid="_x0000_s1032" type="#_x0000_t202" style="position:absolute;left:0;text-align:left;margin-left:-.15pt;margin-top:737.25pt;width:425.2pt;height:26.65pt;z-index:251695616;visibility:visible;mso-wrap-style:square;mso-width-percent:0;mso-height-percent:0;mso-wrap-distance-left:9pt;mso-wrap-distance-top:0;mso-wrap-distance-right:9pt;mso-wrap-distance-bottom:0;mso-position-horizontal:absolute;mso-position-horizontal-relative:margin;mso-position-vertical:absolute;mso-position-vertical-relative:page;mso-width-percent:0;mso-height-percent:0;mso-width-relative:page;mso-height-relative:page;v-text-anchor:top" o:gfxdata="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" filled="f" stroked="f">
+              <v:shape w14:anchorId="65A45C43" id="Text Box 115" o:spid="_x0000_s1032" type="#_x0000_t202" style="position:absolute;left:0;text-align:left;margin-left:-.15pt;margin-top:737.25pt;width:425.2pt;height:26.65pt;z-index:251695616;visibility:visible;mso-wrap-style:square;mso-width-percent:0;mso-height-percent:0;mso-wrap-distance-left:9pt;mso-wrap-distance-top:0;mso-wrap-distance-right:9pt;mso-wrap-distance-bottom:0;mso-position-horizontal:absolute;mso-position-horizontal-relative:margin;mso-position-vertical:absolute;mso-position-vertical-relative:page;mso-width-percent:0;mso-height-percent:0;mso-width-relative:page;mso-height-relative:page;v-text-anchor:top" o:gfxdata="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" filled="f" stroked="f">
                 <v:textbox inset="0,0,0,0">
                   <w:txbxContent>
                     <w:p>
@@ -1679,7 +1679,7 @@
           </mc:Choice>
           <mc:Fallback>
             <w:pict>
-              <v:shape w14:anchorId="26B4EDE6" id="Text Box 139" o:spid="_x0000_s1033" type="#_x0000_t202" style="position:absolute;left:0;text-align:left;margin-left:-6.9pt;margin-top:85.45pt;width:425.2pt;height:45.75pt;z-index:251668992;visibility:visible;mso-wrap-style:square;mso-width-percent:0;mso-height-percent:0;mso-wrap-distance-left:9pt;mso-wrap-distance-top:0;mso-wrap-distance-right:9pt;mso-wrap-distance-bottom:0;mso-position-horizontal:absolute;mso-position-horizontal-relative:margin;mso-position-vertical:absolute;mso-position-vertical-relative:page;mso-width-percent:0;mso-height-percent:0;mso-width-relative:page;mso-height-relative:page;v-text-anchor:top" o:gfxdata="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" filled="f" stroked="f">
+              <v:shape w14:anchorId="26B4EDE6" id="Text Box 139" o:spid="_x0000_s1033" type="#_x0000_t202" style="position:absolute;left:0;text-align:left;margin-left:-6.9pt;margin-top:85.45pt;width:425.2pt;height:45.75pt;z-index:251668992;visibility:visible;mso-wrap-style:square;mso-width-percent:0;mso-height-percent:0;mso-wrap-distance-left:9pt;mso-wrap-distance-top:0;mso-wrap-distance-right:9pt;mso-wrap-distance-bottom:0;mso-position-horizontal:absolute;mso-position-horizontal-relative:margin;mso-position-vertical:absolute;mso-position-vertical-relative:page;mso-width-percent:0;mso-height-percent:0;mso-width-relative:page;mso-height-relative:page;v-text-anchor:top" o:gfxdata="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" filled="f" stroked="f">
                 <v:textbox inset="0,0,0,0">
                   <w:txbxContent>
                     <w:p>
@@ -1864,7 +1864,7 @@
           </mc:Choice>
           <mc:Fallback>
             <w:pict>
-              <v:shape w14:anchorId="27CE129B" id="Text Box 526" o:spid="_x0000_s1034" type="#_x0000_t202" style="position:absolute;left:0;text-align:left;margin-left:-7pt;margin-top:453.9pt;width:425.2pt;height:29.4pt;z-index:251679232;visibility:visible;mso-wrap-style:square;mso-width-percent:0;mso-height-percent:0;mso-wrap-distance-left:9pt;mso-wrap-distance-top:0;mso-wrap-distance-right:9pt;mso-wrap-distance-bottom:0;mso-position-horizontal:absolute;mso-position-horizontal-relative:margin;mso-position-vertical:absolute;mso-position-vertical-relative:page;mso-width-percent:0;mso-height-percent:0;mso-width-relative:page;mso-height-relative:page;v-text-anchor:top" o:gfxdata="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" filled="f" stroked="f">
+              <v:shape w14:anchorId="27CE129B" id="Text Box 526" o:spid="_x0000_s1034" type="#_x0000_t202" style="position:absolute;left:0;text-align:left;margin-left:-7pt;margin-top:453.9pt;width:425.2pt;height:29.4pt;z-index:251679232;visibility:visible;mso-wrap-style:square;mso-width-percent:0;mso-height-percent:0;mso-wrap-distance-left:9pt;mso-wrap-distance-top:0;mso-wrap-distance-right:9pt;mso-wrap-distance-bottom:0;mso-position-horizontal:absolute;mso-position-horizontal-relative:margin;mso-position-vertical:absolute;mso-position-vertical-relative:page;mso-width-percent:0;mso-height-percent:0;mso-width-relative:page;mso-height-relative:page;v-text-anchor:top" o:gfxdata="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" filled="f" stroked="f">
                 <v:textbox inset="0,0,0,0">
                   <w:txbxContent>
                     <w:p>
@@ -2000,7 +2000,7 @@
           </mc:Choice>
           <mc:Fallback>
             <w:pict>
-              <v:shape w14:anchorId="1FA15E81" id="Text Box 525" o:spid="_x0000_s1035" type="#_x0000_t202" style="position:absolute;left:0;text-align:left;margin-left:0;margin-top:425.25pt;width:425.2pt;height:19.85pt;z-index:251677184;visibility:visible;mso-wrap-style:square;mso-width-percent:0;mso-height-percent:0;mso-wrap-distance-left:9pt;mso-wrap-distance-top:0;mso-wrap-distance-right:9pt;mso-wrap-distance-bottom:0;mso-position-horizontal:center;mso-position-horizontal-relative:margin;mso-position-vertical:absolute;mso-position-vertical-relative:page;mso-width-percent:0;mso-height-percent:0;mso-width-relative:page;mso-height-relative:page;v-text-anchor:top" o:gfxdata="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" filled="f" stroked="f">
+              <v:shape w14:anchorId="1FA15E81" id="Text Box 525" o:spid="_x0000_s1035" type="#_x0000_t202" style="position:absolute;left:0;text-align:left;margin-left:0;margin-top:425.25pt;width:425.2pt;height:19.85pt;z-index:251677184;visibility:visible;mso-wrap-style:square;mso-width-percent:0;mso-height-percent:0;mso-wrap-distance-left:9pt;mso-wrap-distance-top:0;mso-wrap-distance-right:9pt;mso-wrap-distance-bottom:0;mso-position-horizontal:center;mso-position-horizontal-relative:margin;mso-position-vertical:absolute;mso-position-vertical-relative:page;mso-width-percent:0;mso-height-percent:0;mso-width-relative:page;mso-height-relative:page;v-text-anchor:top" o:gfxdata="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" filled="f" stroked="f">
                 <v:textbox inset="0,0,0,0">
                   <w:txbxContent>
                     <w:p>
@@ -2165,7 +2165,7 @@
           </mc:Choice>
           <mc:Fallback>
             <w:pict>
-              <v:shape w14:anchorId="51338F35" id="Text Box 144" o:spid="_x0000_s1036" type="#_x0000_t202" style="position:absolute;left:0;text-align:left;margin-left:-7.1pt;margin-top:256.05pt;width:425.2pt;height:51.1pt;z-index:251673088;visibility:visible;mso-wrap-style:square;mso-width-percent:0;mso-height-percent:0;mso-wrap-distance-left:9pt;mso-wrap-distance-top:0;mso-wrap-distance-right:9pt;mso-wrap-distance-bottom:0;mso-position-horizontal:absolute;mso-position-horizontal-relative:margin;mso-position-vertical:absolute;mso-position-vertical-relative:page;mso-width-percent:0;mso-height-percent:0;mso-width-relative:page;mso-height-relative:page;v-text-anchor:top" o:gfxdata="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" filled="f" stroked="f">
+              <v:shape w14:anchorId="51338F35" id="Text Box 144" o:spid="_x0000_s1036" type="#_x0000_t202" style="position:absolute;left:0;text-align:left;margin-left:-7.1pt;margin-top:256.05pt;width:425.2pt;height:51.1pt;z-index:251673088;visibility:visible;mso-wrap-style:square;mso-width-percent:0;mso-height-percent:0;mso-wrap-distance-left:9pt;mso-wrap-distance-top:0;mso-wrap-distance-right:9pt;mso-wrap-distance-bottom:0;mso-position-horizontal:absolute;mso-position-horizontal-relative:margin;mso-position-vertical:absolute;mso-position-vertical-relative:page;mso-width-percent:0;mso-height-percent:0;mso-width-relative:page;mso-height-relative:page;v-text-anchor:top" o:gfxdata="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" filled="f" stroked="f">
                 <v:textbox inset="0,0,0,0">
                   <w:txbxContent>
                     <w:p>
@@ -2428,7 +2428,7 @@
           </mc:Choice>
           <mc:Fallback>
             <w:pict>
-              <v:shape w14:anchorId="41C0C206" id="Text Box 528" o:spid="_x0000_s1037" type="#_x0000_t202" style="position:absolute;left:0;text-align:left;margin-left:-6.9pt;margin-top:567pt;width:425.2pt;height:25.5pt;z-index:251681280;visibility:visible;mso-wrap-style:square;mso-width-percent:0;mso-height-percent:0;mso-wrap-distance-left:9pt;mso-wrap-distance-top:0;mso-wrap-distance-right:9pt;mso-wrap-distance-bottom:0;mso-position-horizontal:absolute;mso-position-horizontal-relative:margin;mso-position-vertical:absolute;mso-position-vertical-relative:page;mso-width-percent:0;mso-height-percent:0;mso-width-relative:page;mso-height-relative:page;v-text-anchor:top" o:gfxdata="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" filled="f" stroked="f">
+              <v:shape w14:anchorId="41C0C206" id="Text Box 528" o:spid="_x0000_s1037" type="#_x0000_t202" style="position:absolute;left:0;text-align:left;margin-left:-6.9pt;margin-top:567pt;width:425.2pt;height:25.5pt;z-index:251681280;visibility:visible;mso-wrap-style:square;mso-width-percent:0;mso-height-percent:0;mso-wrap-distance-left:9pt;mso-wrap-distance-top:0;mso-wrap-distance-right:9pt;mso-wrap-distance-bottom:0;mso-position-horizontal:absolute;mso-position-horizontal-relative:margin;mso-position-vertical:absolute;mso-position-vertical-relative:page;mso-width-percent:0;mso-height-percent:0;mso-width-relative:page;mso-height-relative:page;v-text-anchor:top" o:gfxdata="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" filled="f" stroked="f">
                 <v:textbox inset="0,0,0,0">
                   <w:txbxContent>
                     <w:tbl>
@@ -2697,7 +2697,7 @@
           </mc:Choice>
           <mc:Fallback>
             <w:pict>
-              <v:shape w14:anchorId="05BC781A" id="_x0000_s1038" type="#_x0000_t202" style="position:absolute;left:0;text-align:left;margin-left:-6.9pt;margin-top:595.5pt;width:425.2pt;height:25.5pt;z-index:251697664;visibility:visible;mso-wrap-style:square;mso-width-percent:0;mso-height-percent:0;mso-wrap-distance-left:9pt;mso-wrap-distance-top:0;mso-wrap-distance-right:9pt;mso-wrap-distance-bottom:0;mso-position-horizontal:absolute;mso-position-horizontal-relative:margin;mso-position-vertical:absolute;mso-position-vertical-relative:page;mso-width-percent:0;mso-height-percent:0;mso-width-relative:page;mso-height-relative:page;v-text-anchor:top" o:gfxdata="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" filled="f" stroked="f">
+              <v:shape w14:anchorId="05BC781A" id="_x0000_s1038" type="#_x0000_t202" style="position:absolute;left:0;text-align:left;margin-left:-6.9pt;margin-top:595.5pt;width:425.2pt;height:25.5pt;z-index:251697664;visibility:visible;mso-wrap-style:square;mso-width-percent:0;mso-height-percent:0;mso-wrap-distance-left:9pt;mso-wrap-distance-top:0;mso-wrap-distance-right:9pt;mso-wrap-distance-bottom:0;mso-position-horizontal:absolute;mso-position-horizontal-relative:margin;mso-position-vertical:absolute;mso-position-vertical-relative:page;mso-width-percent:0;mso-height-percent:0;mso-width-relative:page;mso-height-relative:page;v-text-anchor:top" o:gfxdata="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" filled="f" stroked="f">
                 <v:textbox inset="0,0,0,0">
                   <w:txbxContent>
                     <w:p>
@@ -2873,7 +2873,7 @@
           </mc:Choice>
           <mc:Fallback>
             <w:pict>
-              <v:shape w14:anchorId="477F82B9" id="Text Box 529" o:spid="_x0000_s1039" type="#_x0000_t202" style="position:absolute;left:0;text-align:left;margin-left:-6.9pt;margin-top:654.75pt;width:425.2pt;height:21pt;z-index:251683328;visibility:visible;mso-wrap-style:square;mso-width-percent:0;mso-height-percent:0;mso-wrap-distance-left:9pt;mso-wrap-distance-top:0;mso-wrap-distance-right:9pt;mso-wrap-distance-bottom:0;mso-position-horizontal:absolute;mso-position-horizontal-relative:margin;mso-position-vertical:absolute;mso-position-vertical-relative:page;mso-width-percent:0;mso-height-percent:0;mso-width-relative:page;mso-height-relative:page;v-text-anchor:top" o:gfxdata="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" filled="f" stroked="f">
+              <v:shape w14:anchorId="477F82B9" id="Text Box 529" o:spid="_x0000_s1039" type="#_x0000_t202" style="position:absolute;left:0;text-align:left;margin-left:-6.9pt;margin-top:654.75pt;width:425.2pt;height:21pt;z-index:251683328;visibility:visible;mso-wrap-style:square;mso-width-percent:0;mso-height-percent:0;mso-wrap-distance-left:9pt;mso-wrap-distance-top:0;mso-wrap-distance-right:9pt;mso-wrap-distance-bottom:0;mso-position-horizontal:absolute;mso-position-horizontal-relative:margin;mso-position-vertical:absolute;mso-position-vertical-relative:page;mso-width-percent:0;mso-height-percent:0;mso-width-relative:page;mso-height-relative:page;v-text-anchor:top" o:gfxdata="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" filled="f" stroked="f">
                 <v:textbox inset="0,0,0,0">
                   <w:txbxContent>
                     <w:p>
@@ -3001,7 +3001,7 @@
           </mc:Choice>
           <mc:Fallback>
             <w:pict>
-              <v:shape w14:anchorId="0C5B1E8C" id="Text Box 143" o:spid="_x0000_s1040" type="#_x0000_t202" style="position:absolute;left:0;text-align:left;margin-left:0;margin-top:737.1pt;width:425.2pt;height:21.75pt;z-index:251659776;visibility:visible;mso-wrap-style:square;mso-width-percent:0;mso-height-percent:0;mso-wrap-distance-left:9pt;mso-wrap-distance-top:0;mso-wrap-distance-right:9pt;mso-wrap-distance-bottom:0;mso-position-horizontal:center;mso-position-horizontal-relative:margin;mso-position-vertical:absolute;mso-position-vertical-relative:page;mso-width-percent:0;mso-height-percent:0;mso-width-relative:page;mso-height-relative:page;v-text-anchor:top" o:gfxdata="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" filled="f" stroked="f">
+              <v:shape w14:anchorId="0C5B1E8C" id="Text Box 143" o:spid="_x0000_s1040" type="#_x0000_t202" style="position:absolute;left:0;text-align:left;margin-left:0;margin-top:737.1pt;width:425.2pt;height:21.75pt;z-index:251659776;visibility:visible;mso-wrap-style:square;mso-width-percent:0;mso-height-percent:0;mso-wrap-distance-left:9pt;mso-wrap-distance-top:0;mso-wrap-distance-right:9pt;mso-wrap-distance-bottom:0;mso-position-horizontal:center;mso-position-horizontal-relative:margin;mso-position-vertical:absolute;mso-position-vertical-relative:page;mso-width-percent:0;mso-height-percent:0;mso-width-relative:page;mso-height-relative:page;v-text-anchor:top" o:gfxdata="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" filled="f" stroked="f">
                 <v:textbox inset=",0,,0">
                   <w:txbxContent>
                     <w:p>
@@ -3480,7 +3480,7 @@
           </mc:Choice>
           <mc:Fallback>
             <w:pict>
-              <v:shape w14:anchorId="51CBEE0D" id="Text Box 520" o:spid="_x0000_s1041" type="#_x0000_t202" style="position:absolute;left:0;text-align:left;margin-left:359.8pt;margin-top:141.75pt;width:411pt;height:134.5pt;z-index:251649536;visibility:visible;mso-wrap-style:square;mso-width-percent:0;mso-height-percent:0;mso-wrap-distance-left:9pt;mso-wrap-distance-top:0;mso-wrap-distance-right:9pt;mso-wrap-distance-bottom:0;mso-position-horizontal:right;mso-position-horizontal-relative:margin;mso-position-vertical:absolute;mso-position-vertical-relative:page;mso-width-percent:0;mso-height-percent:0;mso-width-relative:margin;mso-height-relative:margin;v-text-anchor:top" o:gfxdata="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" o:allowoverlap="f" filled="f" stroked="f" strokecolor="white">
+              <v:shape w14:anchorId="51CBEE0D" id="Text Box 520" o:spid="_x0000_s1041" type="#_x0000_t202" style="position:absolute;left:0;text-align:left;margin-left:359.8pt;margin-top:141.75pt;width:411pt;height:134.5pt;z-index:251649536;visibility:visible;mso-wrap-style:square;mso-width-percent:0;mso-height-percent:0;mso-wrap-distance-left:9pt;mso-wrap-distance-top:0;mso-wrap-distance-right:9pt;mso-wrap-distance-bottom:0;mso-position-horizontal:right;mso-position-horizontal-relative:margin;mso-position-vertical:absolute;mso-position-vertical-relative:page;mso-width-percent:0;mso-height-percent:0;mso-width-relative:margin;mso-height-relative:margin;v-text-anchor:top" o:gfxdata="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" o:allowoverlap="f" filled="f" stroked="f" strokecolor="white">
                 <v:textbox inset="0,0,0,0">
                   <w:txbxContent>
                     <w:p>
@@ -3963,7 +3963,7 @@
           </mc:Choice>
           <mc:Fallback>
             <w:pict>
-              <v:shape w14:anchorId="7B6AA24F" id="Metin Kutusu 2" o:spid="_x0000_s1042" type="#_x0000_t202" style="position:absolute;left:0;text-align:left;margin-left:0;margin-top:283.5pt;width:411pt;height:36.9pt;z-index:251635200;visibility:visible;mso-wrap-style:square;mso-width-percent:0;mso-height-percent:0;mso-wrap-distance-left:9pt;mso-wrap-distance-top:0;mso-wrap-distance-right:9pt;mso-wrap-distance-bottom:0;mso-position-horizontal:absolute;mso-position-horizontal-relative:text;mso-position-vertical:absolute;mso-position-vertical-relative:page;mso-width-percent:0;mso-height-percent:0;mso-width-relative:margin;mso-height-relative:margin;v-text-anchor:top" o:gfxdata="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" o:allowoverlap="f" filled="f" strokecolor="white">
+              <v:shape w14:anchorId="7B6AA24F" id="Metin Kutusu 2" o:spid="_x0000_s1042" type="#_x0000_t202" style="position:absolute;left:0;text-align:left;margin-left:0;margin-top:283.5pt;width:411pt;height:36.9pt;z-index:251635200;visibility:visible;mso-wrap-style:square;mso-width-percent:0;mso-height-percent:0;mso-wrap-distance-left:9pt;mso-wrap-distance-top:0;mso-wrap-distance-right:9pt;mso-wrap-distance-bottom:0;mso-position-horizontal:absolute;mso-position-horizontal-relative:text;mso-position-vertical:absolute;mso-position-vertical-relative:page;mso-width-percent:0;mso-height-percent:0;mso-width-relative:margin;mso-height-relative:margin;v-text-anchor:top" o:gfxdata="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" o:allowoverlap="f" filled="f" strokecolor="white">
                 <v:textbox inset="0,0,0,0">
                   <w:txbxContent>
                     <w:p>
@@ -4219,7 +4219,7 @@
           </mc:Choice>
           <mc:Fallback>
             <w:pict>
-              <v:shape w14:anchorId="20D964D7" id="Text Box 514" o:spid="_x0000_s1043" type="#_x0000_t202" style="position:absolute;left:0;text-align:left;margin-left:-.15pt;margin-top:340.2pt;width:452.65pt;height:36.9pt;z-index:251637248;visibility:visible;mso-wrap-style:square;mso-width-percent:0;mso-height-percent:0;mso-wrap-distance-left:9pt;mso-wrap-distance-top:0;mso-wrap-distance-right:9pt;mso-wrap-distance-bottom:0;mso-position-horizontal:absolute;mso-position-horizontal-relative:text;mso-position-vertical:absolute;mso-position-vertical-relative:page;mso-width-percent:0;mso-height-percent:0;mso-width-relative:margin;mso-height-relative:margin;v-text-anchor:top" o:gfxdata="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" o:allowoverlap="f" filled="f" strokecolor="white">
+              <v:shape w14:anchorId="20D964D7" id="Text Box 514" o:spid="_x0000_s1043" type="#_x0000_t202" style="position:absolute;left:0;text-align:left;margin-left:-.15pt;margin-top:340.2pt;width:452.65pt;height:36.9pt;z-index:251637248;visibility:visible;mso-wrap-style:square;mso-width-percent:0;mso-height-percent:0;mso-wrap-distance-left:9pt;mso-wrap-distance-top:0;mso-wrap-distance-right:9pt;mso-wrap-distance-bottom:0;mso-position-horizontal:absolute;mso-position-horizontal-relative:text;mso-position-vertical:absolute;mso-position-vertical-relative:page;mso-width-percent:0;mso-height-percent:0;mso-width-relative:margin;mso-height-relative:margin;v-text-anchor:top" o:gfxdata="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" o:allowoverlap="f" filled="f" strokecolor="white">
                 <v:textbox inset="0,0,0,0">
                   <w:txbxContent>
                     <w:p>
@@ -4526,7 +4526,7 @@
           </mc:Choice>
           <mc:Fallback>
             <w:pict>
-              <v:shape w14:anchorId="0D8909E5" id="Text Box 515" o:spid="_x0000_s1044" type="#_x0000_t202" style="position:absolute;left:0;text-align:left;margin-left:0;margin-top:397.5pt;width:434.65pt;height:33.4pt;z-index:251639296;visibility:visible;mso-wrap-style:square;mso-width-percent:0;mso-height-percent:0;mso-wrap-distance-left:9pt;mso-wrap-distance-top:0;mso-wrap-distance-right:9pt;mso-wrap-distance-bottom:0;mso-position-horizontal:left;mso-position-horizontal-relative:margin;mso-position-vertical:absolute;mso-position-vertical-relative:page;mso-width-percent:0;mso-height-percent:0;mso-width-relative:margin;mso-height-relative:margin;v-text-anchor:top" o:gfxdata="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" o:allowoverlap="f" filled="f" strokecolor="white">
+              <v:shape w14:anchorId="0D8909E5" id="Text Box 515" o:spid="_x0000_s1044" type="#_x0000_t202" style="position:absolute;left:0;text-align:left;margin-left:0;margin-top:397.5pt;width:434.65pt;height:33.4pt;z-index:251639296;visibility:visible;mso-wrap-style:square;mso-width-percent:0;mso-height-percent:0;mso-wrap-distance-left:9pt;mso-wrap-distance-top:0;mso-wrap-distance-right:9pt;mso-wrap-distance-bottom:0;mso-position-horizontal:left;mso-position-horizontal-relative:margin;mso-position-vertical:absolute;mso-position-vertical-relative:page;mso-width-percent:0;mso-height-percent:0;mso-width-relative:margin;mso-height-relative:margin;v-text-anchor:top" o:gfxdata="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" o:allowoverlap="f" filled="f" strokecolor="white">
                 <v:textbox inset="0,0,0,0">
                   <w:txbxContent>
                     <w:p>
@@ -4833,7 +4833,7 @@
           </mc:Choice>
           <mc:Fallback>
             <w:pict>
-              <v:shape w14:anchorId="7ADEC1F8" id="Text Box 516" o:spid="_x0000_s1045" type="#_x0000_t202" style="position:absolute;left:0;text-align:left;margin-left:-.15pt;margin-top:453.6pt;width:468.15pt;height:31.65pt;z-index:251641344;visibility:visible;mso-wrap-style:square;mso-width-percent:0;mso-height-percent:0;mso-wrap-distance-left:9pt;mso-wrap-distance-top:0;mso-wrap-distance-right:9pt;mso-wrap-distance-bottom:0;mso-position-horizontal:absolute;mso-position-horizontal-relative:text;mso-position-vertical:absolute;mso-position-vertical-relative:page;mso-width-percent:0;mso-height-percent:0;mso-width-relative:margin;mso-height-relative:margin;v-text-anchor:top" o:gfxdata="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" o:allowoverlap="f" filled="f" strokecolor="white">
+              <v:shape w14:anchorId="7ADEC1F8" id="Text Box 516" o:spid="_x0000_s1045" type="#_x0000_t202" style="position:absolute;left:0;text-align:left;margin-left:-.15pt;margin-top:453.6pt;width:468.15pt;height:31.65pt;z-index:251641344;visibility:visible;mso-wrap-style:square;mso-width-percent:0;mso-height-percent:0;mso-wrap-distance-left:9pt;mso-wrap-distance-top:0;mso-wrap-distance-right:9pt;mso-wrap-distance-bottom:0;mso-position-horizontal:absolute;mso-position-horizontal-relative:text;mso-position-vertical:absolute;mso-position-vertical-relative:page;mso-width-percent:0;mso-height-percent:0;mso-width-relative:margin;mso-height-relative:margin;v-text-anchor:top" o:gfxdata="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" o:allowoverlap="f" filled="f" strokecolor="white">
                 <v:textbox inset="0,0,0,0">
                   <w:txbxContent>
                     <w:p>
@@ -5881,12 +5881,6 @@
           <w:rFonts w:asciiTheme="minorHAnsi" w:eastAsiaTheme="minorEastAsia" w:hAnsiTheme="minorHAnsi" w:cstheme="minorBidi"/>
           <w:kern w:val="2"/>
           <w:lang w:eastAsia="tr-TR"/>
-          <w14:scene3d>
-            <w14:camera w14:prst="orthographicFront"/>
-            <w14:lightRig w14:rig="threePt" w14:dir="t">
-              <w14:rot w14:lat="0" w14:lon="0" w14:rev="0"/>
-            </w14:lightRig>
-          </w14:scene3d>
           <w14:ligatures w14:val="standardContextual"/>
         </w:rPr>
       </w:pPr>
@@ -5947,12 +5941,6 @@
           <w:rFonts w:asciiTheme="minorHAnsi" w:eastAsiaTheme="minorEastAsia" w:hAnsiTheme="minorHAnsi" w:cstheme="minorBidi"/>
           <w:kern w:val="2"/>
           <w:lang w:eastAsia="tr-TR"/>
-          <w14:scene3d>
-            <w14:camera w14:prst="orthographicFront"/>
-            <w14:lightRig w14:rig="threePt" w14:dir="t">
-              <w14:rot w14:lat="0" w14:lon="0" w14:rev="0"/>
-            </w14:lightRig>
-          </w14:scene3d>
           <w14:ligatures w14:val="standardContextual"/>
         </w:rPr>
       </w:pPr>
@@ -6013,12 +6001,6 @@
           <w:rFonts w:asciiTheme="minorHAnsi" w:eastAsiaTheme="minorEastAsia" w:hAnsiTheme="minorHAnsi" w:cstheme="minorBidi"/>
           <w:kern w:val="2"/>
           <w:lang w:eastAsia="tr-TR"/>
-          <w14:scene3d>
-            <w14:camera w14:prst="orthographicFront"/>
-            <w14:lightRig w14:rig="threePt" w14:dir="t">
-              <w14:rot w14:lat="0" w14:lon="0" w14:rev="0"/>
-            </w14:lightRig>
-          </w14:scene3d>
           <w14:ligatures w14:val="standardContextual"/>
         </w:rPr>
       </w:pPr>
@@ -6149,12 +6131,6 @@
           <w:rFonts w:asciiTheme="minorHAnsi" w:eastAsiaTheme="minorEastAsia" w:hAnsiTheme="minorHAnsi" w:cstheme="minorBidi"/>
           <w:kern w:val="2"/>
           <w:lang w:eastAsia="tr-TR"/>
-          <w14:scene3d>
-            <w14:camera w14:prst="orthographicFront"/>
-            <w14:lightRig w14:rig="threePt" w14:dir="t">
-              <w14:rot w14:lat="0" w14:lon="0" w14:rev="0"/>
-            </w14:lightRig>
-          </w14:scene3d>
           <w14:ligatures w14:val="standardContextual"/>
         </w:rPr>
       </w:pPr>
@@ -6215,12 +6191,6 @@
           <w:rFonts w:asciiTheme="minorHAnsi" w:eastAsiaTheme="minorEastAsia" w:hAnsiTheme="minorHAnsi" w:cstheme="minorBidi"/>
           <w:kern w:val="2"/>
           <w:lang w:eastAsia="tr-TR"/>
-          <w14:scene3d>
-            <w14:camera w14:prst="orthographicFront"/>
-            <w14:lightRig w14:rig="threePt" w14:dir="t">
-              <w14:rot w14:lat="0" w14:lon="0" w14:rev="0"/>
-            </w14:lightRig>
-          </w14:scene3d>
           <w14:ligatures w14:val="standardContextual"/>
         </w:rPr>
       </w:pPr>
@@ -6281,12 +6251,6 @@
           <w:rFonts w:asciiTheme="minorHAnsi" w:eastAsiaTheme="minorEastAsia" w:hAnsiTheme="minorHAnsi" w:cstheme="minorBidi"/>
           <w:kern w:val="2"/>
           <w:lang w:eastAsia="tr-TR"/>
-          <w14:scene3d>
-            <w14:camera w14:prst="orthographicFront"/>
-            <w14:lightRig w14:rig="threePt" w14:dir="t">
-              <w14:rot w14:lat="0" w14:lon="0" w14:rev="0"/>
-            </w14:lightRig>
-          </w14:scene3d>
           <w14:ligatures w14:val="standardContextual"/>
         </w:rPr>
       </w:pPr>
@@ -6347,12 +6311,6 @@
           <w:rFonts w:asciiTheme="minorHAnsi" w:eastAsiaTheme="minorEastAsia" w:hAnsiTheme="minorHAnsi" w:cstheme="minorBidi"/>
           <w:kern w:val="2"/>
           <w:lang w:eastAsia="tr-TR"/>
-          <w14:scene3d>
-            <w14:camera w14:prst="orthographicFront"/>
-            <w14:lightRig w14:rig="threePt" w14:dir="t">
-              <w14:rot w14:lat="0" w14:lon="0" w14:rev="0"/>
-            </w14:lightRig>
-          </w14:scene3d>
           <w14:ligatures w14:val="standardContextual"/>
         </w:rPr>
       </w:pPr>
@@ -6483,12 +6441,6 @@
           <w:rFonts w:asciiTheme="minorHAnsi" w:eastAsiaTheme="minorEastAsia" w:hAnsiTheme="minorHAnsi" w:cstheme="minorBidi"/>
           <w:kern w:val="2"/>
           <w:lang w:eastAsia="tr-TR"/>
-          <w14:scene3d>
-            <w14:camera w14:prst="orthographicFront"/>
-            <w14:lightRig w14:rig="threePt" w14:dir="t">
-              <w14:rot w14:lat="0" w14:lon="0" w14:rev="0"/>
-            </w14:lightRig>
-          </w14:scene3d>
           <w14:ligatures w14:val="standardContextual"/>
         </w:rPr>
       </w:pPr>
@@ -6549,12 +6501,6 @@
           <w:rFonts w:asciiTheme="minorHAnsi" w:eastAsiaTheme="minorEastAsia" w:hAnsiTheme="minorHAnsi" w:cstheme="minorBidi"/>
           <w:kern w:val="2"/>
           <w:lang w:eastAsia="tr-TR"/>
-          <w14:scene3d>
-            <w14:camera w14:prst="orthographicFront"/>
-            <w14:lightRig w14:rig="threePt" w14:dir="t">
-              <w14:rot w14:lat="0" w14:lon="0" w14:rev="0"/>
-            </w14:lightRig>
-          </w14:scene3d>
           <w14:ligatures w14:val="standardContextual"/>
         </w:rPr>
       </w:pPr>
@@ -6615,12 +6561,6 @@
           <w:rFonts w:asciiTheme="minorHAnsi" w:eastAsiaTheme="minorEastAsia" w:hAnsiTheme="minorHAnsi" w:cstheme="minorBidi"/>
           <w:kern w:val="2"/>
           <w:lang w:eastAsia="tr-TR"/>
-          <w14:scene3d>
-            <w14:camera w14:prst="orthographicFront"/>
-            <w14:lightRig w14:rig="threePt" w14:dir="t">
-              <w14:rot w14:lat="0" w14:lon="0" w14:rev="0"/>
-            </w14:lightRig>
-          </w14:scene3d>
           <w14:ligatures w14:val="standardContextual"/>
         </w:rPr>
       </w:pPr>
@@ -6681,12 +6621,6 @@
           <w:rFonts w:asciiTheme="minorHAnsi" w:eastAsiaTheme="minorEastAsia" w:hAnsiTheme="minorHAnsi" w:cstheme="minorBidi"/>
           <w:kern w:val="2"/>
           <w:lang w:eastAsia="tr-TR"/>
-          <w14:scene3d>
-            <w14:camera w14:prst="orthographicFront"/>
-            <w14:lightRig w14:rig="threePt" w14:dir="t">
-              <w14:rot w14:lat="0" w14:lon="0" w14:rev="0"/>
-            </w14:lightRig>
-          </w14:scene3d>
           <w14:ligatures w14:val="standardContextual"/>
         </w:rPr>
       </w:pPr>
@@ -6747,12 +6681,6 @@
           <w:rFonts w:asciiTheme="minorHAnsi" w:eastAsiaTheme="minorEastAsia" w:hAnsiTheme="minorHAnsi" w:cstheme="minorBidi"/>
           <w:kern w:val="2"/>
           <w:lang w:eastAsia="tr-TR"/>
-          <w14:scene3d>
-            <w14:camera w14:prst="orthographicFront"/>
-            <w14:lightRig w14:rig="threePt" w14:dir="t">
-              <w14:rot w14:lat="0" w14:lon="0" w14:rev="0"/>
-            </w14:lightRig>
-          </w14:scene3d>
           <w14:ligatures w14:val="standardContextual"/>
         </w:rPr>
       </w:pPr>
@@ -6883,12 +6811,6 @@
           <w:rFonts w:asciiTheme="minorHAnsi" w:eastAsiaTheme="minorEastAsia" w:hAnsiTheme="minorHAnsi" w:cstheme="minorBidi"/>
           <w:kern w:val="2"/>
           <w:lang w:eastAsia="tr-TR"/>
-          <w14:scene3d>
-            <w14:camera w14:prst="orthographicFront"/>
-            <w14:lightRig w14:rig="threePt" w14:dir="t">
-              <w14:rot w14:lat="0" w14:lon="0" w14:rev="0"/>
-            </w14:lightRig>
-          </w14:scene3d>
           <w14:ligatures w14:val="standardContextual"/>
         </w:rPr>
       </w:pPr>
@@ -6949,12 +6871,6 @@
           <w:rFonts w:asciiTheme="minorHAnsi" w:eastAsiaTheme="minorEastAsia" w:hAnsiTheme="minorHAnsi" w:cstheme="minorBidi"/>
           <w:kern w:val="2"/>
           <w:lang w:eastAsia="tr-TR"/>
-          <w14:scene3d>
-            <w14:camera w14:prst="orthographicFront"/>
-            <w14:lightRig w14:rig="threePt" w14:dir="t">
-              <w14:rot w14:lat="0" w14:lon="0" w14:rev="0"/>
-            </w14:lightRig>
-          </w14:scene3d>
           <w14:ligatures w14:val="standardContextual"/>
         </w:rPr>
       </w:pPr>
@@ -7015,12 +6931,6 @@
           <w:rFonts w:asciiTheme="minorHAnsi" w:eastAsiaTheme="minorEastAsia" w:hAnsiTheme="minorHAnsi" w:cstheme="minorBidi"/>
           <w:kern w:val="2"/>
           <w:lang w:eastAsia="tr-TR"/>
-          <w14:scene3d>
-            <w14:camera w14:prst="orthographicFront"/>
-            <w14:lightRig w14:rig="threePt" w14:dir="t">
-              <w14:rot w14:lat="0" w14:lon="0" w14:rev="0"/>
-            </w14:lightRig>
-          </w14:scene3d>
           <w14:ligatures w14:val="standardContextual"/>
         </w:rPr>
       </w:pPr>
@@ -7081,12 +6991,6 @@
           <w:rFonts w:asciiTheme="minorHAnsi" w:eastAsiaTheme="minorEastAsia" w:hAnsiTheme="minorHAnsi" w:cstheme="minorBidi"/>
           <w:kern w:val="2"/>
           <w:lang w:eastAsia="tr-TR"/>
-          <w14:scene3d>
-            <w14:camera w14:prst="orthographicFront"/>
-            <w14:lightRig w14:rig="threePt" w14:dir="t">
-              <w14:rot w14:lat="0" w14:lon="0" w14:rev="0"/>
-            </w14:lightRig>
-          </w14:scene3d>
           <w14:ligatures w14:val="standardContextual"/>
         </w:rPr>
       </w:pPr>
@@ -7147,12 +7051,6 @@
           <w:rFonts w:asciiTheme="minorHAnsi" w:eastAsiaTheme="minorEastAsia" w:hAnsiTheme="minorHAnsi" w:cstheme="minorBidi"/>
           <w:kern w:val="2"/>
           <w:lang w:eastAsia="tr-TR"/>
-          <w14:scene3d>
-            <w14:camera w14:prst="orthographicFront"/>
-            <w14:lightRig w14:rig="threePt" w14:dir="t">
-              <w14:rot w14:lat="0" w14:lon="0" w14:rev="0"/>
-            </w14:lightRig>
-          </w14:scene3d>
           <w14:ligatures w14:val="standardContextual"/>
         </w:rPr>
       </w:pPr>
@@ -7283,12 +7181,6 @@
           <w:rFonts w:asciiTheme="minorHAnsi" w:eastAsiaTheme="minorEastAsia" w:hAnsiTheme="minorHAnsi" w:cstheme="minorBidi"/>
           <w:kern w:val="2"/>
           <w:lang w:eastAsia="tr-TR"/>
-          <w14:scene3d>
-            <w14:camera w14:prst="orthographicFront"/>
-            <w14:lightRig w14:rig="threePt" w14:dir="t">
-              <w14:rot w14:lat="0" w14:lon="0" w14:rev="0"/>
-            </w14:lightRig>
-          </w14:scene3d>
           <w14:ligatures w14:val="standardContextual"/>
         </w:rPr>
       </w:pPr>
@@ -7349,12 +7241,6 @@
           <w:rFonts w:asciiTheme="minorHAnsi" w:eastAsiaTheme="minorEastAsia" w:hAnsiTheme="minorHAnsi" w:cstheme="minorBidi"/>
           <w:kern w:val="2"/>
           <w:lang w:eastAsia="tr-TR"/>
-          <w14:scene3d>
-            <w14:camera w14:prst="orthographicFront"/>
-            <w14:lightRig w14:rig="threePt" w14:dir="t">
-              <w14:rot w14:lat="0" w14:lon="0" w14:rev="0"/>
-            </w14:lightRig>
-          </w14:scene3d>
           <w14:ligatures w14:val="standardContextual"/>
         </w:rPr>
       </w:pPr>
@@ -7415,12 +7301,6 @@
           <w:rFonts w:asciiTheme="minorHAnsi" w:eastAsiaTheme="minorEastAsia" w:hAnsiTheme="minorHAnsi" w:cstheme="minorBidi"/>
           <w:kern w:val="2"/>
           <w:lang w:eastAsia="tr-TR"/>
-          <w14:scene3d>
-            <w14:camera w14:prst="orthographicFront"/>
-            <w14:lightRig w14:rig="threePt" w14:dir="t">
-              <w14:rot w14:lat="0" w14:lon="0" w14:rev="0"/>
-            </w14:lightRig>
-          </w14:scene3d>
           <w14:ligatures w14:val="standardContextual"/>
         </w:rPr>
       </w:pPr>
@@ -8037,19 +7917,15 @@
       <w:r>
         <w:t>Günümüzde internet ve dijital teknolojiler hayatın her alanına entegre olmuş durumdadır. Kullanıcılar; bankacılık işlemlerinden alışverişe, eğitimden sosyal etkileşime kadar birçok faaliyetini web tabanlı platformlar üzerinden gerçekleştirmektedir. Bu yaygın kullanım, siber saldırganlar için geniş bir hedef yüzeyi oluşturmakta ve özellikle kimlik avı (</w:t>
       </w:r>
-      <w:proofErr w:type="spellStart"/>
-      <w:r>
-        <w:t>phishing</w:t>
-      </w:r>
-      <w:proofErr w:type="spellEnd"/>
+      <w:r>
+        <w:t>pisin</w:t>
+      </w:r>
       <w:r>
         <w:t xml:space="preserve">) saldırıları en sık karşılaşılan tehdit türlerinden biri haline gelmektedir. </w:t>
       </w:r>
-      <w:proofErr w:type="spellStart"/>
-      <w:r>
-        <w:t>Phishing</w:t>
-      </w:r>
-      <w:proofErr w:type="spellEnd"/>
+      <w:r>
+        <w:t>Pişin</w:t>
+      </w:r>
       <w:r>
         <w:t xml:space="preserve"> saldırıları, kullanıcıları sahte web sitelerine yönlendirerek hassas bilgilerin ele geçirilmesini amaçlamakta ve hem bireyler hem de kurumlar için ciddi güvenlik riskleri oluşturmaktadır.</w:t>
       </w:r>
@@ -8063,11 +7939,9 @@
       <w:r>
         <w:t xml:space="preserve">Geleneksel güvenlik yaklaşımları çoğunlukla kara listeleme, imza tabanlı tespit ve manuel analiz yöntemlerine dayanmaktadır. Ancak bu yöntemler, sürekli değişen ve kendini güncelleyen </w:t>
       </w:r>
-      <w:proofErr w:type="spellStart"/>
-      <w:r>
-        <w:t>phishing</w:t>
-      </w:r>
-      <w:proofErr w:type="spellEnd"/>
+      <w:r>
+        <w:t>pislin</w:t>
+      </w:r>
       <w:r>
         <w:t xml:space="preserve"> saldırılarına karşı yetersiz kalabilmektedir. Özellikle yeni üretilen (</w:t>
       </w:r>
@@ -12484,16 +12358,8 @@
         <w:rPr>
           <w:lang w:eastAsia="en-US"/>
         </w:rPr>
-        <w:t xml:space="preserve">Yapılan araştırmalar, 2014–2023 yılları arasında küresel çapta bildirilen siber saldırı sayısının yaklaşık </w:t>
-      </w:r>
-      <w:proofErr w:type="gramStart"/>
-      <w:r>
-        <w:rPr>
-          <w:lang w:eastAsia="en-US"/>
-        </w:rPr>
-        <w:t>%300</w:t>
-      </w:r>
-      <w:proofErr w:type="gramEnd"/>
+        <w:t>Yapılan araştırmalar, 2014–2023 yılları arasında küresel çapta bildirilen siber saldırı sayısının yaklaşık %300</w:t>
+      </w:r>
       <w:r>
         <w:rPr>
           <w:lang w:eastAsia="en-US"/>
@@ -12626,21 +12492,7 @@
         <w:rPr>
           <w:lang w:eastAsia="en-US"/>
         </w:rPr>
-        <w:t xml:space="preserve">Güncel güvenlik raporları, tüm siber saldırıların yaklaşık </w:t>
-      </w:r>
-      <w:proofErr w:type="gramStart"/>
-      <w:r>
-        <w:rPr>
-          <w:lang w:eastAsia="en-US"/>
-        </w:rPr>
-        <w:t>%36</w:t>
-      </w:r>
-      <w:proofErr w:type="gramEnd"/>
-      <w:r>
-        <w:rPr>
-          <w:lang w:eastAsia="en-US"/>
-        </w:rPr>
-        <w:t xml:space="preserve">–40’ının </w:t>
+        <w:t xml:space="preserve">Güncel güvenlik raporları, tüm siber saldırıların yaklaşık %36–40’ının </w:t>
       </w:r>
       <w:proofErr w:type="spellStart"/>
       <w:r>
@@ -14093,15 +13945,7 @@
       </w:r>
       <w:proofErr w:type="spellEnd"/>
       <w:r>
-        <w:t xml:space="preserve"> algoritmasıyla </w:t>
-      </w:r>
-      <w:proofErr w:type="gramStart"/>
-      <w:r>
-        <w:t>%95</w:t>
-      </w:r>
-      <w:proofErr w:type="gramEnd"/>
-      <w:r>
-        <w:t xml:space="preserve">–99 aralığında doğruluk oranlarına ulaşıldığı </w:t>
+        <w:t xml:space="preserve"> algoritmasıyla %95–99 aralığında doğruluk oranlarına ulaşıldığı </w:t>
       </w:r>
       <w:r>
         <w:t>görülmüştür</w:t>
@@ -17134,7 +16978,6 @@
       </w:pPr>
       <w:bookmarkStart w:id="42" w:name="_Toc227940472"/>
       <w:r>
-        <w:lastRenderedPageBreak/>
         <w:t>MODEL GELİŞTİRME VE GERÇEK ZAMANLI SİSTEM TASARIMI</w:t>
       </w:r>
       <w:bookmarkEnd w:id="42"/>
@@ -17151,6 +16994,433 @@
       <w:bookmarkEnd w:id="43"/>
     </w:p>
     <w:p>
+      <w:r>
+        <w:t>Bu bölümde, önerilen sistemin performansını değerlendirmek ve URL tabanlı kimlik avı (</w:t>
+      </w:r>
+      <w:proofErr w:type="spellStart"/>
+      <w:r>
+        <w:t>phishing</w:t>
+      </w:r>
+      <w:proofErr w:type="spellEnd"/>
+      <w:r>
+        <w:t xml:space="preserve">) saldırılarını yüksek doğruluk ve düşük gecikme süresi ile tespit edebilmek amacıyla farklı makine öğrenmesi algoritmaları kullanılmıştır. Algoritma seçimi sürecinde literatürde </w:t>
+      </w:r>
+      <w:proofErr w:type="spellStart"/>
+      <w:r>
+        <w:t>phishing</w:t>
+      </w:r>
+      <w:proofErr w:type="spellEnd"/>
+      <w:r>
+        <w:t xml:space="preserve"> tespiti alanında yaygın olarak kullanılan, farklı öğrenme paradigmalarını temsil eden ve hem doğruluk hem de hesaplama maliyeti açısından dengeli sonuçlar sunan yöntemler tercih edilmiştir. </w:t>
+      </w:r>
+      <w:r>
+        <w:t xml:space="preserve">Literatürde kullanılan algoritmaların dağılımının grafiği </w:t>
+      </w:r>
+      <w:r>
+        <w:rPr>
+          <w:highlight w:val="yellow"/>
+        </w:rPr>
+        <w:t>Şekil XXXX te</w:t>
+      </w:r>
+      <w:r>
+        <w:t xml:space="preserve"> verilmiştir. </w:t>
+      </w:r>
+      <w:r>
+        <w:t xml:space="preserve">Bu yaklaşım sayesinde </w:t>
+      </w:r>
+      <w:r>
+        <w:lastRenderedPageBreak/>
+        <w:t>hem doğrusal modellerin hem de doğrusal olmayan ve ansambl (</w:t>
+      </w:r>
+      <w:proofErr w:type="spellStart"/>
+      <w:r>
+        <w:t>ensemble</w:t>
+      </w:r>
+      <w:proofErr w:type="spellEnd"/>
+      <w:r>
+        <w:t>) yöntemlerin karşılaştırmalı analizi yapılabilmiştir. Özellikle gerçek zamanlı sistem tasarımı hedeflendiği için yalnızca sınıflandırma başarımı değil, aynı zamanda modelin çıkarım süresi (</w:t>
+      </w:r>
+      <w:proofErr w:type="spellStart"/>
+      <w:r>
+        <w:t>inference</w:t>
+      </w:r>
+      <w:proofErr w:type="spellEnd"/>
+      <w:r>
+        <w:t xml:space="preserve"> time), hesaplama karmaşıklığı ve sistem entegrasyonuna uygunluğu da dikkate alınmıştır.</w:t>
+      </w:r>
+    </w:p>
+    <w:p>
+      <w:r>
+        <w:t>Algoritma seçiminde üç temel kriter ön planda tutulmuştur: (i) modelin sınıflandırma performansı (</w:t>
+      </w:r>
+      <w:proofErr w:type="spellStart"/>
+      <w:r>
+        <w:t>accuracy</w:t>
+      </w:r>
+      <w:proofErr w:type="spellEnd"/>
+      <w:r>
+        <w:t xml:space="preserve">, </w:t>
+      </w:r>
+      <w:proofErr w:type="spellStart"/>
+      <w:r>
+        <w:t>precision</w:t>
+      </w:r>
+      <w:proofErr w:type="spellEnd"/>
+      <w:r>
+        <w:t xml:space="preserve">, </w:t>
+      </w:r>
+      <w:proofErr w:type="spellStart"/>
+      <w:r>
+        <w:t>recall</w:t>
+      </w:r>
+      <w:proofErr w:type="spellEnd"/>
+      <w:r>
+        <w:t xml:space="preserve">, F1-score gibi metrikler), (ii) gerçek zamanlı uygulamalarda kritik olan hesaplama maliyeti ve hızlı tahmin üretebilme kapasitesi, (iii) yüksek boyutlu, heterojen ve çoğu zaman doğrusal olmayan ilişkiler içeren URL tabanlı özellikler üzerinde genelleme yeteneği. Bununla birlikte </w:t>
+      </w:r>
+      <w:proofErr w:type="spellStart"/>
+      <w:r>
+        <w:t>phishing</w:t>
+      </w:r>
+      <w:proofErr w:type="spellEnd"/>
+      <w:r>
+        <w:t xml:space="preserve"> veri setlerinin çoğunlukla dengesiz (</w:t>
+      </w:r>
+      <w:proofErr w:type="spellStart"/>
+      <w:r>
+        <w:t>imbalanced</w:t>
+      </w:r>
+      <w:proofErr w:type="spellEnd"/>
+      <w:r>
+        <w:t>) yapıda olabilmesi nedeniyle, modeller yalnızca genel doğruluk oranına göre değil, aynı zamanda yanlış pozitif (</w:t>
+      </w:r>
+      <w:proofErr w:type="spellStart"/>
+      <w:r>
+        <w:t>false</w:t>
+      </w:r>
+      <w:proofErr w:type="spellEnd"/>
+      <w:r>
+        <w:t xml:space="preserve"> </w:t>
+      </w:r>
+      <w:proofErr w:type="spellStart"/>
+      <w:r>
+        <w:t>positive</w:t>
+      </w:r>
+      <w:proofErr w:type="spellEnd"/>
+      <w:r>
+        <w:t>) ve yanlış negatif (</w:t>
+      </w:r>
+      <w:proofErr w:type="spellStart"/>
+      <w:r>
+        <w:t>false</w:t>
+      </w:r>
+      <w:proofErr w:type="spellEnd"/>
+      <w:r>
+        <w:t xml:space="preserve"> </w:t>
+      </w:r>
+      <w:proofErr w:type="spellStart"/>
+      <w:r>
+        <w:t>negative</w:t>
+      </w:r>
+      <w:proofErr w:type="spellEnd"/>
+      <w:r>
+        <w:t>) oranları açısından da değerlendirilmiştir. Bu kapsamda, farklı model ailelerini temsil eden toplam sekiz algoritma çalışmaya dahil edilmiştir.</w:t>
+      </w:r>
+    </w:p>
+    <w:p>
+      <w:r>
+        <w:t>Lojistik Regresyon (</w:t>
+      </w:r>
+      <w:proofErr w:type="spellStart"/>
+      <w:r>
+        <w:t>Logistic</w:t>
+      </w:r>
+      <w:proofErr w:type="spellEnd"/>
+      <w:r>
+        <w:t xml:space="preserve"> </w:t>
+      </w:r>
+      <w:proofErr w:type="spellStart"/>
+      <w:r>
+        <w:t>Regression</w:t>
+      </w:r>
+      <w:proofErr w:type="spellEnd"/>
+      <w:r>
+        <w:t xml:space="preserve">), ikili sınıflandırma problemlerinde temel bir referans modeli olarak kullanılmıştır. Bu model, bağımsız değişkenler ile hedef değişken arasındaki ilişkiyi sigmoid fonksiyonu aracılığıyla olasılıksal bir çerçevede ifade eder. URL özelliklerinin bazıları ile hedef değişken arasında doğrusal ilişkiler bulunabileceği varsayımıyla, modelin hem hızlı çalışması hem de yüksek </w:t>
+      </w:r>
+      <w:proofErr w:type="spellStart"/>
+      <w:r>
+        <w:t>yorumlanabilirlik</w:t>
+      </w:r>
+      <w:proofErr w:type="spellEnd"/>
+      <w:r>
+        <w:t xml:space="preserve"> sunması önemli bir avantaj sağlamıştır. Ayrıca düşük hesaplama maliyeti sayesinde gerçek zamanlı sistemler için güçlü bir başlangıç noktası oluşturmuştur.</w:t>
+      </w:r>
+    </w:p>
+    <w:p>
+      <w:r>
+        <w:t>Destek Vektör Makineleri (</w:t>
+      </w:r>
+      <w:proofErr w:type="spellStart"/>
+      <w:r>
+        <w:t>Support</w:t>
+      </w:r>
+      <w:proofErr w:type="spellEnd"/>
+      <w:r>
+        <w:t xml:space="preserve"> </w:t>
+      </w:r>
+      <w:proofErr w:type="spellStart"/>
+      <w:r>
+        <w:t>Vector</w:t>
+      </w:r>
+      <w:proofErr w:type="spellEnd"/>
+      <w:r>
+        <w:t xml:space="preserve"> </w:t>
+      </w:r>
+      <w:proofErr w:type="spellStart"/>
+      <w:proofErr w:type="gramStart"/>
+      <w:r>
+        <w:t>Machines</w:t>
+      </w:r>
+      <w:proofErr w:type="spellEnd"/>
+      <w:r>
+        <w:t xml:space="preserve"> -</w:t>
+      </w:r>
+      <w:proofErr w:type="gramEnd"/>
+      <w:r>
+        <w:t xml:space="preserve"> SVM), özellikle yüksek boyutlu veri setlerinde etkili performans sergileyen güçlü bir sınıflandırma algoritmasıdır. Temel amacı, sınıflar arasındaki marjini maksimize eden optimal hiper düzlemi bulmaktır. Kernel fonksiyonları sayesinde doğrusal olmayan veri yapılarında da etkili sonuçlar üretebilmesi, URL tabanlı özellikler arasındaki karmaşık ilişkilerin modellenmesinde önemli bir avantaj sağlamıştır. Ancak parametre ayarlarının hassas olması ve büyük veri setlerinde eğitim süresinin artabilmesi dikkate alınması gereken unsurlar arasındadır.</w:t>
+      </w:r>
+    </w:p>
+    <w:p>
+      <w:r>
+        <w:lastRenderedPageBreak/>
+        <w:t>K-En Yakın Komşu (K-</w:t>
+      </w:r>
+      <w:proofErr w:type="spellStart"/>
+      <w:r>
+        <w:t>Nearest</w:t>
+      </w:r>
+      <w:proofErr w:type="spellEnd"/>
+      <w:r>
+        <w:t xml:space="preserve"> </w:t>
+      </w:r>
+      <w:proofErr w:type="spellStart"/>
+      <w:proofErr w:type="gramStart"/>
+      <w:r>
+        <w:t>Neighbors</w:t>
+      </w:r>
+      <w:proofErr w:type="spellEnd"/>
+      <w:r>
+        <w:t xml:space="preserve"> -</w:t>
+      </w:r>
+      <w:proofErr w:type="gramEnd"/>
+      <w:r>
+        <w:t xml:space="preserve"> KNN), parametrik olmayan ve örnek tabanlı bir öğrenme algoritmasıdır. Bu yöntemde model, eğitim aşamasında açık bir öğrenme gerçekleştirmez; bunun yerine, tahmin aşamasında yeni gelen örneğin en yakın komşularına bakarak sınıflandırma yapar. Veri dağılımını doğrudan yansıtması açısından avantajlı olmakla birlikte, özellikle büyük veri setlerinde hesaplama maliyetinin artması ve gerçek zamanlı kullanımda gecikmeye neden olabilmesi dezavantaj olarak değerlendirilmektedir. Buna rağmen, veri yapısına duyarlı bir referans yöntem olarak çalışmaya dahil edilmiştir.</w:t>
+      </w:r>
+    </w:p>
+    <w:p>
+      <w:proofErr w:type="spellStart"/>
+      <w:r>
+        <w:t>Naive</w:t>
+      </w:r>
+      <w:proofErr w:type="spellEnd"/>
+      <w:r>
+        <w:t xml:space="preserve"> </w:t>
+      </w:r>
+      <w:proofErr w:type="spellStart"/>
+      <w:r>
+        <w:t>Bayes</w:t>
+      </w:r>
+      <w:proofErr w:type="spellEnd"/>
+      <w:r>
+        <w:t xml:space="preserve"> (NB), </w:t>
+      </w:r>
+      <w:proofErr w:type="spellStart"/>
+      <w:r>
+        <w:t>Bayes</w:t>
+      </w:r>
+      <w:proofErr w:type="spellEnd"/>
+      <w:r>
+        <w:t xml:space="preserve"> teoremine dayanan ve özellikler arasında koşullu bağımsızlık varsayımı yapan olasılıksal bir sınıflandırıcıdır. Bu varsayım gerçek dünya verilerinde çoğu zaman tam olarak </w:t>
+      </w:r>
+      <w:proofErr w:type="spellStart"/>
+      <w:r>
+        <w:t>sağlanmasada</w:t>
+      </w:r>
+      <w:proofErr w:type="spellEnd"/>
+      <w:r>
+        <w:t xml:space="preserve">, modelin basitliği ve hızlı tahmin üretme kapasitesi nedeniyle birçok problemde başarılı sonuçlar verdiği bilinmektedir. URL tabanlı </w:t>
+      </w:r>
+      <w:proofErr w:type="spellStart"/>
+      <w:r>
+        <w:t>phishing</w:t>
+      </w:r>
+      <w:proofErr w:type="spellEnd"/>
+      <w:r>
+        <w:t xml:space="preserve"> tespitinde, özellikle düşük hesaplama maliyeti ve hızlı çıkarım süresi avantajları nedeniyle değerlendirilmiştir.</w:t>
+      </w:r>
+    </w:p>
+    <w:p>
+      <w:r>
+        <w:t>Karar Ağaçları (</w:t>
+      </w:r>
+      <w:proofErr w:type="spellStart"/>
+      <w:r>
+        <w:t>Decision</w:t>
+      </w:r>
+      <w:proofErr w:type="spellEnd"/>
+      <w:r>
+        <w:t xml:space="preserve"> </w:t>
+      </w:r>
+      <w:proofErr w:type="spellStart"/>
+      <w:r>
+        <w:t>Trees</w:t>
+      </w:r>
+      <w:proofErr w:type="spellEnd"/>
+      <w:r>
+        <w:t>), veri setini belirli karar kuralları doğrultusunda dallandırarak sınıflandırma yapan sezgisel ve yorumlanabilir bir yöntemdir. Model, karar verme sürecini ağaç yapısı üzerinden temsil ettiği için kullanıcıya açık ve anlaşılır bir yapı sunar. Doğrusal olmayan ilişkileri modelleyebilme yeteneği ve veri ön işleme gereksiniminin düşük olması, bu algoritmanın tercih edilmesinde önemli rol oynamıştır. Ancak aşırı öğrenmeye yatkın olması, tek başına kullanımında dikkat edilmesi gereken bir durumdur.</w:t>
+      </w:r>
+    </w:p>
+    <w:p>
+      <w:r>
+        <w:t>Rastgele Orman (</w:t>
+      </w:r>
+      <w:proofErr w:type="spellStart"/>
+      <w:r>
+        <w:t>Random</w:t>
+      </w:r>
+      <w:proofErr w:type="spellEnd"/>
+      <w:r>
+        <w:t xml:space="preserve"> </w:t>
+      </w:r>
+      <w:proofErr w:type="spellStart"/>
+      <w:r>
+        <w:t>Forest</w:t>
+      </w:r>
+      <w:proofErr w:type="spellEnd"/>
+      <w:r>
+        <w:t xml:space="preserve">), birden fazla karar ağacının bir araya getirilmesiyle oluşturulan güçlü bir ansambl yöntemdir. </w:t>
+      </w:r>
+      <w:proofErr w:type="spellStart"/>
+      <w:r>
+        <w:t>Bagging</w:t>
+      </w:r>
+      <w:proofErr w:type="spellEnd"/>
+      <w:r>
+        <w:t xml:space="preserve"> yaklaşımı sayesinde her bir ağaç farklı veri alt kümeleri üzerinde eğitilir ve sonuçlar birleştirilerek daha kararlı tahminler elde edilir. Bu yapı, modelin aşırı öğrenme problemini azaltmasına ve genelleme kabiliyetini artırmasına olanak tanır. URL tabanlı </w:t>
+      </w:r>
+      <w:proofErr w:type="spellStart"/>
+      <w:r>
+        <w:t>phishing</w:t>
+      </w:r>
+      <w:proofErr w:type="spellEnd"/>
+      <w:r>
+        <w:t xml:space="preserve"> tespitinde yüksek doğruluk oranı ve dayanıklılığı nedeniyle önemli bir aday model olarak değerlendirilmiştir.</w:t>
+      </w:r>
+    </w:p>
+    <w:p>
+      <w:proofErr w:type="spellStart"/>
+      <w:r>
+        <w:t>Gradient</w:t>
+      </w:r>
+      <w:proofErr w:type="spellEnd"/>
+      <w:r>
+        <w:t xml:space="preserve"> </w:t>
+      </w:r>
+      <w:proofErr w:type="spellStart"/>
+      <w:r>
+        <w:t>Boosting</w:t>
+      </w:r>
+      <w:proofErr w:type="spellEnd"/>
+      <w:r>
+        <w:t xml:space="preserve"> </w:t>
+      </w:r>
+      <w:proofErr w:type="spellStart"/>
+      <w:r>
+        <w:t>Machines</w:t>
+      </w:r>
+      <w:proofErr w:type="spellEnd"/>
+      <w:r>
+        <w:t xml:space="preserve"> (GBM), zayıf öğrenicilerin ardışık olarak eğitildiği ve her yeni modelin bir öncekinin hatalarını minimize etmeye çalıştığı </w:t>
+      </w:r>
+      <w:proofErr w:type="spellStart"/>
+      <w:r>
+        <w:t>boosting</w:t>
+      </w:r>
+      <w:proofErr w:type="spellEnd"/>
+      <w:r>
+        <w:t xml:space="preserve"> tabanlı bir yöntemdir. Bu yaklaşım, özellikle karmaşık veri yapılarında yüksek performans elde edilmesini sağlar. Ancak eğitim sürecinin diğer yöntemlere göre daha uzun </w:t>
+      </w:r>
+      <w:r>
+        <w:lastRenderedPageBreak/>
+        <w:t xml:space="preserve">sürmesi ve </w:t>
+      </w:r>
+      <w:proofErr w:type="spellStart"/>
+      <w:r>
+        <w:t>hiperparametre</w:t>
+      </w:r>
+      <w:proofErr w:type="spellEnd"/>
+      <w:r>
+        <w:t xml:space="preserve"> ayarlarının hassas olması, gerçek zamanlı sistemler açısından dikkatle ele alınması gereken faktörlerdir.</w:t>
+      </w:r>
+    </w:p>
+    <w:p>
+      <w:proofErr w:type="spellStart"/>
+      <w:r>
+        <w:t>XGBoost</w:t>
+      </w:r>
+      <w:proofErr w:type="spellEnd"/>
+      <w:r>
+        <w:t xml:space="preserve"> (Extreme </w:t>
+      </w:r>
+      <w:proofErr w:type="spellStart"/>
+      <w:r>
+        <w:t>Gradient</w:t>
+      </w:r>
+      <w:proofErr w:type="spellEnd"/>
+      <w:r>
+        <w:t xml:space="preserve"> </w:t>
+      </w:r>
+      <w:proofErr w:type="spellStart"/>
+      <w:r>
+        <w:t>Boosting</w:t>
+      </w:r>
+      <w:proofErr w:type="spellEnd"/>
+      <w:r>
+        <w:t xml:space="preserve">), </w:t>
+      </w:r>
+      <w:proofErr w:type="spellStart"/>
+      <w:r>
+        <w:t>gradient</w:t>
+      </w:r>
+      <w:proofErr w:type="spellEnd"/>
+      <w:r>
+        <w:t xml:space="preserve"> </w:t>
+      </w:r>
+      <w:proofErr w:type="spellStart"/>
+      <w:r>
+        <w:t>boosting</w:t>
+      </w:r>
+      <w:proofErr w:type="spellEnd"/>
+      <w:r>
+        <w:t xml:space="preserve"> yaklaşımının optimize edilmiş ve daha verimli bir versiyonu olarak çalışmada yer almıştır. Düzenlileştirme (</w:t>
+      </w:r>
+      <w:proofErr w:type="spellStart"/>
+      <w:r>
+        <w:t>regularization</w:t>
+      </w:r>
+      <w:proofErr w:type="spellEnd"/>
+      <w:r>
+        <w:t>) mekanizmaları sayesinde aşırı öğrenmeyi kontrol altına alırken, paralel işlem desteği ile eğitim süresini önemli ölçüde azaltmaktadır. Ayrıca eksik verilerle başa çıkabilme yeteneği ve yüksek ölçeklenebilirliği sayesinde büyük veri setlerinde üstün performans göstermektedir. Bu özellikleri nedeniyle çalışmada en güçlü modellerden biri olarak öne çıkmıştır.</w:t>
+      </w:r>
+    </w:p>
+    <w:p>
+      <w:r>
+        <w:t>Sonuç olarak, bu bölümde ele alınan sekiz farklı makine öğrenmesi algoritması hem teorik çeşitlilik hem de pratik uygulanabilirlik açısından kapsamlı bir değerlendirme yapılmasına olanak sağlamıştır. Farklı model ailelerinin karşılaştırılması sayesinde, geliştirilen gerçek zamanlı sistem için en uygun algoritmanın belirlenmesi hedeflenmiş ve sistemin hem doğruluk hem de hız açısından optimize edilmesine katkı sağlanmıştır.</w:t>
+      </w:r>
+      <w:r>
+        <w:t xml:space="preserve"> İlerleyen bölümlerde bu algoritmaların doğruluk ve performans sonuçları detaylı bir şekilde sunulmuştur.</w:t>
+      </w:r>
+    </w:p>
+    <w:p>
       <w:pPr>
         <w:pStyle w:val="Balk2"/>
         <w:spacing w:before="240" w:after="120"/>
@@ -17162,6 +17432,189 @@
       <w:bookmarkEnd w:id="44"/>
     </w:p>
     <w:p>
+      <w:r>
+        <w:t>Bu çalışmada geliştirilen makine öğrenmesi modellerinin eğitimi, doğrulanması ve optimize edilmesi süreci sistematik ve çok aşamalı bir yapı içerisinde gerçekleştirilmiştir. Model geliştirme sürecinde temel amaç, yalnızca yüksek doğruluk oranı elde etmek değil, aynı zamanda gerçek zamanlı sistemlerde kullanılabilecek düşük maliyetli ve hızlı çalışan modeller elde etmektir. Bu doğrultuda hem model performansı hem de hesaplama maliyetleri birlikte değerlendirilmiştir.</w:t>
+      </w:r>
+    </w:p>
+    <w:p>
+      <w:r>
+        <w:t>Model eğitimi sürecinde, oluşturulan veri seti eğitim ve test olmak üzere iki ayrı alt kümeye ayrılmıştır. Bu ayrım sayesinde modellerin yalnızca eğitim verisi üzerindeki başarımı değil, daha önce görmediği veriler üzerindeki genelleme yeteneği de ölçülmüştür. Eğitim sürecinde kullanılan özellikler, önceki bölümde detaylandırılan iki aşamalı özellik seçimi (</w:t>
+      </w:r>
+      <w:proofErr w:type="spellStart"/>
+      <w:r>
+        <w:t>Correlation</w:t>
+      </w:r>
+      <w:proofErr w:type="spellEnd"/>
+      <w:r>
+        <w:t xml:space="preserve"> + </w:t>
+      </w:r>
+      <w:proofErr w:type="spellStart"/>
+      <w:r>
+        <w:t>Mutual</w:t>
+      </w:r>
+      <w:proofErr w:type="spellEnd"/>
+      <w:r>
+        <w:t xml:space="preserve"> Information) sonucunda elde edilen optimize edilmiş özellik kümesi ile ayrıca özellik azaltımı uygulanmamış ham özellik kümesi olmak üzere iki farklı senaryo kapsamında değerlendirilmiştir. Bu yaklaşım sayesinde özellik seçiminin model performansı ve sistem maliyetleri üzerindeki etkisi karşılaştırmalı olarak analiz edilmiştir.</w:t>
+      </w:r>
+    </w:p>
+    <w:p>
+      <w:r>
+        <w:lastRenderedPageBreak/>
+        <w:t>Model doğrulama sürecinde, yalnızca tek bir eğitim-test bölünmesi ile elde edilen sonuçlara bağlı kalınmamış, aynı zamanda çapraz doğrulama (</w:t>
+      </w:r>
+      <w:proofErr w:type="spellStart"/>
+      <w:r>
+        <w:t>cross-validation</w:t>
+      </w:r>
+      <w:proofErr w:type="spellEnd"/>
+      <w:r>
+        <w:t xml:space="preserve">) yöntemi kullanılarak modellerin genelleme performansı daha güvenilir bir şekilde ölçülmüştür. Bu kapsamda elde edilen çapraz doğrulama sonuçları (CV </w:t>
+      </w:r>
+      <w:proofErr w:type="spellStart"/>
+      <w:r>
+        <w:t>Accuracy</w:t>
+      </w:r>
+      <w:proofErr w:type="spellEnd"/>
+      <w:r>
+        <w:t>, CV F1-score ve CV ROC-AUC) modellerin farklı veri alt kümeleri üzerindeki kararlılığını değerlendirmek amacıyla kullanılmıştır. Bu yaklaşım, özellikle aşırı öğrenme (</w:t>
+      </w:r>
+      <w:proofErr w:type="spellStart"/>
+      <w:r>
+        <w:t>overfitting</w:t>
+      </w:r>
+      <w:proofErr w:type="spellEnd"/>
+      <w:r>
+        <w:t>) riskinin tespit edilmesi açısından kritik öneme sahiptir.</w:t>
+      </w:r>
+    </w:p>
+    <w:p>
+      <w:r>
+        <w:t>Model performansının değerlendirilmesinde yalnızca doğruluk (</w:t>
+      </w:r>
+      <w:proofErr w:type="spellStart"/>
+      <w:r>
+        <w:t>accuracy</w:t>
+      </w:r>
+      <w:proofErr w:type="spellEnd"/>
+      <w:r>
+        <w:t xml:space="preserve">) metriği ile sınırlı kalınmamış, çok boyutlu bir değerlendirme yaklaşımı benimsenmiştir. Bu kapsamda </w:t>
+      </w:r>
+      <w:proofErr w:type="spellStart"/>
+      <w:r>
+        <w:t>precision</w:t>
+      </w:r>
+      <w:proofErr w:type="spellEnd"/>
+      <w:r>
+        <w:t xml:space="preserve">, </w:t>
+      </w:r>
+      <w:proofErr w:type="spellStart"/>
+      <w:r>
+        <w:t>recall</w:t>
+      </w:r>
+      <w:proofErr w:type="spellEnd"/>
+      <w:r>
+        <w:t xml:space="preserve">, F1-score ve ROC-AUC gibi sınıflandırma başarımını detaylı şekilde ölçen metrikler kullanılmıştır. Özellikle </w:t>
+      </w:r>
+      <w:proofErr w:type="spellStart"/>
+      <w:r>
+        <w:t>phishing</w:t>
+      </w:r>
+      <w:proofErr w:type="spellEnd"/>
+      <w:r>
+        <w:t xml:space="preserve"> tespiti gibi güvenlik odaklı problemlerde yanlış negatif (</w:t>
+      </w:r>
+      <w:proofErr w:type="spellStart"/>
+      <w:r>
+        <w:t>false</w:t>
+      </w:r>
+      <w:proofErr w:type="spellEnd"/>
+      <w:r>
+        <w:t xml:space="preserve"> </w:t>
+      </w:r>
+      <w:proofErr w:type="spellStart"/>
+      <w:r>
+        <w:t>negative</w:t>
+      </w:r>
+      <w:proofErr w:type="spellEnd"/>
+      <w:r>
+        <w:t xml:space="preserve">) sonuçların kritik riskler oluşturması nedeniyle </w:t>
+      </w:r>
+      <w:proofErr w:type="spellStart"/>
+      <w:r>
+        <w:t>recall</w:t>
+      </w:r>
+      <w:proofErr w:type="spellEnd"/>
+      <w:r>
+        <w:t xml:space="preserve"> ve F1-score metrikleri ayrıca önemsenmiştir. Bununla birlikte modellerin gerçek zamanlı sistemlerde kullanılabilirliğini değerlendirmek amacıyla eğitim süresi (</w:t>
+      </w:r>
+      <w:proofErr w:type="spellStart"/>
+      <w:r>
+        <w:t>training</w:t>
+      </w:r>
+      <w:proofErr w:type="spellEnd"/>
+      <w:r>
+        <w:t xml:space="preserve"> time), tahmin süresi (</w:t>
+      </w:r>
+      <w:proofErr w:type="spellStart"/>
+      <w:r>
+        <w:t>prediction</w:t>
+      </w:r>
+      <w:proofErr w:type="spellEnd"/>
+      <w:r>
+        <w:t xml:space="preserve"> time), bellek kullanımı (</w:t>
+      </w:r>
+      <w:proofErr w:type="spellStart"/>
+      <w:r>
+        <w:t>memory</w:t>
+      </w:r>
+      <w:proofErr w:type="spellEnd"/>
+      <w:r>
+        <w:t xml:space="preserve"> </w:t>
+      </w:r>
+      <w:proofErr w:type="spellStart"/>
+      <w:r>
+        <w:t>usage</w:t>
+      </w:r>
+      <w:proofErr w:type="spellEnd"/>
+      <w:r>
+        <w:t xml:space="preserve">) ve işlemci kullanımı (CPU </w:t>
+      </w:r>
+      <w:proofErr w:type="spellStart"/>
+      <w:r>
+        <w:t>usage</w:t>
+      </w:r>
+      <w:proofErr w:type="spellEnd"/>
+      <w:r>
+        <w:t>) gibi performans ve maliyet odaklı metrikler de analiz edilmiştir.</w:t>
+      </w:r>
+    </w:p>
+    <w:p>
+      <w:r>
+        <w:t xml:space="preserve">Model optimizasyonu sürecinde, her algoritma için temel </w:t>
+      </w:r>
+      <w:proofErr w:type="spellStart"/>
+      <w:r>
+        <w:t>hiperparametre</w:t>
+      </w:r>
+      <w:proofErr w:type="spellEnd"/>
+      <w:r>
+        <w:t xml:space="preserve"> ayarları literatürde önerilen değerler ve deneysel gözlemler doğrultusunda belirlenmiştir. Özellikle ağaç tabanlı ve </w:t>
+      </w:r>
+      <w:proofErr w:type="spellStart"/>
+      <w:r>
+        <w:t>boosting</w:t>
+      </w:r>
+      <w:proofErr w:type="spellEnd"/>
+      <w:r>
+        <w:t xml:space="preserve"> algoritmalarında model karmaşıklığını kontrol eden parametreler dikkate alınarak aşırı öğrenmenin önüne geçilmeye çalışılmıştır. Bununla birlikte, özellik seçimi süreci de dolaylı bir optimizasyon yöntemi olarak değerlendirilmiş ve gereksiz veya düşük katkı sağlayan özelliklerin modelden çıkarılmasıyla hem performans hem de hesaplama maliyetleri iyileştirilmiştir.</w:t>
+      </w:r>
+    </w:p>
+    <w:p>
+      <w:r>
+        <w:t>Bu kapsamda yürütülen eğitim, doğrulama ve optimizasyon süreci sonucunda, farklı makine öğrenmesi algoritmalarının hem doğruluk hem de sistem kaynak kullanımı açısından karşılaştırılmasına olanak sağlayan bütüncül bir değerlendirme altyapısı oluşturulmuştur. Elde edilen deneysel sonuçlar ve modeller arası performans karşılaştırmaları bir sonraki bölümde detaylı olarak sunulmaktadır.</w:t>
+      </w:r>
+    </w:p>
+    <w:p>
       <w:pPr>
         <w:pStyle w:val="Balk2"/>
         <w:spacing w:before="240" w:after="120"/>
@@ -17173,6 +17626,243 @@
       <w:bookmarkEnd w:id="45"/>
     </w:p>
     <w:p>
+      <w:r>
+        <w:t>Bu çalışmada geliştirilen sistem, URL tabanlı kimlik avı tespitini otomatik ve gerçek zamanlı olarak gerçekleştirebilen, istemci-sunucu (</w:t>
+      </w:r>
+      <w:proofErr w:type="spellStart"/>
+      <w:r>
+        <w:t>client</w:t>
+      </w:r>
+      <w:proofErr w:type="spellEnd"/>
+      <w:r>
+        <w:t xml:space="preserve">-server) mimarisi üzerine </w:t>
+      </w:r>
+      <w:r>
+        <w:lastRenderedPageBreak/>
+        <w:t>kurulmuş hibrit bir yapıdan oluşmaktadır. Sistem, kullanıcı herhangi bir web sitesine eriştiği anda devreye girerek URL’yi analiz etmekte ve milisaniyeler seviyesinde sonuç üreterek kullanıcıyı bilgilendirmeyi amaçlamaktadır. Bu doğrultuda mimari tasarım sürecinde düşük gecikme süresi (</w:t>
+      </w:r>
+      <w:proofErr w:type="spellStart"/>
+      <w:r>
+        <w:t>low</w:t>
+      </w:r>
+      <w:proofErr w:type="spellEnd"/>
+      <w:r>
+        <w:t xml:space="preserve"> </w:t>
+      </w:r>
+      <w:proofErr w:type="spellStart"/>
+      <w:r>
+        <w:t>latency</w:t>
+      </w:r>
+      <w:proofErr w:type="spellEnd"/>
+      <w:r>
+        <w:t>), yüksek doğruluk, ölçeklenebilirlik ve modülerlik temel kriterler olarak ele alınmıştır.</w:t>
+      </w:r>
+    </w:p>
+    <w:p>
+      <w:r>
+        <w:t>Önerilen sistem, temel olarak iki ana bileşenden oluşmaktadır: istemci tarafında çalışan tarayıcı eklentisi (</w:t>
+      </w:r>
+      <w:proofErr w:type="spellStart"/>
+      <w:r>
+        <w:t>client-side</w:t>
+      </w:r>
+      <w:proofErr w:type="spellEnd"/>
+      <w:r>
+        <w:t xml:space="preserve"> </w:t>
+      </w:r>
+      <w:proofErr w:type="spellStart"/>
+      <w:r>
+        <w:t>extension</w:t>
+      </w:r>
+      <w:proofErr w:type="spellEnd"/>
+      <w:r>
+        <w:t>) ve makine öğrenmesi modelinin çalıştığı sunucu tarafı (</w:t>
+      </w:r>
+      <w:proofErr w:type="spellStart"/>
+      <w:r>
+        <w:t>backend</w:t>
+      </w:r>
+      <w:proofErr w:type="spellEnd"/>
+      <w:r>
+        <w:t xml:space="preserve"> </w:t>
+      </w:r>
+      <w:proofErr w:type="spellStart"/>
+      <w:r>
+        <w:t>inference</w:t>
+      </w:r>
+      <w:proofErr w:type="spellEnd"/>
+      <w:r>
+        <w:t xml:space="preserve"> server). Bu iki bileşen, HTTP tabanlı API iletişimi üzerinden birbirine bağlıdır ve birlikte uçtan uca bir gerçek zamanlı analiz hattı oluşturmaktadır.</w:t>
+      </w:r>
+    </w:p>
+    <w:p>
+      <w:r>
+        <w:t xml:space="preserve">Sistemin istemci tarafını oluşturan tarayıcı eklentisi, kullanıcının ziyaret ettiği web sayfalarını sürekli olarak izleyen ve URL değişimlerini otomatik olarak tespit eden bir yapıya sahiptir. Bu yapı, tarayıcı olaylarını (tab </w:t>
+      </w:r>
+      <w:proofErr w:type="spellStart"/>
+      <w:r>
+        <w:t>update</w:t>
+      </w:r>
+      <w:proofErr w:type="spellEnd"/>
+      <w:r>
+        <w:t xml:space="preserve">, </w:t>
+      </w:r>
+      <w:proofErr w:type="spellStart"/>
+      <w:r>
+        <w:t>navigation</w:t>
+      </w:r>
+      <w:proofErr w:type="spellEnd"/>
+      <w:r>
+        <w:t xml:space="preserve"> </w:t>
+      </w:r>
+      <w:proofErr w:type="spellStart"/>
+      <w:r>
+        <w:t>event</w:t>
+      </w:r>
+      <w:proofErr w:type="spellEnd"/>
+      <w:r>
+        <w:t xml:space="preserve"> vb.) dinleyerek kullanıcı herhangi bir sayfaya giriş yaptığında ilgili URL bilgisini anlık olarak elde etmektedir. Böylece sistem, kullanıcı müdahalesine ihtiyaç duymadan pasif bir güvenlik katmanı olarak çalışmaktadır.</w:t>
+      </w:r>
+    </w:p>
+    <w:p>
+      <w:r>
+        <w:t>Elde edilen URL, istemci tarafında herhangi bir ağır işlem yapılmadan doğrudan sunucuya iletilmektedir. Bu tasarım kararı, tarayıcı tarafında hesaplama yükünü minimize etmek ve sistemin hızlı tepki vermesini sağlamak amacıyla alınmıştır. Ayrıca bu yaklaşım, modelin güncellenmesi veya değiştirilmesi durumunda istemci tarafında herhangi bir değişiklik yapılmasına gerek bırakmamaktadır.</w:t>
+      </w:r>
+    </w:p>
+    <w:p>
+      <w:r>
+        <w:t>Sunucu tarafı, sistemin çekirdek analiz bileşenini oluşturmaktadır. Bu katmanda, Python tabanlı bir servis mimarisi kullanılarak URL işleme ve sınıflandırma işlemleri gerçekleştirilmektedir. Sunucuya iletilen URL ilk olarak özellik çıkarım (</w:t>
+      </w:r>
+      <w:proofErr w:type="spellStart"/>
+      <w:r>
+        <w:t>feature</w:t>
+      </w:r>
+      <w:proofErr w:type="spellEnd"/>
+      <w:r>
+        <w:t xml:space="preserve"> </w:t>
+      </w:r>
+      <w:proofErr w:type="spellStart"/>
+      <w:r>
+        <w:t>extraction</w:t>
+      </w:r>
+      <w:proofErr w:type="spellEnd"/>
+      <w:r>
+        <w:t xml:space="preserve">) sürecinden geçirilir. Bu aşamada URL, domain, </w:t>
+      </w:r>
+      <w:proofErr w:type="spellStart"/>
+      <w:r>
+        <w:t>subdomain</w:t>
+      </w:r>
+      <w:proofErr w:type="spellEnd"/>
+      <w:r>
+        <w:t xml:space="preserve">, </w:t>
+      </w:r>
+      <w:proofErr w:type="spellStart"/>
+      <w:r>
+        <w:t>path</w:t>
+      </w:r>
+      <w:proofErr w:type="spellEnd"/>
+      <w:r>
+        <w:t xml:space="preserve"> ve </w:t>
+      </w:r>
+      <w:proofErr w:type="spellStart"/>
+      <w:r>
+        <w:t>query</w:t>
+      </w:r>
+      <w:proofErr w:type="spellEnd"/>
+      <w:r>
+        <w:t xml:space="preserve"> gibi bileşenlerine ayrılarak uzunluk, karakter dağılımı, oranlar ve karmaşıklık metrikleri gibi çok boyutlu özellikler elde edilir. Bu özellikler, modelin giriş vektörünü oluşturacak şekilde yapılandırılır.</w:t>
+      </w:r>
+    </w:p>
+    <w:p>
+      <w:r>
+        <w:t xml:space="preserve">Oluşturulan özellik vektörü, daha önce eğitilmiş ve optimize edilmiş makine öğrenmesi modeline (bu çalışma kapsamında </w:t>
+      </w:r>
+      <w:proofErr w:type="spellStart"/>
+      <w:r>
+        <w:t>XGBoost</w:t>
+      </w:r>
+      <w:proofErr w:type="spellEnd"/>
+      <w:r>
+        <w:t xml:space="preserve">) iletilir. Model, giriş verisini işleyerek URL’nin </w:t>
+      </w:r>
+      <w:proofErr w:type="spellStart"/>
+      <w:r>
+        <w:t>phishing</w:t>
+      </w:r>
+      <w:proofErr w:type="spellEnd"/>
+      <w:r>
+        <w:t xml:space="preserve"> veya </w:t>
+      </w:r>
+      <w:proofErr w:type="spellStart"/>
+      <w:r>
+        <w:t>benign</w:t>
+      </w:r>
+      <w:proofErr w:type="spellEnd"/>
+      <w:r>
+        <w:t xml:space="preserve"> sınıfına ait olma olasılığını hesaplar ve sınıflandırma sonucunu üretir. Bu işlem yalnızca çıkarım (</w:t>
+      </w:r>
+      <w:proofErr w:type="spellStart"/>
+      <w:r>
+        <w:t>inference</w:t>
+      </w:r>
+      <w:proofErr w:type="spellEnd"/>
+      <w:r>
+        <w:t xml:space="preserve">) aşamasını </w:t>
+      </w:r>
+      <w:r>
+        <w:lastRenderedPageBreak/>
+        <w:t>kapsadığı için oldukça hızlı bir şekilde gerçekleştirilmektedir. Elde edilen sonuç, JSON formatında istemciye geri gönderilir.</w:t>
+      </w:r>
+    </w:p>
+    <w:p>
+      <w:r>
+        <w:t>İstemci tarafında alınan bu sonuç, kullanıcıya görsel bir geri bildirim olarak sunulmaktadır. Bu geri bildirim, tarayıcı üzerinde uyarı mesajı, renk kodlu bildirim veya pop-</w:t>
+      </w:r>
+      <w:proofErr w:type="spellStart"/>
+      <w:r>
+        <w:t>up</w:t>
+      </w:r>
+      <w:proofErr w:type="spellEnd"/>
+      <w:r>
+        <w:t xml:space="preserve"> şeklinde gösterilebilir. Bu sayede kullanıcı, ziyaret ettiği web sayfasının potansiyel risk durumu hakkında anında bilgilendirilir ve gerekli önlemleri alabilir.</w:t>
+      </w:r>
+    </w:p>
+    <w:p>
+      <w:r>
+        <w:t>Önerilen mimarinin en önemli avantajlarından biri, iş yükünün istemci ve sunucu arasında dengeli bir şekilde dağıtılmış olmasıdır. Hesaplama açısından maliyetli işlemler (özellik çıkarımı ve model tahmini) sunucu tarafında gerçekleştirilirken, istemci tarafı yalnızca veri iletimi ve kullanıcı etkileşimi ile sınırlı tutulmuştur. Bu durum, sistemin farklı cihazlarda (düşük donanımlı bilgisayarlar dahil) stabil bir şekilde çalışmasını sağlamaktadır.</w:t>
+      </w:r>
+    </w:p>
+    <w:p>
+      <w:r>
+        <w:t>Ayrıca sistem, modüler bir yapıya sahip olacak şekilde tasarlanmıştır. Bu sayede model güncellemeleri, yeni özelliklerin eklenmesi veya farklı algoritmaların sisteme entegrasyonu yalnızca sunucu tarafında yapılabilmektedir. Bu yaklaşım, sistemin sürdürülebilirliğini ve bakım kolaylığını önemli ölçüde artırmaktadır.</w:t>
+      </w:r>
+    </w:p>
+    <w:p>
+      <w:r>
+        <w:t>Gerçek zamanlılık açısından değerlendirildiğinde, sistemin performansı büyük ölçüde ağ gecikmesi ve model çıkarım süresine bağlıdır. Ancak URL tabanlı analiz yaklaşımı sayesinde veri boyutunun küçük olması ve modelin optimize edilmiş yapısı, toplam işlem süresinin oldukça düşük seviyelerde tutulmasını sağlamaktadır. Bu da sistemin pratik kullanım senaryolarında etkin bir şekilde kullanılabileceğini göstermektedir.</w:t>
+      </w:r>
+    </w:p>
+    <w:p>
+      <w:r>
+        <w:t xml:space="preserve">Sonuç olarak geliştirilen bu istemci-sunucu tabanlı gerçek zamanlı sistem mimarisi, makine öğrenmesi modellerinin tarayıcı ortamında etkin ve ölçeklenebilir bir şekilde kullanılabileceğini göstermektedir. </w:t>
+      </w:r>
+      <w:r>
+        <w:t>Sistem</w:t>
+      </w:r>
+      <w:r>
+        <w:t xml:space="preserve"> hem akademik hem de pratik açıdan uygulanabilir bir çözüm sunmakta olup, </w:t>
+      </w:r>
+      <w:proofErr w:type="spellStart"/>
+      <w:r>
+        <w:t>phishing</w:t>
+      </w:r>
+      <w:proofErr w:type="spellEnd"/>
+      <w:r>
+        <w:t xml:space="preserve"> tespitine yönelik modern ve etkili bir yaklaşım ortaya koymaktadır.</w:t>
+      </w:r>
+    </w:p>
+    <w:p>
       <w:pPr>
         <w:pStyle w:val="Balk2"/>
         <w:spacing w:before="240" w:after="120"/>
@@ -17184,6 +17874,184 @@
       <w:bookmarkEnd w:id="46"/>
     </w:p>
     <w:p>
+      <w:r>
+        <w:t xml:space="preserve">Bu çalışma kapsamında geliştirilen makine öğrenmesi tabanlı </w:t>
+      </w:r>
+      <w:proofErr w:type="spellStart"/>
+      <w:r>
+        <w:t>phishing</w:t>
+      </w:r>
+      <w:proofErr w:type="spellEnd"/>
+      <w:r>
+        <w:t xml:space="preserve"> tespit sisteminin kullanıcıya doğrudan ve pratik bir şekilde sunulabilmesi amacıyla, Google Chrome tabanlı bir tarayıcı eklentisi geliştirilmiştir. Geliştirilen eklenti, kullanıcı herhangi bir web sitesine eriştiği anda otomatik olarak devreye giren ve URL’yi arka planda analiz sürecine dahil eden bir yapı üzerine kurulmuştur. Bu yaklaşım, kullanıcı </w:t>
+      </w:r>
+      <w:r>
+        <w:lastRenderedPageBreak/>
+        <w:t>müdahalesine ihtiyaç duymadan çalışan pasif bir güvenlik mekanizması sağlamaktadır.</w:t>
+      </w:r>
+    </w:p>
+    <w:p>
+      <w:r>
+        <w:t xml:space="preserve">Eklenti geliştirme sürecinde, modern tarayıcı mimarileri ile uyumlu olması nedeniyle Chrome </w:t>
+      </w:r>
+      <w:proofErr w:type="spellStart"/>
+      <w:r>
+        <w:t>Extension</w:t>
+      </w:r>
+      <w:proofErr w:type="spellEnd"/>
+      <w:r>
+        <w:t xml:space="preserve"> altyapısı kullanılmış ve eklenti, güncel standartlara uygun olarak </w:t>
+      </w:r>
+      <w:proofErr w:type="spellStart"/>
+      <w:r>
+        <w:t>Manifest</w:t>
+      </w:r>
+      <w:proofErr w:type="spellEnd"/>
+      <w:r>
+        <w:t xml:space="preserve"> V3 yapısı ile yapılandırılmıştır. Sistem, minimum izin prensibi doğrultusunda yalnızca gerekli yetkiler ile çalışacak şekilde tasarlanmıştır. Bu sayede hem güvenlik hem de kullanıcı gizliliği açısından kontrollü bir yapı elde edilmiştir.</w:t>
+      </w:r>
+    </w:p>
+    <w:p>
+      <w:r>
+        <w:t>Sistemde URL yakalama işlemi, tarayıcı sekmelerinde gerçekleşen sayfa yüklenme ve yönlendirme olaylarını izleyen bir mekanizma üzerinden gerçekleştirilmektedir. Kullanıcı yeni bir web sayfasına giriş yaptığında, ilgili URL bilgisi otomatik olarak elde edilmekte ve analiz süreci başlatılmaktadır. Bu yapı sayesinde sistem, sürekli çalışan ve kullanıcıdan bağımsız olarak işlem yapan gerçek zamanlı bir güvenlik katmanı haline gelmektedir.</w:t>
+      </w:r>
+    </w:p>
+    <w:p>
+      <w:r>
+        <w:t>Elde edilen URL bilgisi, istemci tarafında herhangi bir karmaşık işlem uygulanmadan doğrudan arka planda çalışan sunucuya iletilmektedir. Bu iletişim, HTTP tabanlı istekler aracılığıyla gerçekleştirilmekte olup, veri JSON formatında taşınmaktadır. Gönderilen veri yalnızca URL bilgisini içermektedir. Bu yaklaşım, veri boyutunun düşük tutulmasını sağlarken aynı zamanda sistemin hızlı çalışmasına katkı sunmaktadır.</w:t>
+      </w:r>
+    </w:p>
+    <w:p>
+      <w:r>
+        <w:t>Sunucu tarafında gerçekleştirilen analiz süreci kapsamında, gelen URL üzerinde Python</w:t>
+      </w:r>
+      <w:r>
+        <w:t xml:space="preserve"> </w:t>
+      </w:r>
+      <w:r>
+        <w:t xml:space="preserve">dili kullanılarak geliştirilen özel </w:t>
+      </w:r>
+      <w:r>
+        <w:t>betikler</w:t>
+      </w:r>
+      <w:r>
+        <w:t xml:space="preserve"> aracılığıyla özellik çıkarımı (</w:t>
+      </w:r>
+      <w:proofErr w:type="spellStart"/>
+      <w:r>
+        <w:t>feature</w:t>
+      </w:r>
+      <w:proofErr w:type="spellEnd"/>
+      <w:r>
+        <w:t xml:space="preserve"> </w:t>
+      </w:r>
+      <w:proofErr w:type="spellStart"/>
+      <w:r>
+        <w:t>extraction</w:t>
+      </w:r>
+      <w:proofErr w:type="spellEnd"/>
+      <w:r>
+        <w:t xml:space="preserve">) işlemleri uygulanmaktadır. Bu aşamada URL, domain, </w:t>
+      </w:r>
+      <w:proofErr w:type="spellStart"/>
+      <w:r>
+        <w:t>subdomain</w:t>
+      </w:r>
+      <w:proofErr w:type="spellEnd"/>
+      <w:r>
+        <w:t xml:space="preserve">, </w:t>
+      </w:r>
+      <w:proofErr w:type="spellStart"/>
+      <w:r>
+        <w:t>path</w:t>
+      </w:r>
+      <w:proofErr w:type="spellEnd"/>
+      <w:r>
+        <w:t xml:space="preserve"> ve </w:t>
+      </w:r>
+      <w:proofErr w:type="spellStart"/>
+      <w:r>
+        <w:t>query</w:t>
+      </w:r>
+      <w:proofErr w:type="spellEnd"/>
+      <w:r>
+        <w:t xml:space="preserve"> gibi bileşenlerine ayrılmakta; uzunluk tabanlı, karakter frekansına dayalı, oran tabanlı ve karmaşıklık ölçümlerine dayanan özellikler doğrudan </w:t>
+      </w:r>
+      <w:r>
+        <w:t xml:space="preserve">yazılan Python betikleri ile </w:t>
+      </w:r>
+      <w:r>
+        <w:t xml:space="preserve">hesaplanmaktadır. </w:t>
+      </w:r>
+      <w:r>
+        <w:t>Elde edilen değerler, modelin giriş formatına uygun bir özellik vektörüne dönüştürülmektedir.</w:t>
+      </w:r>
+      <w:r>
+        <w:t xml:space="preserve"> Bu özellikler çıkarılırken hazır kod kullanılmamış olup tüm yazılım süreçleri bu çalışma kapsamında geliştirilmiştir. </w:t>
+      </w:r>
+    </w:p>
+    <w:p>
+      <w:r>
+        <w:t>Oluşturulan özellik vektörü, daha önce eğitilmiş makine öğrenmesi modeline aktarılmaktadır. Model tarafından üretilen çıktı, URL’nin zararlı olma olasılığını ifade eden bir skor değeri olarak elde edilmektedir. Bu skor değeri, sistem içerisinde tanımlanan eşik (</w:t>
+      </w:r>
+      <w:proofErr w:type="spellStart"/>
+      <w:r>
+        <w:t>threshold</w:t>
+      </w:r>
+      <w:proofErr w:type="spellEnd"/>
+      <w:r>
+        <w:t>) değeri ile karşılaştırılarak nihai sınıflandırma kararı verilmektedir.</w:t>
+      </w:r>
+    </w:p>
+    <w:p>
+      <w:r>
+        <w:lastRenderedPageBreak/>
+        <w:t>Analiz sonucunun istemciye iletilmesinin ardından, yalnızca zararlı olarak sınıflandırılan URL’ler için kullanıcıya geri bildirim sağlanmaktadır. Bu geri bildirim, tarayıcı üzerinde görüntülenen bir pop-</w:t>
+      </w:r>
+      <w:proofErr w:type="spellStart"/>
+      <w:r>
+        <w:t>up</w:t>
+      </w:r>
+      <w:proofErr w:type="spellEnd"/>
+      <w:r>
+        <w:t xml:space="preserve"> uyarı aracılığıyla sunulmakta ve kullanıcı potansiyel bir </w:t>
+      </w:r>
+      <w:proofErr w:type="spellStart"/>
+      <w:r>
+        <w:t>phishing</w:t>
+      </w:r>
+      <w:proofErr w:type="spellEnd"/>
+      <w:r>
+        <w:t xml:space="preserve"> saldırısına karşı bilgilendirilmektedir. Güvenli olarak değerlendirilen URL’ler için herhangi bir bildirim yapılmaması, kullanıcı deneyimini olumsuz etkileyebilecek gereksiz uyarıların önüne geçmek amacıyla tercih edilmiştir.</w:t>
+      </w:r>
+    </w:p>
+    <w:p>
+      <w:r>
+        <w:t xml:space="preserve">Geliştirilen eklenti mimarisi, istemci ve sunucu bileşenlerinin ayrılması sayesinde modüler bir yapı sunmaktadır. Bu sayede makine öğrenmesi modeli, özellik çıkarım yöntemleri veya karar mekanizması üzerinde yapılacak güncellemeler yalnızca sunucu tarafında gerçekleştirilerek sistemin bakım ve </w:t>
+      </w:r>
+      <w:proofErr w:type="spellStart"/>
+      <w:r>
+        <w:t>güncellenebilirliği</w:t>
+      </w:r>
+      <w:proofErr w:type="spellEnd"/>
+      <w:r>
+        <w:t xml:space="preserve"> kolaylaştırılmıştır. Aynı zamanda istemci tarafının hafif tutulması, sistemin farklı donanım seviyelerine sahip cihazlarda sorunsuz çalışabilmesini sağlamaktadır.</w:t>
+      </w:r>
+    </w:p>
+    <w:p>
+      <w:r>
+        <w:t xml:space="preserve">Sonuç olarak, geliştirilen tarayıcı eklentisi, makine öğrenmesi tabanlı </w:t>
+      </w:r>
+      <w:proofErr w:type="spellStart"/>
+      <w:r>
+        <w:t>phishing</w:t>
+      </w:r>
+      <w:proofErr w:type="spellEnd"/>
+      <w:r>
+        <w:t xml:space="preserve"> tespit sisteminin gerçek zamanlı ve kullanıcı dostu bir şekilde uygulanmasını mümkün kılmakta ve teorik modelin pratik bir güvenlik çözümüne dönüştürülmesini sağlamaktadır.</w:t>
+      </w:r>
+    </w:p>
+    <w:p>
       <w:pPr>
         <w:pStyle w:val="Balk2"/>
         <w:spacing w:before="240" w:after="120"/>
@@ -17198,6 +18066,86 @@
       <w:bookmarkEnd w:id="47"/>
     </w:p>
     <w:p>
+      <w:r>
+        <w:t xml:space="preserve">Bu bölümde, geliştirilen gerçek zamanlı </w:t>
+      </w:r>
+      <w:proofErr w:type="spellStart"/>
+      <w:r>
+        <w:t>phishing</w:t>
+      </w:r>
+      <w:proofErr w:type="spellEnd"/>
+      <w:r>
+        <w:t xml:space="preserve"> tespit sisteminin güvenlik ve performans açısından değerlendirilmesi yapılmaktadır. Sistem yalnızca sınıflandırma başarımı açısından değil, aynı zamanda gerçek zamanlı çalışabilirlik, kaynak kullanımı, ölçeklenebilirlik ve kullanıcı gizliliği gibi kritik kriterler çerçevesinde ele alınmıştır.</w:t>
+      </w:r>
+    </w:p>
+    <w:p>
+      <w:r>
+        <w:t>Performans açısından değerlendirildiğinde, sistemin çalışma süreci üç temel aşamadan oluşmaktadır: URL’nin tarayıcı tarafından yakalanması, sunucuya iletilmesi ve model tarafından analiz edilmesi. URL tabanlı yaklaşım sayesinde gönderilen veri boyutunun oldukça küçük olması, ağ üzerinden veri iletim süresini minimum seviyede tutmaktadır. Sunucu tarafında gerçekleştirilen özellik çıkarımı ve model çıkarım işlemleri, yalnızca URL metni üzerinde çalıştığı için yüksek hesaplama maliyeti gerektirmemekte ve hızlı bir şekilde tamamlanabilmektedir. Bu durum, sistemin gerçek zamanlıya yakın bir performans sergilemesini sağlamaktadır.</w:t>
+      </w:r>
+    </w:p>
+    <w:p>
+      <w:r>
+        <w:t xml:space="preserve">Sistemde hesaplama açısından en maliyetli işlemler olan özellik çıkarımı ve model tahmini sunucu tarafında gerçekleştirilmektedir. Bu tasarım tercihi sayesinde istemci </w:t>
+      </w:r>
+      <w:r>
+        <w:lastRenderedPageBreak/>
+        <w:t>tarafındaki yük minimum seviyede tutulmuş ve sistemin farklı donanım seviyelerine sahip cihazlarda sorunsuz çalışabilmesi sağlanmıştır. Ayrıca merkezi bir sunucu üzerinde çalışılması, model güncellemelerinin ve iyileştirmelerin istemci tarafına müdahale edilmeden yapılabilmesine olanak tanımaktadır.</w:t>
+      </w:r>
+    </w:p>
+    <w:p>
+      <w:r>
+        <w:t>Sistem performansını etkileyen önemli faktörlerden biri ağ gecikmesidir. Ancak iletilen verinin yalnızca URL ile sınırlı olması ve veri boyutunun düşük olması sayesinde bu gecikmenin sınırlı kaldığı değerlendirilmektedir. Ayrıca modelin optimize edilmiş yapısı, çıkarım süresinin kısa olmasını sağlayarak toplam sistem gecikmesini azaltmaktadır. Bu özellikler, sistemin gerçek kullanım senaryolarında kullanıcı deneyimini olumsuz etkilemeden çalışabilmesini mümkün kılmaktadır.</w:t>
+      </w:r>
+    </w:p>
+    <w:p>
+      <w:r>
+        <w:t xml:space="preserve">Güvenlik açısından değerlendirildiğinde, sistemin yalnızca URL bilgisi üzerinden çalışması önemli bir avantaj sağlamaktadır. Web sayfası içeriğinin analiz edilmemesi ve herhangi bir kullanıcı verisinin toplanmaması, kullanıcı gizliliğinin korunmasına katkı sunmaktadır. Ayrıca sistemin üçüncü taraf servis veya harici güvenlik </w:t>
+      </w:r>
+      <w:proofErr w:type="spellStart"/>
+      <w:r>
+        <w:t>API’lerine</w:t>
+      </w:r>
+      <w:proofErr w:type="spellEnd"/>
+      <w:r>
+        <w:t xml:space="preserve"> bağımlı olmaması, veri paylaşım risklerini azaltmaktadır.</w:t>
+      </w:r>
+    </w:p>
+    <w:p>
+      <w:r>
+        <w:t>Sistemin istemci-sunucu mimarisi üzerine kurulmuş olması, veri iletimi sürecinde güvenli iletişim gereksinimini ortaya çıkarmaktadır. Bu kapsamda, istemci ile sunucu arasındaki veri alışverişinin güvenli protokoller üzerinden gerçekleştirilmesi önerilmektedir. Mevcut çalışmada temel işlevsellik ve sistem mimarisi ön planda tutulmuş olup, güvenli iletişim mekanizmaları ve ek doğrulama katmanları ilerleyen geliştirme aşamalarında ele alınabilecek konular arasında değerlendirilmektedir.</w:t>
+      </w:r>
+    </w:p>
+    <w:p>
+      <w:r>
+        <w:t>Sistemin kullanıcı deneyimi açısından değerlendirilmesinde, yalnızca zararlı olarak sınıflandırılan URL’ler için uyarı verilmesi önemli bir tasarım kararıdır. Bu yaklaşım, kullanıcıyı gereksiz bildirimlerle rahatsız etmemekte ve sistemin daha etkili bir şekilde kullanılmasını sağlamaktadır. Aynı zamanda yanlış pozitif (</w:t>
+      </w:r>
+      <w:proofErr w:type="spellStart"/>
+      <w:r>
+        <w:t>false</w:t>
+      </w:r>
+      <w:proofErr w:type="spellEnd"/>
+      <w:r>
+        <w:t xml:space="preserve"> </w:t>
+      </w:r>
+      <w:proofErr w:type="spellStart"/>
+      <w:r>
+        <w:t>positive</w:t>
+      </w:r>
+      <w:proofErr w:type="spellEnd"/>
+      <w:r>
+        <w:t>) durumlarının kullanıcı üzerindeki olumsuz etkisini minimize etmeye yönelik bir denge sunmaktadır.</w:t>
+      </w:r>
+    </w:p>
+    <w:p>
+      <w:r>
+        <w:t xml:space="preserve">Sonuç olarak geliştirilen sistem, düşük veri iletimi, hızlı analiz süreci ve optimize edilmiş model yapısı sayesinde performans açısından gerçek zamanlı kullanım gereksinimlerini karşılayabilecek düzeydedir. Güvenlik açısından ise kullanıcı gizliliğini koruyan, dış bağımlılıkları minimize eden ve kontrollü veri akışı sağlayan </w:t>
+      </w:r>
+      <w:r>
+        <w:lastRenderedPageBreak/>
+        <w:t>bir yapı sunmaktadır. Bu özellikler, sistemin hem akademik hem de pratik uygulamalarda kullanılabilir bir çözüm olduğunu göstermektedir.</w:t>
+      </w:r>
+    </w:p>
+    <w:p>
       <w:pPr>
         <w:pStyle w:val="Balk1"/>
       </w:pPr>
@@ -17219,6 +18167,172 @@
       <w:bookmarkEnd w:id="49"/>
     </w:p>
     <w:p>
+      <w:r>
+        <w:t xml:space="preserve">Bu bölümde, geliştirilen makine öğrenmesi modellerinin performansına ilişkin deneysel sonuçlar sunulmaktadır. Modeller, iki farklı veri yapısı üzerinde eğitilerek değerlendirilmiştir. İlk senaryoda, korelasyon analizi ve </w:t>
+      </w:r>
+      <w:proofErr w:type="spellStart"/>
+      <w:r>
+        <w:t>Mutual</w:t>
+      </w:r>
+      <w:proofErr w:type="spellEnd"/>
+      <w:r>
+        <w:t xml:space="preserve"> Information yöntemleri kullanılarak gerçekleştirilen iki aşamalı özellik seçimi süreci sonucunda elde edilen optimize edilmiş özellik kümesi kullanılmıştır. İkinci senaryoda ise herhangi bir özellik azaltımı uygulanmadan, literatürden elde edilen ve veri setin</w:t>
+      </w:r>
+      <w:r>
+        <w:t>deki sadece URL den çıkarılan</w:t>
+      </w:r>
+      <w:r>
+        <w:t xml:space="preserve"> özellikler kullanılarak model eğitimi gerçekleştirilmiştir.</w:t>
+      </w:r>
+    </w:p>
+    <w:p>
+      <w:r>
+        <w:t>Bu iki farklı yaklaşım sayesinde, özellik seçimi sürecinin model performansı ve sistem kaynak kullanımı üzerindeki etkisi deneysel olarak gözlemlenmiştir. Modellerin değerlendirilmesinde yalnızca sınıflandırma başarımı değil, aynı zamanda sistem performansını doğrudan etkileyen eğitim süresi, tahmin süresi, bellek kullanımı ve işlemci kullanımı gibi metrikler de dikkate alınmıştır.</w:t>
+      </w:r>
+    </w:p>
+    <w:p>
+      <w:r>
+        <w:t xml:space="preserve">Özellik azaltımı uygulanmış veri seti üzerinde elde edilen model sonuçları </w:t>
+      </w:r>
+      <w:r>
+        <w:rPr>
+          <w:highlight w:val="yellow"/>
+        </w:rPr>
+        <w:t xml:space="preserve">Tablo </w:t>
+      </w:r>
+      <w:r>
+        <w:rPr>
+          <w:highlight w:val="yellow"/>
+        </w:rPr>
+        <w:t>XXX</w:t>
+      </w:r>
+      <w:r>
+        <w:t xml:space="preserve"> </w:t>
+      </w:r>
+      <w:r>
+        <w:t xml:space="preserve">sunulmaktadır. Bu tabloda, modellerin test doğruluğu (Test </w:t>
+      </w:r>
+      <w:proofErr w:type="spellStart"/>
+      <w:r>
+        <w:t>Accuracy</w:t>
+      </w:r>
+      <w:proofErr w:type="spellEnd"/>
+      <w:r>
+        <w:t xml:space="preserve">), </w:t>
+      </w:r>
+      <w:proofErr w:type="spellStart"/>
+      <w:r>
+        <w:t>precision</w:t>
+      </w:r>
+      <w:proofErr w:type="spellEnd"/>
+      <w:r>
+        <w:t xml:space="preserve">, </w:t>
+      </w:r>
+      <w:proofErr w:type="spellStart"/>
+      <w:r>
+        <w:t>recall</w:t>
+      </w:r>
+      <w:proofErr w:type="spellEnd"/>
+      <w:r>
+        <w:t>, F1-score, ROC-AUC değerlerinin yanı sıra çapraz doğrulama sonuçları ve sistem kaynak kullanımına ilişkin metrikler yer almaktadır.</w:t>
+      </w:r>
+    </w:p>
+    <w:p>
+      <w:r>
+        <w:rPr>
+          <w:highlight w:val="yellow"/>
+        </w:rPr>
+        <w:t>TQBLO XXXX</w:t>
+      </w:r>
+    </w:p>
+    <w:p>
+      <w:r>
+        <w:rPr>
+          <w:highlight w:val="yellow"/>
+        </w:rPr>
+        <w:t xml:space="preserve">Tablo </w:t>
+      </w:r>
+      <w:r>
+        <w:rPr>
+          <w:highlight w:val="yellow"/>
+        </w:rPr>
+        <w:t>XXX</w:t>
+      </w:r>
+      <w:r>
+        <w:t xml:space="preserve"> </w:t>
+      </w:r>
+      <w:r>
+        <w:t xml:space="preserve">incelendiğinde, tüm modellerin yüksek doğruluk değerlerine ulaştığı ve özellikle </w:t>
+      </w:r>
+      <w:proofErr w:type="spellStart"/>
+      <w:r>
+        <w:t>ensemble</w:t>
+      </w:r>
+      <w:proofErr w:type="spellEnd"/>
+      <w:r>
+        <w:t xml:space="preserve"> tabanlı yöntemlerin güçlü performans sergilediği görülmektedir. Bununla birlikte, farklı modeller arasında eğitim süresi, tahmin süresi ve kaynak kullanımı açısından belirgin farklılıklar bulunmaktadır.</w:t>
+      </w:r>
+    </w:p>
+    <w:p>
+      <w:r>
+        <w:t xml:space="preserve">Özellik azaltımı uygulanmadan elde edilen model sonuçları ise </w:t>
+      </w:r>
+      <w:r>
+        <w:rPr>
+          <w:highlight w:val="yellow"/>
+        </w:rPr>
+        <w:t xml:space="preserve">Tablo </w:t>
+      </w:r>
+      <w:proofErr w:type="spellStart"/>
+      <w:r>
+        <w:rPr>
+          <w:highlight w:val="yellow"/>
+        </w:rPr>
+        <w:t>XXXX</w:t>
+      </w:r>
+      <w:r>
+        <w:rPr>
+          <w:highlight w:val="yellow"/>
+        </w:rPr>
+        <w:t>’de</w:t>
+      </w:r>
+      <w:proofErr w:type="spellEnd"/>
+      <w:r>
+        <w:t xml:space="preserve"> sunulmaktadır. Bu tabloda, modellerin ham özellik kümesi ile eğitilmesi sonucunda elde edilen performans değerleri yer almaktadır.</w:t>
+      </w:r>
+    </w:p>
+    <w:p>
+      <w:r>
+        <w:rPr>
+          <w:highlight w:val="yellow"/>
+        </w:rPr>
+        <w:lastRenderedPageBreak/>
+        <w:t>TABLO XXX</w:t>
+      </w:r>
+    </w:p>
+    <w:p>
+      <w:r>
+        <w:rPr>
+          <w:highlight w:val="yellow"/>
+        </w:rPr>
+        <w:t xml:space="preserve">Tablo </w:t>
+      </w:r>
+      <w:r>
+        <w:rPr>
+          <w:highlight w:val="yellow"/>
+        </w:rPr>
+        <w:t>XXXX</w:t>
+      </w:r>
+      <w:r>
+        <w:t xml:space="preserve"> yer alan sonuçlar incelendiğinde, modellerin doğruluk değerlerinin genel olarak yüksek seviyelerde kaldığı, ancak sistem kaynak kullanımı ve işlem süreleri açısından farklılıkların ortaya çıktığı görülmektedir. Özellikle eğitim süresi ve bellek kullanımı açısından bazı modellerde belirgin artışlar gözlemlenmektedir.</w:t>
+      </w:r>
+    </w:p>
+    <w:p>
+      <w:r>
+        <w:t>Bu bölümde sunulan bulgular, özellik seçimi sürecinin model performansı ve sistem verimliliği üzerindeki etkisini ortaya koymakta olup, modeller arasındaki detaylı karşılaştırmalar ve analizler bir sonraki bölümde ele alınmaktadır.</w:t>
+      </w:r>
+    </w:p>
+    <w:p>
       <w:pPr>
         <w:pStyle w:val="Balk2"/>
         <w:spacing w:before="240" w:after="120"/>
@@ -17230,6 +18344,405 @@
       <w:bookmarkEnd w:id="50"/>
     </w:p>
     <w:p>
+      <w:r>
+        <w:t xml:space="preserve">Bu bölümde, farklı makine öğrenmesi algoritmalarının </w:t>
+      </w:r>
+      <w:r>
+        <w:t>performansları</w:t>
+      </w:r>
+      <w:r>
+        <w:t xml:space="preserve"> hem özellik azaltımı uygulanmış hem de uygulanmamış veri setleri üzerinde elde edilen sonuçlar doğrultusunda karşılaştırmalı olarak analiz edilmektedir. Değerlendirme sürecinde yalnızca doğruluk (</w:t>
+      </w:r>
+      <w:proofErr w:type="spellStart"/>
+      <w:r>
+        <w:t>accuracy</w:t>
+      </w:r>
+      <w:proofErr w:type="spellEnd"/>
+      <w:r>
+        <w:t xml:space="preserve">) metriği değil; </w:t>
+      </w:r>
+      <w:proofErr w:type="spellStart"/>
+      <w:r>
+        <w:t>precision</w:t>
+      </w:r>
+      <w:proofErr w:type="spellEnd"/>
+      <w:r>
+        <w:t xml:space="preserve">, </w:t>
+      </w:r>
+      <w:proofErr w:type="spellStart"/>
+      <w:r>
+        <w:t>recall</w:t>
+      </w:r>
+      <w:proofErr w:type="spellEnd"/>
+      <w:r>
+        <w:t>, F1-score, ROC-AUC, çapraz doğrulama sonuçları ve sistem kaynak kullanımı gibi çok boyutlu performans kriterleri dikkate alınmıştır.</w:t>
+      </w:r>
+    </w:p>
+    <w:p>
+      <w:r>
+        <w:t xml:space="preserve">Özellik azaltımı uygulanmış veri seti üzerinde elde edilen sonuçlar incelendiğinde, </w:t>
+      </w:r>
+      <w:proofErr w:type="spellStart"/>
+      <w:r>
+        <w:t>XGBoost</w:t>
+      </w:r>
+      <w:proofErr w:type="spellEnd"/>
+      <w:r>
+        <w:t xml:space="preserve"> algoritmasının 0.9977 test doğruluğu, 0.9978 F1-score ve 0.9989 ROC-AUC değeri ile en yüksek performansı gösterdiği görülmektedir. Bununla birlikte modelin eğitim süresi (0.4251 s), tahmin süresi (0.0125 s) ve bellek kullanımı (33.92 MB) oldukça düşük seviyede olup, yüksek doğruluk ile düşük maliyet arasında dengeli bir performans sunduğu anlaşılmaktadır. Ayrıca çapraz doğrulama sonuçlarının (CV </w:t>
+      </w:r>
+      <w:proofErr w:type="spellStart"/>
+      <w:r>
+        <w:t>Accuracy</w:t>
+      </w:r>
+      <w:proofErr w:type="spellEnd"/>
+      <w:r>
+        <w:t>: 0.9981) test sonuçları ile oldukça uyumlu olması, modelin genelleme kabiliyetinin yüksek olduğunu göstermektedir.</w:t>
+      </w:r>
+    </w:p>
+    <w:p>
+      <w:proofErr w:type="spellStart"/>
+      <w:r>
+        <w:t>Random</w:t>
+      </w:r>
+      <w:proofErr w:type="spellEnd"/>
+      <w:r>
+        <w:t xml:space="preserve"> </w:t>
+      </w:r>
+      <w:proofErr w:type="spellStart"/>
+      <w:r>
+        <w:t>Forest</w:t>
+      </w:r>
+      <w:proofErr w:type="spellEnd"/>
+      <w:r>
+        <w:t xml:space="preserve"> algoritması da benzer şekilde yüksek doğruluk değerlerine ulaşmış (0.9973), ancak eğitim süresi (8.90 s) ve bellek kullanımı (61.33 MB) açısından </w:t>
+      </w:r>
+      <w:proofErr w:type="spellStart"/>
+      <w:r>
+        <w:t>XGBoost</w:t>
+      </w:r>
+      <w:proofErr w:type="spellEnd"/>
+      <w:r>
+        <w:t xml:space="preserve"> modeline göre daha maliyetli bir yapı sergilemiştir. Bu durum, </w:t>
+      </w:r>
+      <w:proofErr w:type="spellStart"/>
+      <w:r>
+        <w:t>Random</w:t>
+      </w:r>
+      <w:proofErr w:type="spellEnd"/>
+      <w:r>
+        <w:t xml:space="preserve"> </w:t>
+      </w:r>
+      <w:proofErr w:type="spellStart"/>
+      <w:r>
+        <w:t>Forest</w:t>
+      </w:r>
+      <w:proofErr w:type="spellEnd"/>
+      <w:r>
+        <w:t xml:space="preserve"> modelinin yüksek performansına rağmen gerçek zamanlı sistemler açısından daha fazla kaynak tükettiğini göstermektedir.</w:t>
+      </w:r>
+    </w:p>
+    <w:p>
+      <w:proofErr w:type="spellStart"/>
+      <w:r>
+        <w:t>Logistic</w:t>
+      </w:r>
+      <w:proofErr w:type="spellEnd"/>
+      <w:r>
+        <w:t xml:space="preserve"> </w:t>
+      </w:r>
+      <w:proofErr w:type="spellStart"/>
+      <w:r>
+        <w:t>Regression</w:t>
+      </w:r>
+      <w:proofErr w:type="spellEnd"/>
+      <w:r>
+        <w:t xml:space="preserve"> modeli yüksek doğruluk (0.9970) ve yüksek </w:t>
+      </w:r>
+      <w:proofErr w:type="spellStart"/>
+      <w:r>
+        <w:t>precision</w:t>
+      </w:r>
+      <w:proofErr w:type="spellEnd"/>
+      <w:r>
+        <w:t xml:space="preserve"> değeri (0.9993) ile dikkat çekmektedir. Ancak modelin CPU kullanımı (</w:t>
+      </w:r>
+      <w:proofErr w:type="gramStart"/>
+      <w:r>
+        <w:t>%93.2</w:t>
+      </w:r>
+      <w:proofErr w:type="gramEnd"/>
+      <w:r>
+        <w:t>) ve bellek tüketimi (199.89 MB) oldukça yüksektir. Bu durum, modelin doğrusal yapısına</w:t>
+      </w:r>
+      <w:r>
+        <w:t xml:space="preserve"> </w:t>
+      </w:r>
+      <w:r>
+        <w:lastRenderedPageBreak/>
+        <w:t>rağmen büyük veri setleri üzerinde hesaplama açısından maliyetli olabileceğini göstermektedir.</w:t>
+      </w:r>
+    </w:p>
+    <w:p>
+      <w:proofErr w:type="spellStart"/>
+      <w:r>
+        <w:t>Decision</w:t>
+      </w:r>
+      <w:proofErr w:type="spellEnd"/>
+      <w:r>
+        <w:t xml:space="preserve"> </w:t>
+      </w:r>
+      <w:proofErr w:type="spellStart"/>
+      <w:r>
+        <w:t>Tree</w:t>
+      </w:r>
+      <w:proofErr w:type="spellEnd"/>
+      <w:r>
+        <w:t xml:space="preserve"> modeli daha düşük bir doğruluk (0.9966) sunmasına rağmen oldukça düşük eğitim süresi (0.6064 s) ve makul kaynak kullanımı ile dengeli bir performans sergilemektedir. </w:t>
+      </w:r>
+      <w:proofErr w:type="spellStart"/>
+      <w:r>
+        <w:t>Gradient</w:t>
+      </w:r>
+      <w:proofErr w:type="spellEnd"/>
+      <w:r>
+        <w:t xml:space="preserve"> </w:t>
+      </w:r>
+      <w:proofErr w:type="spellStart"/>
+      <w:r>
+        <w:t>Boosting</w:t>
+      </w:r>
+      <w:proofErr w:type="spellEnd"/>
+      <w:r>
+        <w:t xml:space="preserve"> modeli ise yüksek doğruluk değerlerine sahip olmasına rağmen (0.9961), eğitim süresinin (29.43 s) diğer modellere göre oldukça yüksek olması nedeniyle gerçek zamanlı uygulamalar açısından dezavantajlıdır.</w:t>
+      </w:r>
+    </w:p>
+    <w:p>
+      <w:r>
+        <w:t>KNN algoritması, yüksek doğruluk değerine (0.9917) sahip olmasına rağmen tahmin süresinin (8.3930 s) oldukça yüksek olması nedeniyle gerçek zamanlı kullanım için uygun bir model değildir. Bu durum, KNN algoritmasının tahmin aşamasında tüm veri seti üzerinde işlem yapmasından kaynaklanmaktadır.</w:t>
+      </w:r>
+    </w:p>
+    <w:p>
+      <w:proofErr w:type="spellStart"/>
+      <w:r>
+        <w:t>Linear</w:t>
+      </w:r>
+      <w:proofErr w:type="spellEnd"/>
+      <w:r>
+        <w:t xml:space="preserve"> SVM ve </w:t>
+      </w:r>
+      <w:proofErr w:type="spellStart"/>
+      <w:r>
+        <w:t>Naive</w:t>
+      </w:r>
+      <w:proofErr w:type="spellEnd"/>
+      <w:r>
+        <w:t xml:space="preserve"> </w:t>
+      </w:r>
+      <w:proofErr w:type="spellStart"/>
+      <w:r>
+        <w:t>Bayes</w:t>
+      </w:r>
+      <w:proofErr w:type="spellEnd"/>
+      <w:r>
+        <w:t xml:space="preserve"> algoritmaları ise diğer modellere kıyasla daha düşük doğruluk değerleri (sırasıyla 0.9422 ve 0.9207) göstermiştir. Özellikle </w:t>
+      </w:r>
+      <w:proofErr w:type="spellStart"/>
+      <w:r>
+        <w:t>Naive</w:t>
+      </w:r>
+      <w:proofErr w:type="spellEnd"/>
+      <w:r>
+        <w:t xml:space="preserve"> </w:t>
+      </w:r>
+      <w:proofErr w:type="spellStart"/>
+      <w:r>
+        <w:t>Bayes</w:t>
+      </w:r>
+      <w:proofErr w:type="spellEnd"/>
+      <w:r>
+        <w:t xml:space="preserve"> modelinin düşük </w:t>
+      </w:r>
+      <w:proofErr w:type="spellStart"/>
+      <w:r>
+        <w:t>recall</w:t>
+      </w:r>
+      <w:proofErr w:type="spellEnd"/>
+      <w:r>
+        <w:t xml:space="preserve"> değeri (0.8520), </w:t>
+      </w:r>
+      <w:proofErr w:type="spellStart"/>
+      <w:r>
+        <w:t>phishing</w:t>
+      </w:r>
+      <w:proofErr w:type="spellEnd"/>
+      <w:r>
+        <w:t xml:space="preserve"> tespiti gibi güvenlik odaklı bir problemde önemli bir dezavantaj olarak değerlendirilmektedir.</w:t>
+      </w:r>
+    </w:p>
+    <w:p>
+      <w:r>
+        <w:t xml:space="preserve">Özellik azaltımı uygulanmamış veri seti üzerinde elde edilen sonuçlar incelendiğinde, doğruluk değerlerinin genel olarak benzer seviyelerde kaldığı görülmektedir. Örneğin </w:t>
+      </w:r>
+      <w:proofErr w:type="spellStart"/>
+      <w:r>
+        <w:t>XGBoost</w:t>
+      </w:r>
+      <w:proofErr w:type="spellEnd"/>
+      <w:r>
+        <w:t xml:space="preserve"> modeli bu senaryoda da benzer bir performans (0.9978 </w:t>
+      </w:r>
+      <w:proofErr w:type="spellStart"/>
+      <w:r>
+        <w:t>accuracy</w:t>
+      </w:r>
+      <w:proofErr w:type="spellEnd"/>
+      <w:r>
+        <w:t>) göstermektedir. Ancak sistem kaynak kullanımı açısından önemli farklılıklar ortaya çıkmaktadır.</w:t>
+      </w:r>
+    </w:p>
+    <w:p>
+      <w:r>
+        <w:t xml:space="preserve">Özellikle </w:t>
+      </w:r>
+      <w:proofErr w:type="spellStart"/>
+      <w:r>
+        <w:t>Random</w:t>
+      </w:r>
+      <w:proofErr w:type="spellEnd"/>
+      <w:r>
+        <w:t xml:space="preserve"> </w:t>
+      </w:r>
+      <w:proofErr w:type="spellStart"/>
+      <w:r>
+        <w:t>Forest</w:t>
+      </w:r>
+      <w:proofErr w:type="spellEnd"/>
+      <w:r>
+        <w:t xml:space="preserve"> modelinin eğitim süresi </w:t>
+      </w:r>
+      <w:proofErr w:type="gramStart"/>
+      <w:r>
+        <w:t>8.90</w:t>
+      </w:r>
+      <w:proofErr w:type="gramEnd"/>
+      <w:r>
+        <w:t xml:space="preserve"> saniyeden 103.56 saniyeye, </w:t>
+      </w:r>
+      <w:proofErr w:type="spellStart"/>
+      <w:r>
+        <w:t>Gradient</w:t>
+      </w:r>
+      <w:proofErr w:type="spellEnd"/>
+      <w:r>
+        <w:t xml:space="preserve"> </w:t>
+      </w:r>
+      <w:proofErr w:type="spellStart"/>
+      <w:r>
+        <w:t>Boosting</w:t>
+      </w:r>
+      <w:proofErr w:type="spellEnd"/>
+      <w:r>
+        <w:t xml:space="preserve"> modelinin eğitim süresi ise </w:t>
+      </w:r>
+      <w:proofErr w:type="gramStart"/>
+      <w:r>
+        <w:t>29.43</w:t>
+      </w:r>
+      <w:proofErr w:type="gramEnd"/>
+      <w:r>
+        <w:t xml:space="preserve"> </w:t>
+      </w:r>
+      <w:r>
+        <w:t xml:space="preserve">saniyeden 378.26 saniyeye yükselmiştir. Benzer şekilde </w:t>
+      </w:r>
+      <w:proofErr w:type="spellStart"/>
+      <w:r>
+        <w:t>Logistic</w:t>
+      </w:r>
+      <w:proofErr w:type="spellEnd"/>
+      <w:r>
+        <w:t xml:space="preserve"> </w:t>
+      </w:r>
+      <w:proofErr w:type="spellStart"/>
+      <w:r>
+        <w:t>Regression</w:t>
+      </w:r>
+      <w:proofErr w:type="spellEnd"/>
+      <w:r>
+        <w:t xml:space="preserve"> modelinde CPU kullanımının %100 seviyesine ulaştığı ve bellek kullanımının önemli ölçüde arttığı gözlemlenmiştir. KNN algoritmasında ise tahmin süresinin </w:t>
+      </w:r>
+      <w:proofErr w:type="gramStart"/>
+      <w:r>
+        <w:t>8.39</w:t>
+      </w:r>
+      <w:proofErr w:type="gramEnd"/>
+      <w:r>
+        <w:t xml:space="preserve"> saniyeden 106.20 saniyeye yükselmesi, modelin büyük veri setlerinde ölçeklenebilirlik açısından ciddi sınırlamalara sahip olduğunu göstermektedir.</w:t>
+      </w:r>
+    </w:p>
+    <w:p>
+      <w:r>
+        <w:t xml:space="preserve">Buna karşılık doğruluk metriklerinde anlamlı bir artış gözlemlenmemesi, özellik azaltımı sürecinin model performansını korurken sistem maliyetlerini önemli ölçüde düşürdüğünü ortaya koymaktadır. Özellikle </w:t>
+      </w:r>
+      <w:proofErr w:type="spellStart"/>
+      <w:r>
+        <w:t>XGBoost</w:t>
+      </w:r>
+      <w:proofErr w:type="spellEnd"/>
+      <w:r>
+        <w:t xml:space="preserve"> modeli, her iki senaryoda da benzer doğruluk değerleri sunmasına rağmen, özellik azaltımı uygulandığında daha </w:t>
+      </w:r>
+      <w:r>
+        <w:lastRenderedPageBreak/>
+        <w:t>düşük bellek kullanımı ve daha hızlı eğitim süresi ile daha verimli bir yapı sergilemiştir.</w:t>
+      </w:r>
+    </w:p>
+    <w:p>
+      <w:r>
+        <w:t xml:space="preserve">Sonuç olarak, yapılan karşılaştırmalar doğrultusunda, </w:t>
+      </w:r>
+      <w:proofErr w:type="spellStart"/>
+      <w:r>
+        <w:t>ensemble</w:t>
+      </w:r>
+      <w:proofErr w:type="spellEnd"/>
+      <w:r>
+        <w:t xml:space="preserve"> tabanlı yöntemlerin (özellikle </w:t>
+      </w:r>
+      <w:proofErr w:type="spellStart"/>
+      <w:r>
+        <w:t>XGBoost</w:t>
+      </w:r>
+      <w:proofErr w:type="spellEnd"/>
+      <w:r>
+        <w:t xml:space="preserve"> ve </w:t>
+      </w:r>
+      <w:proofErr w:type="spellStart"/>
+      <w:r>
+        <w:t>Random</w:t>
+      </w:r>
+      <w:proofErr w:type="spellEnd"/>
+      <w:r>
+        <w:t xml:space="preserve"> </w:t>
+      </w:r>
+      <w:proofErr w:type="spellStart"/>
+      <w:r>
+        <w:t>Forest</w:t>
+      </w:r>
+      <w:proofErr w:type="spellEnd"/>
+      <w:r>
+        <w:t xml:space="preserve">) en yüksek doğruluk değerlerini sağladığı, ancak sistem performansı ve gerçek zamanlı uygulanabilirlik açısından </w:t>
+      </w:r>
+      <w:proofErr w:type="spellStart"/>
+      <w:r>
+        <w:t>XGBoost</w:t>
+      </w:r>
+      <w:proofErr w:type="spellEnd"/>
+      <w:r>
+        <w:t xml:space="preserve"> algoritmasının en dengeli ve en uygun model olduğu belirlenmiştir. Özellik seçimi sürecinin ise model doğruluğunu koruyarak hesaplama maliyetlerini önemli ölçüde azaltan kritik bir adım olduğu açıkça görülmektedir.</w:t>
+      </w:r>
+    </w:p>
+    <w:p>
       <w:pPr>
         <w:pStyle w:val="Balk2"/>
         <w:spacing w:before="240" w:after="120"/>
@@ -17239,6 +18752,168 @@
         <w:t>Bulguların Yorumu</w:t>
       </w:r>
       <w:bookmarkEnd w:id="51"/>
+    </w:p>
+    <w:p>
+      <w:r>
+        <w:t xml:space="preserve">Bu çalışma kapsamında elde edilen bulgular, URL tabanlı özellikler kullanılarak geliştirilen makine öğrenmesi modellerinin </w:t>
+      </w:r>
+      <w:proofErr w:type="spellStart"/>
+      <w:r>
+        <w:t>phishing</w:t>
+      </w:r>
+      <w:proofErr w:type="spellEnd"/>
+      <w:r>
+        <w:t xml:space="preserve"> tespitinde oldukça yüksek başarı oranlarına ulaşabildiğini göstermektedir. Özellikle elde edilen sonuçlar, yalnızca URL yapısından çıkarılan özelliklerin, herhangi bir web sayfası içeriğine ihtiyaç duyulmadan güçlü bir ayırt edicilik sağlayabildiğini ortaya koymaktadır. Bu durum, çalışmanın temel varsayımını desteklemekte ve URL tabanlı analiz yaklaşımının gerçek zamanlı sistemler için uygunluğunu doğrulamaktadır.</w:t>
+      </w:r>
+    </w:p>
+    <w:p>
+      <w:r>
+        <w:t xml:space="preserve">Elde edilen bulgular, literatürde yer alan çalışmalar ile genel olarak uyum göstermektedir. Özellikle </w:t>
+      </w:r>
+      <w:proofErr w:type="spellStart"/>
+      <w:r>
+        <w:t>ensemble</w:t>
+      </w:r>
+      <w:proofErr w:type="spellEnd"/>
+      <w:r>
+        <w:t xml:space="preserve"> tabanlı yöntemlerin (</w:t>
+      </w:r>
+      <w:proofErr w:type="spellStart"/>
+      <w:r>
+        <w:t>XGBoost</w:t>
+      </w:r>
+      <w:proofErr w:type="spellEnd"/>
+      <w:r>
+        <w:t xml:space="preserve">, </w:t>
+      </w:r>
+      <w:proofErr w:type="spellStart"/>
+      <w:r>
+        <w:t>Random</w:t>
+      </w:r>
+      <w:proofErr w:type="spellEnd"/>
+      <w:r>
+        <w:t xml:space="preserve"> </w:t>
+      </w:r>
+      <w:proofErr w:type="spellStart"/>
+      <w:r>
+        <w:t>Forest</w:t>
+      </w:r>
+      <w:proofErr w:type="spellEnd"/>
+      <w:r>
+        <w:t xml:space="preserve"> vb.) yüksek doğruluk oranlarına ulaşması, daha önce yapılan çalışmalarda elde edilen sonuçlarla paralellik göstermektedir. Bu durum, ağaç tabanlı ve </w:t>
+      </w:r>
+      <w:proofErr w:type="spellStart"/>
+      <w:r>
+        <w:t>boosting</w:t>
+      </w:r>
+      <w:proofErr w:type="spellEnd"/>
+      <w:r>
+        <w:t xml:space="preserve"> temelli modellerin, </w:t>
+      </w:r>
+      <w:proofErr w:type="spellStart"/>
+      <w:r>
+        <w:t>phishing</w:t>
+      </w:r>
+      <w:proofErr w:type="spellEnd"/>
+      <w:r>
+        <w:t xml:space="preserve"> URL’lerin karmaşık ve doğrusal olmayan yapısını modelleme konusunda daha başarılı olduğunu desteklemektedir.</w:t>
+      </w:r>
+    </w:p>
+    <w:p>
+      <w:r>
+        <w:t>Çalışmanın önemli bulgularından biri, özellik seçimi sürecinin model performansı üzerindeki etkisidir. Elde edilen sonuçlar, iki aşamalı özellik seçimi (</w:t>
+      </w:r>
+      <w:proofErr w:type="spellStart"/>
+      <w:r>
+        <w:t>Correlation</w:t>
+      </w:r>
+      <w:proofErr w:type="spellEnd"/>
+      <w:r>
+        <w:t xml:space="preserve"> ve </w:t>
+      </w:r>
+      <w:proofErr w:type="spellStart"/>
+      <w:r>
+        <w:t>Mutual</w:t>
+      </w:r>
+      <w:proofErr w:type="spellEnd"/>
+      <w:r>
+        <w:t xml:space="preserve"> Information) uygulandığında model doğruluğunun önemli ölçüde değişmediğini, ancak eğitim süresi, bellek kullanımı ve işlem maliyetleri açısından ciddi iyileştirmeler sağlandığını göstermektedir. Bu durum, gereksiz ve tekrarlı özelliklerin model üzerinde ek yük oluşturduğunu ve uygun bir özellik seçimi sürecinin sistem verimliliği açısından kritik olduğunu ortaya koymaktadır.</w:t>
+      </w:r>
+    </w:p>
+    <w:p>
+      <w:r>
+        <w:t xml:space="preserve">Gerçek zamanlı sistemler açısından değerlendirildiğinde, yalnızca doğruluk oranının yeterli olmadığı, aynı zamanda modelin hızlı çalışması ve düşük kaynak tüketimi ile çalışabilmesinin de önemli olduğu görülmektedir. Bu bağlamda, elde edilen bulgular </w:t>
+      </w:r>
+      <w:r>
+        <w:lastRenderedPageBreak/>
+        <w:t xml:space="preserve">doğrultusunda </w:t>
+      </w:r>
+      <w:proofErr w:type="spellStart"/>
+      <w:r>
+        <w:t>XGBoost</w:t>
+      </w:r>
+      <w:proofErr w:type="spellEnd"/>
+      <w:r>
+        <w:t xml:space="preserve"> modelinin hem yüksek doğruluk hem de düşük maliyet açısından en dengeli performansı sunduğu belirlenmiştir. Bu durum, çalışmanın yalnızca teorik bir başarı sunmadığını, aynı zamanda pratik uygulamalar için de uygun bir çözüm önerdiğini göstermektedir.</w:t>
+      </w:r>
+    </w:p>
+    <w:p>
+      <w:r>
+        <w:t xml:space="preserve">Bununla birlikte, KNN gibi bazı algoritmaların yüksek doğruluk değerlerine rağmen yüksek tahmin süreleri nedeniyle gerçek zamanlı kullanım için uygun olmadığı görülmüştür. Benzer şekilde, </w:t>
+      </w:r>
+      <w:proofErr w:type="spellStart"/>
+      <w:r>
+        <w:t>Logistic</w:t>
+      </w:r>
+      <w:proofErr w:type="spellEnd"/>
+      <w:r>
+        <w:t xml:space="preserve"> </w:t>
+      </w:r>
+      <w:proofErr w:type="spellStart"/>
+      <w:r>
+        <w:t>Regression</w:t>
+      </w:r>
+      <w:proofErr w:type="spellEnd"/>
+      <w:r>
+        <w:t xml:space="preserve"> gibi bazı modellerin yüksek doğruluk sunmasına rağmen yüksek CPU ve bellek kullanımı nedeniyle sistem performansını olumsuz etkileyebileceği anlaşılmıştır. Bu bulgular, model seçiminde yalnızca doğruluk değil, çok boyutlu performans kriterlerinin dikkate alınması gerektiğini göstermektedir.</w:t>
+      </w:r>
+    </w:p>
+    <w:p>
+      <w:r>
+        <w:t>Çalışmanın bir diğer önemli sonucu, geliştirilen sistem mimarisinin pratik uygulanabilirliğidir. URL tabanlı analiz yaklaşımı sayesinde sistemin harici veri kaynaklarına ihtiyaç duymadan çalışabilmesi</w:t>
+      </w:r>
+      <w:r>
+        <w:t xml:space="preserve"> </w:t>
+      </w:r>
+      <w:r>
+        <w:t>hem kullanıcı gizliliğini korumakta hem de sistemin hızlı ve ölçeklenebilir bir yapı sunmasını sağlamaktadır. Bu durum, akademik çalışmaların gerçek dünya uygulamalarına dönüştürülmesi açısından önemli bir katkı olarak değerlendirilmektedir.</w:t>
+      </w:r>
+    </w:p>
+    <w:p>
+      <w:r>
+        <w:t>Ancak çalışmanın bazı sınırlılıkları da bulunmaktadır. Sistem yalnızca URL tabanlı özellikler ile çalıştığı için, içerik tabanlı veya davranışsal analiz gerektiren daha karmaşık saldırı türlerini tespit etmede sınırlı kalabilir. Ayrıca modelin performansı kullanılan veri setine bağlı olup, farklı veri setlerinde yeniden eğitilmesi gerekebilir. Bununla birlikte, sistemin istemci-sunucu mimarisi üzerine kurulmuş olması, ağ bağlantısına bağımlılığı beraberinde getirmektedir.</w:t>
+      </w:r>
+    </w:p>
+    <w:p>
+      <w:r>
+        <w:t xml:space="preserve">Sonuç olarak, elde edilen bulgular, URL tabanlı makine öğrenmesi yaklaşımlarının </w:t>
+      </w:r>
+      <w:proofErr w:type="spellStart"/>
+      <w:r>
+        <w:t>phishing</w:t>
+      </w:r>
+      <w:proofErr w:type="spellEnd"/>
+      <w:r>
+        <w:t xml:space="preserve"> tespitinde yüksek doğruluk, düşük maliyet ve gerçek zamanlı uygulanabilirlik açısından etkili bir çözüm sunduğunu göstermektedir. Bu </w:t>
+      </w:r>
+      <w:proofErr w:type="gramStart"/>
+      <w:r>
+        <w:t>çalışma,</w:t>
+      </w:r>
+      <w:proofErr w:type="gramEnd"/>
+      <w:r>
+        <w:t xml:space="preserve"> hem model performansı hem de sistem tasarımı açısından literatüre katkı sağlamakta ve gelecekte yapılacak çalışmalar için güçlü bir temel oluşturmaktadır.</w:t>
+      </w:r>
     </w:p>
     <w:p>
       <w:pPr>
@@ -17250,6 +18925,7 @@
       </w:pPr>
       <w:bookmarkStart w:id="52" w:name="_Toc227940482"/>
       <w:r>
+        <w:lastRenderedPageBreak/>
         <w:t>KAYNAKÇA</w:t>
       </w:r>
       <w:bookmarkEnd w:id="52"/>
@@ -17890,7 +19566,6 @@
         <w:rPr>
           <w:lang w:eastAsia="en-US"/>
         </w:rPr>
-        <w:lastRenderedPageBreak/>
         <w:t xml:space="preserve">M. S. </w:t>
       </w:r>
       <w:proofErr w:type="spellStart"/>
@@ -19032,7 +20707,14 @@
         <w:rPr>
           <w:lang w:eastAsia="en-US"/>
         </w:rPr>
-        <w:t>, 2018.  https://api.pageplace.de/preview/DT0400.9781292154916_A37747529/preview-</w:t>
+        <w:t xml:space="preserve">, 2018.  </w:t>
+      </w:r>
+      <w:r>
+        <w:rPr>
+          <w:lang w:eastAsia="en-US"/>
+        </w:rPr>
+        <w:lastRenderedPageBreak/>
+        <w:t>https://api.pageplace.de/preview/DT0400.9781292154916_A37747529/preview-</w:t>
       </w:r>
       <w:r>
         <w:rPr>
@@ -19690,6 +21372,99 @@
           <w:t>https://binaryterms.com/lexical-analysis.html</w:t>
         </w:r>
       </w:hyperlink>
+    </w:p>
+    <w:p>
+      <w:pPr>
+        <w:pStyle w:val="ListeParagraf"/>
+        <w:ind w:left="360"/>
+      </w:pPr>
+    </w:p>
+    <w:p>
+      <w:pPr>
+        <w:pStyle w:val="ListeParagraf"/>
+        <w:ind w:left="360"/>
+      </w:pPr>
+    </w:p>
+    <w:p>
+      <w:pPr>
+        <w:pStyle w:val="ListeParagraf"/>
+        <w:ind w:left="360"/>
+      </w:pPr>
+    </w:p>
+    <w:p>
+      <w:pPr>
+        <w:pStyle w:val="ListeParagraf"/>
+        <w:ind w:left="360"/>
+      </w:pPr>
+    </w:p>
+    <w:p>
+      <w:pPr>
+        <w:pStyle w:val="ListeParagraf"/>
+        <w:ind w:left="360"/>
+      </w:pPr>
+    </w:p>
+    <w:p>
+      <w:pPr>
+        <w:pStyle w:val="ListeParagraf"/>
+        <w:ind w:left="360"/>
+      </w:pPr>
+    </w:p>
+    <w:p>
+      <w:pPr>
+        <w:pStyle w:val="ListeParagraf"/>
+        <w:ind w:left="360"/>
+      </w:pPr>
+    </w:p>
+    <w:p>
+      <w:pPr>
+        <w:pStyle w:val="ListeParagraf"/>
+        <w:ind w:left="360"/>
+      </w:pPr>
+    </w:p>
+    <w:p>
+      <w:pPr>
+        <w:pStyle w:val="ListeParagraf"/>
+        <w:ind w:left="360"/>
+      </w:pPr>
+    </w:p>
+    <w:p>
+      <w:pPr>
+        <w:pStyle w:val="ListeParagraf"/>
+        <w:ind w:left="360"/>
+      </w:pPr>
+    </w:p>
+    <w:p>
+      <w:pPr>
+        <w:pStyle w:val="ListeParagraf"/>
+        <w:ind w:left="360"/>
+      </w:pPr>
+    </w:p>
+    <w:p>
+      <w:pPr>
+        <w:pStyle w:val="ListeParagraf"/>
+        <w:ind w:left="360"/>
+      </w:pPr>
+    </w:p>
+    <w:p>
+      <w:pPr>
+        <w:pStyle w:val="ListeParagraf"/>
+        <w:ind w:left="360"/>
+      </w:pPr>
+    </w:p>
+    <w:p>
+      <w:pPr>
+        <w:pStyle w:val="ListeParagraf"/>
+        <w:ind w:left="360"/>
+      </w:pPr>
+    </w:p>
+    <w:p>
+      <w:pPr>
+        <w:pStyle w:val="ListeParagraf"/>
+        <w:ind w:left="360"/>
+        <w:rPr>
+          <w:lang w:eastAsia="en-US"/>
+        </w:rPr>
+      </w:pPr>
     </w:p>
     <w:p>
       <w:pPr>
@@ -20003,7 +21778,7 @@
 </file>
 
 <file path=word/endnotes.xml><?xml version="1.0" encoding="utf-8"?>
-<w:endnotes xmlns:wpc="http://schemas.microsoft.com/office/word/2010/wordprocessingCanvas" xmlns:cx="http://schemas.microsoft.com/office/drawing/2014/chartex" xmlns:cx1="http://schemas.microsoft.com/office/drawing/2015/9/8/chartex" xmlns:cx2="http://schemas.microsoft.com/office/drawing/2015/10/21/chartex" xmlns:cx3="http://schemas.microsoft.com/office/drawing/2016/5/9/chartex" xmlns:cx4="http://schemas.microsoft.com/office/drawing/2016/5/10/chartex" xmlns:cx5="http://schemas.microsoft.com/office/drawing/2016/5/11/chartex" xmlns:cx6="http://schemas.microsoft.com/office/drawing/2016/5/12/chartex" xmlns:cx7="http://schemas.microsoft.com/office/drawing/2016/5/13/chartex" xmlns:cx8="http://schemas.microsoft.com/office/drawing/2016/5/14/chartex" xmlns:mc="http://schemas.openxmlformats.org/markup-compatibility/2006" xmlns:aink="http://schemas.microsoft.com/office/drawing/2016/ink" xmlns:am3d="http://schemas.microsoft.com/office/drawing/2017/model3d" xmlns:o="urn:schemas-microsoft-com:office:office" xmlns:oel="http://schemas.microsoft.com/office/2019/extlst" xmlns:r="http://schemas.openxmlformats.org/officeDocument/2006/relationships" xmlns:m="http://schemas.openxmlformats.org/officeDocument/2006/math" xmlns:v="urn:schemas-microsoft-com:vml" xmlns:wp14="http://schemas.microsoft.com/office/word/2010/wordprocessingDrawing" xmlns:wp="http://schemas.openxmlformats.org/drawingml/2006/wordprocessingDrawing" xmlns:w10="urn:schemas-microsoft-com:office:word" xmlns:w="http://schemas.openxmlformats.org/wordprocessingml/2006/main" xmlns:w14="http://schemas.microsoft.com/office/word/2010/wordml" xmlns:w15="http://schemas.microsoft.com/office/word/2012/wordml" xmlns:w16cex="http://schemas.microsoft.com/office/word/2018/wordml/cex" xmlns:w16cid="http://schemas.microsoft.com/office/word/2016/wordml/cid" xmlns:w16="http://schemas.microsoft.com/office/word/2018/wordml" xmlns:w16sdtdh="http://schemas.microsoft.com/office/word/2020/wordml/sdtdatahash" xmlns:w16se="http://schemas.microsoft.com/office/word/2015/wordml/symex" xmlns:wpg="http://schemas.microsoft.com/office/word/2010/wordprocessingGroup" xmlns:wpi="http://schemas.microsoft.com/office/word/2010/wordprocessingInk" xmlns:wne="http://schemas.microsoft.com/office/word/2006/wordml" xmlns:wps="http://schemas.microsoft.com/office/word/2010/wordprocessingShape" mc:Ignorable="w14 w15 w16se w16cid w16 w16cex w16sdtdh wp14">
+<w:endnotes xmlns:wpc="http://schemas.microsoft.com/office/word/2010/wordprocessingCanvas" xmlns:cx="http://schemas.microsoft.com/office/drawing/2014/chartex" xmlns:cx1="http://schemas.microsoft.com/office/drawing/2015/9/8/chartex" xmlns:cx2="http://schemas.microsoft.com/office/drawing/2015/10/21/chartex" xmlns:cx3="http://schemas.microsoft.com/office/drawing/2016/5/9/chartex" xmlns:cx4="http://schemas.microsoft.com/office/drawing/2016/5/10/chartex" xmlns:cx5="http://schemas.microsoft.com/office/drawing/2016/5/11/chartex" xmlns:cx6="http://schemas.microsoft.com/office/drawing/2016/5/12/chartex" xmlns:cx7="http://schemas.microsoft.com/office/drawing/2016/5/13/chartex" xmlns:cx8="http://schemas.microsoft.com/office/drawing/2016/5/14/chartex" xmlns:mc="http://schemas.openxmlformats.org/markup-compatibility/2006" xmlns:aink="http://schemas.microsoft.com/office/drawing/2016/ink" xmlns:am3d="http://schemas.microsoft.com/office/drawing/2017/model3d" xmlns:o="urn:schemas-microsoft-com:office:office" xmlns:oel="http://schemas.microsoft.com/office/2019/extlst" xmlns:r="http://schemas.openxmlformats.org/officeDocument/2006/relationships" xmlns:m="http://schemas.openxmlformats.org/officeDocument/2006/math" xmlns:v="urn:schemas-microsoft-com:vml" xmlns:wp14="http://schemas.microsoft.com/office/word/2010/wordprocessingDrawing" xmlns:wp="http://schemas.openxmlformats.org/drawingml/2006/wordprocessingDrawing" xmlns:w10="urn:schemas-microsoft-com:office:word" xmlns:w="http://schemas.openxmlformats.org/wordprocessingml/2006/main" xmlns:w14="http://schemas.microsoft.com/office/word/2010/wordml" xmlns:w15="http://schemas.microsoft.com/office/word/2012/wordml" xmlns:w16cex="http://schemas.microsoft.com/office/word/2018/wordml/cex" xmlns:w16cid="http://schemas.microsoft.com/office/word/2016/wordml/cid" xmlns:w16="http://schemas.microsoft.com/office/word/2018/wordml" xmlns:w16du="http://schemas.microsoft.com/office/word/2023/wordml/word16du" xmlns:w16sdtdh="http://schemas.microsoft.com/office/word/2020/wordml/sdtdatahash" xmlns:w16sdtfl="http://schemas.microsoft.com/office/word/2024/wordml/sdtformatlock" xmlns:w16se="http://schemas.microsoft.com/office/word/2015/wordml/symex" xmlns:wpg="http://schemas.microsoft.com/office/word/2010/wordprocessingGroup" xmlns:wpi="http://schemas.microsoft.com/office/word/2010/wordprocessingInk" xmlns:wne="http://schemas.microsoft.com/office/word/2006/wordml" xmlns:wps="http://schemas.microsoft.com/office/word/2010/wordprocessingShape" mc:Ignorable="w14 w15 w16se w16cid w16 w16cex w16sdtdh w16sdtfl w16du wp14">
   <w:endnote w:type="separator" w:id="-1">
     <w:p>
       <w:r>
@@ -20024,7 +21799,7 @@
 </file>
 
 <file path=word/footer1.xml><?xml version="1.0" encoding="utf-8"?>
-<w:ftr xmlns:wpc="http://schemas.microsoft.com/office/word/2010/wordprocessingCanvas" xmlns:cx="http://schemas.microsoft.com/office/drawing/2014/chartex" xmlns:cx1="http://schemas.microsoft.com/office/drawing/2015/9/8/chartex" xmlns:cx2="http://schemas.microsoft.com/office/drawing/2015/10/21/chartex" xmlns:cx3="http://schemas.microsoft.com/office/drawing/2016/5/9/chartex" xmlns:cx4="http://schemas.microsoft.com/office/drawing/2016/5/10/chartex" xmlns:cx5="http://schemas.microsoft.com/office/drawing/2016/5/11/chartex" xmlns:cx6="http://schemas.microsoft.com/office/drawing/2016/5/12/chartex" xmlns:cx7="http://schemas.microsoft.com/office/drawing/2016/5/13/chartex" xmlns:cx8="http://schemas.microsoft.com/office/drawing/2016/5/14/chartex" xmlns:mc="http://schemas.openxmlformats.org/markup-compatibility/2006" xmlns:aink="http://schemas.microsoft.com/office/drawing/2016/ink" xmlns:am3d="http://schemas.microsoft.com/office/drawing/2017/model3d" xmlns:o="urn:schemas-microsoft-com:office:office" xmlns:oel="http://schemas.microsoft.com/office/2019/extlst" xmlns:r="http://schemas.openxmlformats.org/officeDocument/2006/relationships" xmlns:m="http://schemas.openxmlformats.org/officeDocument/2006/math" xmlns:v="urn:schemas-microsoft-com:vml" xmlns:wp14="http://schemas.microsoft.com/office/word/2010/wordprocessingDrawing" xmlns:wp="http://schemas.openxmlformats.org/drawingml/2006/wordprocessingDrawing" xmlns:w10="urn:schemas-microsoft-com:office:word" xmlns:w="http://schemas.openxmlformats.org/wordprocessingml/2006/main" xmlns:w14="http://schemas.microsoft.com/office/word/2010/wordml" xmlns:w15="http://schemas.microsoft.com/office/word/2012/wordml" xmlns:w16cex="http://schemas.microsoft.com/office/word/2018/wordml/cex" xmlns:w16cid="http://schemas.microsoft.com/office/word/2016/wordml/cid" xmlns:w16="http://schemas.microsoft.com/office/word/2018/wordml" xmlns:w16sdtdh="http://schemas.microsoft.com/office/word/2020/wordml/sdtdatahash" xmlns:w16se="http://schemas.microsoft.com/office/word/2015/wordml/symex" xmlns:wpg="http://schemas.microsoft.com/office/word/2010/wordprocessingGroup" xmlns:wpi="http://schemas.microsoft.com/office/word/2010/wordprocessingInk" xmlns:wne="http://schemas.microsoft.com/office/word/2006/wordml" xmlns:wps="http://schemas.microsoft.com/office/word/2010/wordprocessingShape" mc:Ignorable="w14 w15 w16se w16cid w16 w16cex w16sdtdh wp14">
+<w:ftr xmlns:wpc="http://schemas.microsoft.com/office/word/2010/wordprocessingCanvas" xmlns:cx="http://schemas.microsoft.com/office/drawing/2014/chartex" xmlns:cx1="http://schemas.microsoft.com/office/drawing/2015/9/8/chartex" xmlns:cx2="http://schemas.microsoft.com/office/drawing/2015/10/21/chartex" xmlns:cx3="http://schemas.microsoft.com/office/drawing/2016/5/9/chartex" xmlns:cx4="http://schemas.microsoft.com/office/drawing/2016/5/10/chartex" xmlns:cx5="http://schemas.microsoft.com/office/drawing/2016/5/11/chartex" xmlns:cx6="http://schemas.microsoft.com/office/drawing/2016/5/12/chartex" xmlns:cx7="http://schemas.microsoft.com/office/drawing/2016/5/13/chartex" xmlns:cx8="http://schemas.microsoft.com/office/drawing/2016/5/14/chartex" xmlns:mc="http://schemas.openxmlformats.org/markup-compatibility/2006" xmlns:aink="http://schemas.microsoft.com/office/drawing/2016/ink" xmlns:am3d="http://schemas.microsoft.com/office/drawing/2017/model3d" xmlns:o="urn:schemas-microsoft-com:office:office" xmlns:oel="http://schemas.microsoft.com/office/2019/extlst" xmlns:r="http://schemas.openxmlformats.org/officeDocument/2006/relationships" xmlns:m="http://schemas.openxmlformats.org/officeDocument/2006/math" xmlns:v="urn:schemas-microsoft-com:vml" xmlns:wp14="http://schemas.microsoft.com/office/word/2010/wordprocessingDrawing" xmlns:wp="http://schemas.openxmlformats.org/drawingml/2006/wordprocessingDrawing" xmlns:w10="urn:schemas-microsoft-com:office:word" xmlns:w="http://schemas.openxmlformats.org/wordprocessingml/2006/main" xmlns:w14="http://schemas.microsoft.com/office/word/2010/wordml" xmlns:w15="http://schemas.microsoft.com/office/word/2012/wordml" xmlns:w16cex="http://schemas.microsoft.com/office/word/2018/wordml/cex" xmlns:w16cid="http://schemas.microsoft.com/office/word/2016/wordml/cid" xmlns:w16="http://schemas.microsoft.com/office/word/2018/wordml" xmlns:w16du="http://schemas.microsoft.com/office/word/2023/wordml/word16du" xmlns:w16sdtdh="http://schemas.microsoft.com/office/word/2020/wordml/sdtdatahash" xmlns:w16sdtfl="http://schemas.microsoft.com/office/word/2024/wordml/sdtformatlock" xmlns:w16se="http://schemas.microsoft.com/office/word/2015/wordml/symex" xmlns:wpg="http://schemas.microsoft.com/office/word/2010/wordprocessingGroup" xmlns:wpi="http://schemas.microsoft.com/office/word/2010/wordprocessingInk" xmlns:wne="http://schemas.microsoft.com/office/word/2006/wordml" xmlns:wps="http://schemas.microsoft.com/office/word/2010/wordprocessingShape" mc:Ignorable="w14 w15 w16se w16cid w16 w16cex w16sdtdh w16sdtfl w16du wp14">
   <w:p>
     <w:pPr>
       <w:pStyle w:val="AltBilgi"/>
@@ -20114,7 +21889,7 @@
               <v:stroke joinstyle="miter"/>
               <v:path gradientshapeok="t" o:connecttype="rect"/>
             </v:shapetype>
-            <v:shape id="Text Box 2" o:spid="_x0000_s1046" type="#_x0000_t202" alt="Personal Data" style="position:absolute;left:0;text-align:left;margin-left:0;margin-top:0;width:34.95pt;height:34.95pt;z-index:251659264;visibility:visible;mso-wrap-style:none;mso-wrap-distance-left:0;mso-wrap-distance-top:0;mso-wrap-distance-right:0;mso-wrap-distance-bottom:0;mso-position-horizontal:left;mso-position-horizontal-relative:page;mso-position-vertical:bottom;mso-position-vertical-relative:page;v-text-anchor:bottom" o:gfxdata="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" filled="f" stroked="f">
+            <v:shape id="Text Box 2" o:spid="_x0000_s1046" type="#_x0000_t202" alt="Personal Data" style="position:absolute;left:0;text-align:left;margin-left:0;margin-top:0;width:34.95pt;height:34.95pt;z-index:251659264;visibility:visible;mso-wrap-style:none;mso-wrap-distance-left:0;mso-wrap-distance-top:0;mso-wrap-distance-right:0;mso-wrap-distance-bottom:0;mso-position-horizontal:left;mso-position-horizontal-relative:page;mso-position-vertical:bottom;mso-position-vertical-relative:page;v-text-anchor:bottom" o:gfxdata="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" filled="f" stroked="f">
               <v:textbox style="mso-fit-shape-to-text:t" inset="20pt,0,0,15pt">
                 <w:txbxContent>
                   <w:p>
@@ -20150,7 +21925,7 @@
 </file>
 
 <file path=word/footer10.xml><?xml version="1.0" encoding="utf-8"?>
-<w:ftr xmlns:wpc="http://schemas.microsoft.com/office/word/2010/wordprocessingCanvas" xmlns:cx="http://schemas.microsoft.com/office/drawing/2014/chartex" xmlns:cx1="http://schemas.microsoft.com/office/drawing/2015/9/8/chartex" xmlns:cx2="http://schemas.microsoft.com/office/drawing/2015/10/21/chartex" xmlns:cx3="http://schemas.microsoft.com/office/drawing/2016/5/9/chartex" xmlns:cx4="http://schemas.microsoft.com/office/drawing/2016/5/10/chartex" xmlns:cx5="http://schemas.microsoft.com/office/drawing/2016/5/11/chartex" xmlns:cx6="http://schemas.microsoft.com/office/drawing/2016/5/12/chartex" xmlns:cx7="http://schemas.microsoft.com/office/drawing/2016/5/13/chartex" xmlns:cx8="http://schemas.microsoft.com/office/drawing/2016/5/14/chartex" xmlns:mc="http://schemas.openxmlformats.org/markup-compatibility/2006" xmlns:aink="http://schemas.microsoft.com/office/drawing/2016/ink" xmlns:am3d="http://schemas.microsoft.com/office/drawing/2017/model3d" xmlns:o="urn:schemas-microsoft-com:office:office" xmlns:oel="http://schemas.microsoft.com/office/2019/extlst" xmlns:r="http://schemas.openxmlformats.org/officeDocument/2006/relationships" xmlns:m="http://schemas.openxmlformats.org/officeDocument/2006/math" xmlns:v="urn:schemas-microsoft-com:vml" xmlns:wp14="http://schemas.microsoft.com/office/word/2010/wordprocessingDrawing" xmlns:wp="http://schemas.openxmlformats.org/drawingml/2006/wordprocessingDrawing" xmlns:w10="urn:schemas-microsoft-com:office:word" xmlns:w="http://schemas.openxmlformats.org/wordprocessingml/2006/main" xmlns:w14="http://schemas.microsoft.com/office/word/2010/wordml" xmlns:w15="http://schemas.microsoft.com/office/word/2012/wordml" xmlns:w16cex="http://schemas.microsoft.com/office/word/2018/wordml/cex" xmlns:w16cid="http://schemas.microsoft.com/office/word/2016/wordml/cid" xmlns:w16="http://schemas.microsoft.com/office/word/2018/wordml" xmlns:w16sdtdh="http://schemas.microsoft.com/office/word/2020/wordml/sdtdatahash" xmlns:w16se="http://schemas.microsoft.com/office/word/2015/wordml/symex" xmlns:wpg="http://schemas.microsoft.com/office/word/2010/wordprocessingGroup" xmlns:wpi="http://schemas.microsoft.com/office/word/2010/wordprocessingInk" xmlns:wne="http://schemas.microsoft.com/office/word/2006/wordml" xmlns:wps="http://schemas.microsoft.com/office/word/2010/wordprocessingShape" mc:Ignorable="w14 w15 w16se w16cid w16 w16cex w16sdtdh wp14">
+<w:ftr xmlns:wpc="http://schemas.microsoft.com/office/word/2010/wordprocessingCanvas" xmlns:cx="http://schemas.microsoft.com/office/drawing/2014/chartex" xmlns:cx1="http://schemas.microsoft.com/office/drawing/2015/9/8/chartex" xmlns:cx2="http://schemas.microsoft.com/office/drawing/2015/10/21/chartex" xmlns:cx3="http://schemas.microsoft.com/office/drawing/2016/5/9/chartex" xmlns:cx4="http://schemas.microsoft.com/office/drawing/2016/5/10/chartex" xmlns:cx5="http://schemas.microsoft.com/office/drawing/2016/5/11/chartex" xmlns:cx6="http://schemas.microsoft.com/office/drawing/2016/5/12/chartex" xmlns:cx7="http://schemas.microsoft.com/office/drawing/2016/5/13/chartex" xmlns:cx8="http://schemas.microsoft.com/office/drawing/2016/5/14/chartex" xmlns:mc="http://schemas.openxmlformats.org/markup-compatibility/2006" xmlns:aink="http://schemas.microsoft.com/office/drawing/2016/ink" xmlns:am3d="http://schemas.microsoft.com/office/drawing/2017/model3d" xmlns:o="urn:schemas-microsoft-com:office:office" xmlns:oel="http://schemas.microsoft.com/office/2019/extlst" xmlns:r="http://schemas.openxmlformats.org/officeDocument/2006/relationships" xmlns:m="http://schemas.openxmlformats.org/officeDocument/2006/math" xmlns:v="urn:schemas-microsoft-com:vml" xmlns:wp14="http://schemas.microsoft.com/office/word/2010/wordprocessingDrawing" xmlns:wp="http://schemas.openxmlformats.org/drawingml/2006/wordprocessingDrawing" xmlns:w10="urn:schemas-microsoft-com:office:word" xmlns:w="http://schemas.openxmlformats.org/wordprocessingml/2006/main" xmlns:w14="http://schemas.microsoft.com/office/word/2010/wordml" xmlns:w15="http://schemas.microsoft.com/office/word/2012/wordml" xmlns:w16cex="http://schemas.microsoft.com/office/word/2018/wordml/cex" xmlns:w16cid="http://schemas.microsoft.com/office/word/2016/wordml/cid" xmlns:w16="http://schemas.microsoft.com/office/word/2018/wordml" xmlns:w16du="http://schemas.microsoft.com/office/word/2023/wordml/word16du" xmlns:w16sdtdh="http://schemas.microsoft.com/office/word/2020/wordml/sdtdatahash" xmlns:w16sdtfl="http://schemas.microsoft.com/office/word/2024/wordml/sdtformatlock" xmlns:w16se="http://schemas.microsoft.com/office/word/2015/wordml/symex" xmlns:wpg="http://schemas.microsoft.com/office/word/2010/wordprocessingGroup" xmlns:wpi="http://schemas.microsoft.com/office/word/2010/wordprocessingInk" xmlns:wne="http://schemas.microsoft.com/office/word/2006/wordml" xmlns:wps="http://schemas.microsoft.com/office/word/2010/wordprocessingShape" mc:Ignorable="w14 w15 w16se w16cid w16 w16cex w16sdtdh w16sdtfl w16du wp14">
   <w:sdt>
     <w:sdtPr>
       <w:id w:val="-934288787"/>
@@ -20192,7 +21967,7 @@
 </file>
 
 <file path=word/footer2.xml><?xml version="1.0" encoding="utf-8"?>
-<w:ftr xmlns:wpc="http://schemas.microsoft.com/office/word/2010/wordprocessingCanvas" xmlns:cx="http://schemas.microsoft.com/office/drawing/2014/chartex" xmlns:cx1="http://schemas.microsoft.com/office/drawing/2015/9/8/chartex" xmlns:cx2="http://schemas.microsoft.com/office/drawing/2015/10/21/chartex" xmlns:cx3="http://schemas.microsoft.com/office/drawing/2016/5/9/chartex" xmlns:cx4="http://schemas.microsoft.com/office/drawing/2016/5/10/chartex" xmlns:cx5="http://schemas.microsoft.com/office/drawing/2016/5/11/chartex" xmlns:cx6="http://schemas.microsoft.com/office/drawing/2016/5/12/chartex" xmlns:cx7="http://schemas.microsoft.com/office/drawing/2016/5/13/chartex" xmlns:cx8="http://schemas.microsoft.com/office/drawing/2016/5/14/chartex" xmlns:mc="http://schemas.openxmlformats.org/markup-compatibility/2006" xmlns:aink="http://schemas.microsoft.com/office/drawing/2016/ink" xmlns:am3d="http://schemas.microsoft.com/office/drawing/2017/model3d" xmlns:o="urn:schemas-microsoft-com:office:office" xmlns:oel="http://schemas.microsoft.com/office/2019/extlst" xmlns:r="http://schemas.openxmlformats.org/officeDocument/2006/relationships" xmlns:m="http://schemas.openxmlformats.org/officeDocument/2006/math" xmlns:v="urn:schemas-microsoft-com:vml" xmlns:wp14="http://schemas.microsoft.com/office/word/2010/wordprocessingDrawing" xmlns:wp="http://schemas.openxmlformats.org/drawingml/2006/wordprocessingDrawing" xmlns:w10="urn:schemas-microsoft-com:office:word" xmlns:w="http://schemas.openxmlformats.org/wordprocessingml/2006/main" xmlns:w14="http://schemas.microsoft.com/office/word/2010/wordml" xmlns:w15="http://schemas.microsoft.com/office/word/2012/wordml" xmlns:w16cex="http://schemas.microsoft.com/office/word/2018/wordml/cex" xmlns:w16cid="http://schemas.microsoft.com/office/word/2016/wordml/cid" xmlns:w16="http://schemas.microsoft.com/office/word/2018/wordml" xmlns:w16sdtdh="http://schemas.microsoft.com/office/word/2020/wordml/sdtdatahash" xmlns:w16se="http://schemas.microsoft.com/office/word/2015/wordml/symex" xmlns:wpg="http://schemas.microsoft.com/office/word/2010/wordprocessingGroup" xmlns:wpi="http://schemas.microsoft.com/office/word/2010/wordprocessingInk" xmlns:wne="http://schemas.microsoft.com/office/word/2006/wordml" xmlns:wps="http://schemas.microsoft.com/office/word/2010/wordprocessingShape" mc:Ignorable="w14 w15 w16se w16cid w16 w16cex w16sdtdh wp14">
+<w:ftr xmlns:wpc="http://schemas.microsoft.com/office/word/2010/wordprocessingCanvas" xmlns:cx="http://schemas.microsoft.com/office/drawing/2014/chartex" xmlns:cx1="http://schemas.microsoft.com/office/drawing/2015/9/8/chartex" xmlns:cx2="http://schemas.microsoft.com/office/drawing/2015/10/21/chartex" xmlns:cx3="http://schemas.microsoft.com/office/drawing/2016/5/9/chartex" xmlns:cx4="http://schemas.microsoft.com/office/drawing/2016/5/10/chartex" xmlns:cx5="http://schemas.microsoft.com/office/drawing/2016/5/11/chartex" xmlns:cx6="http://schemas.microsoft.com/office/drawing/2016/5/12/chartex" xmlns:cx7="http://schemas.microsoft.com/office/drawing/2016/5/13/chartex" xmlns:cx8="http://schemas.microsoft.com/office/drawing/2016/5/14/chartex" xmlns:mc="http://schemas.openxmlformats.org/markup-compatibility/2006" xmlns:aink="http://schemas.microsoft.com/office/drawing/2016/ink" xmlns:am3d="http://schemas.microsoft.com/office/drawing/2017/model3d" xmlns:o="urn:schemas-microsoft-com:office:office" xmlns:oel="http://schemas.microsoft.com/office/2019/extlst" xmlns:r="http://schemas.openxmlformats.org/officeDocument/2006/relationships" xmlns:m="http://schemas.openxmlformats.org/officeDocument/2006/math" xmlns:v="urn:schemas-microsoft-com:vml" xmlns:wp14="http://schemas.microsoft.com/office/word/2010/wordprocessingDrawing" xmlns:wp="http://schemas.openxmlformats.org/drawingml/2006/wordprocessingDrawing" xmlns:w10="urn:schemas-microsoft-com:office:word" xmlns:w="http://schemas.openxmlformats.org/wordprocessingml/2006/main" xmlns:w14="http://schemas.microsoft.com/office/word/2010/wordml" xmlns:w15="http://schemas.microsoft.com/office/word/2012/wordml" xmlns:w16cex="http://schemas.microsoft.com/office/word/2018/wordml/cex" xmlns:w16cid="http://schemas.microsoft.com/office/word/2016/wordml/cid" xmlns:w16="http://schemas.microsoft.com/office/word/2018/wordml" xmlns:w16du="http://schemas.microsoft.com/office/word/2023/wordml/word16du" xmlns:w16sdtdh="http://schemas.microsoft.com/office/word/2020/wordml/sdtdatahash" xmlns:w16sdtfl="http://schemas.microsoft.com/office/word/2024/wordml/sdtformatlock" xmlns:w16se="http://schemas.microsoft.com/office/word/2015/wordml/symex" xmlns:wpg="http://schemas.microsoft.com/office/word/2010/wordprocessingGroup" xmlns:wpi="http://schemas.microsoft.com/office/word/2010/wordprocessingInk" xmlns:wne="http://schemas.microsoft.com/office/word/2006/wordml" xmlns:wps="http://schemas.microsoft.com/office/word/2010/wordprocessingShape" mc:Ignorable="w14 w15 w16se w16cid w16 w16cex w16sdtdh w16sdtfl w16du wp14">
   <w:p>
     <w:pPr>
       <w:pStyle w:val="AltBilgi"/>
@@ -20282,7 +22057,7 @@
               <v:stroke joinstyle="miter"/>
               <v:path gradientshapeok="t" o:connecttype="rect"/>
             </v:shapetype>
-            <v:shape id="Text Box 5" o:spid="_x0000_s1047" type="#_x0000_t202" alt="Personal Data" style="position:absolute;left:0;text-align:left;margin-left:0;margin-top:0;width:34.95pt;height:34.95pt;z-index:251662336;visibility:visible;mso-wrap-style:none;mso-wrap-distance-left:0;mso-wrap-distance-top:0;mso-wrap-distance-right:0;mso-wrap-distance-bottom:0;mso-position-horizontal:left;mso-position-horizontal-relative:page;mso-position-vertical:bottom;mso-position-vertical-relative:page;v-text-anchor:bottom" o:gfxdata="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" filled="f" stroked="f">
+            <v:shape id="Text Box 5" o:spid="_x0000_s1047" type="#_x0000_t202" alt="Personal Data" style="position:absolute;left:0;text-align:left;margin-left:0;margin-top:0;width:34.95pt;height:34.95pt;z-index:251662336;visibility:visible;mso-wrap-style:none;mso-wrap-distance-left:0;mso-wrap-distance-top:0;mso-wrap-distance-right:0;mso-wrap-distance-bottom:0;mso-position-horizontal:left;mso-position-horizontal-relative:page;mso-position-vertical:bottom;mso-position-vertical-relative:page;v-text-anchor:bottom" o:gfxdata="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" filled="f" stroked="f">
               <v:textbox style="mso-fit-shape-to-text:t" inset="20pt,0,0,15pt">
                 <w:txbxContent>
                   <w:p>
@@ -20318,7 +22093,7 @@
 </file>
 
 <file path=word/footer3.xml><?xml version="1.0" encoding="utf-8"?>
-<w:ftr xmlns:wpc="http://schemas.microsoft.com/office/word/2010/wordprocessingCanvas" xmlns:cx="http://schemas.microsoft.com/office/drawing/2014/chartex" xmlns:cx1="http://schemas.microsoft.com/office/drawing/2015/9/8/chartex" xmlns:cx2="http://schemas.microsoft.com/office/drawing/2015/10/21/chartex" xmlns:cx3="http://schemas.microsoft.com/office/drawing/2016/5/9/chartex" xmlns:cx4="http://schemas.microsoft.com/office/drawing/2016/5/10/chartex" xmlns:cx5="http://schemas.microsoft.com/office/drawing/2016/5/11/chartex" xmlns:cx6="http://schemas.microsoft.com/office/drawing/2016/5/12/chartex" xmlns:cx7="http://schemas.microsoft.com/office/drawing/2016/5/13/chartex" xmlns:cx8="http://schemas.microsoft.com/office/drawing/2016/5/14/chartex" xmlns:mc="http://schemas.openxmlformats.org/markup-compatibility/2006" xmlns:aink="http://schemas.microsoft.com/office/drawing/2016/ink" xmlns:am3d="http://schemas.microsoft.com/office/drawing/2017/model3d" xmlns:o="urn:schemas-microsoft-com:office:office" xmlns:oel="http://schemas.microsoft.com/office/2019/extlst" xmlns:r="http://schemas.openxmlformats.org/officeDocument/2006/relationships" xmlns:m="http://schemas.openxmlformats.org/officeDocument/2006/math" xmlns:v="urn:schemas-microsoft-com:vml" xmlns:wp14="http://schemas.microsoft.com/office/word/2010/wordprocessingDrawing" xmlns:wp="http://schemas.openxmlformats.org/drawingml/2006/wordprocessingDrawing" xmlns:w10="urn:schemas-microsoft-com:office:word" xmlns:w="http://schemas.openxmlformats.org/wordprocessingml/2006/main" xmlns:w14="http://schemas.microsoft.com/office/word/2010/wordml" xmlns:w15="http://schemas.microsoft.com/office/word/2012/wordml" xmlns:w16cex="http://schemas.microsoft.com/office/word/2018/wordml/cex" xmlns:w16cid="http://schemas.microsoft.com/office/word/2016/wordml/cid" xmlns:w16="http://schemas.microsoft.com/office/word/2018/wordml" xmlns:w16sdtdh="http://schemas.microsoft.com/office/word/2020/wordml/sdtdatahash" xmlns:w16se="http://schemas.microsoft.com/office/word/2015/wordml/symex" xmlns:wpg="http://schemas.microsoft.com/office/word/2010/wordprocessingGroup" xmlns:wpi="http://schemas.microsoft.com/office/word/2010/wordprocessingInk" xmlns:wne="http://schemas.microsoft.com/office/word/2006/wordml" xmlns:wps="http://schemas.microsoft.com/office/word/2010/wordprocessingShape" mc:Ignorable="w14 w15 w16se w16cid w16 w16cex w16sdtdh wp14">
+<w:ftr xmlns:wpc="http://schemas.microsoft.com/office/word/2010/wordprocessingCanvas" xmlns:cx="http://schemas.microsoft.com/office/drawing/2014/chartex" xmlns:cx1="http://schemas.microsoft.com/office/drawing/2015/9/8/chartex" xmlns:cx2="http://schemas.microsoft.com/office/drawing/2015/10/21/chartex" xmlns:cx3="http://schemas.microsoft.com/office/drawing/2016/5/9/chartex" xmlns:cx4="http://schemas.microsoft.com/office/drawing/2016/5/10/chartex" xmlns:cx5="http://schemas.microsoft.com/office/drawing/2016/5/11/chartex" xmlns:cx6="http://schemas.microsoft.com/office/drawing/2016/5/12/chartex" xmlns:cx7="http://schemas.microsoft.com/office/drawing/2016/5/13/chartex" xmlns:cx8="http://schemas.microsoft.com/office/drawing/2016/5/14/chartex" xmlns:mc="http://schemas.openxmlformats.org/markup-compatibility/2006" xmlns:aink="http://schemas.microsoft.com/office/drawing/2016/ink" xmlns:am3d="http://schemas.microsoft.com/office/drawing/2017/model3d" xmlns:o="urn:schemas-microsoft-com:office:office" xmlns:oel="http://schemas.microsoft.com/office/2019/extlst" xmlns:r="http://schemas.openxmlformats.org/officeDocument/2006/relationships" xmlns:m="http://schemas.openxmlformats.org/officeDocument/2006/math" xmlns:v="urn:schemas-microsoft-com:vml" xmlns:wp14="http://schemas.microsoft.com/office/word/2010/wordprocessingDrawing" xmlns:wp="http://schemas.openxmlformats.org/drawingml/2006/wordprocessingDrawing" xmlns:w10="urn:schemas-microsoft-com:office:word" xmlns:w="http://schemas.openxmlformats.org/wordprocessingml/2006/main" xmlns:w14="http://schemas.microsoft.com/office/word/2010/wordml" xmlns:w15="http://schemas.microsoft.com/office/word/2012/wordml" xmlns:w16cex="http://schemas.microsoft.com/office/word/2018/wordml/cex" xmlns:w16cid="http://schemas.microsoft.com/office/word/2016/wordml/cid" xmlns:w16="http://schemas.microsoft.com/office/word/2018/wordml" xmlns:w16du="http://schemas.microsoft.com/office/word/2023/wordml/word16du" xmlns:w16sdtdh="http://schemas.microsoft.com/office/word/2020/wordml/sdtdatahash" xmlns:w16sdtfl="http://schemas.microsoft.com/office/word/2024/wordml/sdtformatlock" xmlns:w16se="http://schemas.microsoft.com/office/word/2015/wordml/symex" xmlns:wpg="http://schemas.microsoft.com/office/word/2010/wordprocessingGroup" xmlns:wpi="http://schemas.microsoft.com/office/word/2010/wordprocessingInk" xmlns:wne="http://schemas.microsoft.com/office/word/2006/wordml" xmlns:wps="http://schemas.microsoft.com/office/word/2010/wordprocessingShape" mc:Ignorable="w14 w15 w16se w16cid w16 w16cex w16sdtdh w16sdtfl w16du wp14">
   <w:sdt>
     <w:sdtPr>
       <w:rPr>
@@ -20383,7 +22158,7 @@
 </file>
 
 <file path=word/footer4.xml><?xml version="1.0" encoding="utf-8"?>
-<w:ftr xmlns:wpc="http://schemas.microsoft.com/office/word/2010/wordprocessingCanvas" xmlns:cx="http://schemas.microsoft.com/office/drawing/2014/chartex" xmlns:cx1="http://schemas.microsoft.com/office/drawing/2015/9/8/chartex" xmlns:cx2="http://schemas.microsoft.com/office/drawing/2015/10/21/chartex" xmlns:cx3="http://schemas.microsoft.com/office/drawing/2016/5/9/chartex" xmlns:cx4="http://schemas.microsoft.com/office/drawing/2016/5/10/chartex" xmlns:cx5="http://schemas.microsoft.com/office/drawing/2016/5/11/chartex" xmlns:cx6="http://schemas.microsoft.com/office/drawing/2016/5/12/chartex" xmlns:cx7="http://schemas.microsoft.com/office/drawing/2016/5/13/chartex" xmlns:cx8="http://schemas.microsoft.com/office/drawing/2016/5/14/chartex" xmlns:mc="http://schemas.openxmlformats.org/markup-compatibility/2006" xmlns:aink="http://schemas.microsoft.com/office/drawing/2016/ink" xmlns:am3d="http://schemas.microsoft.com/office/drawing/2017/model3d" xmlns:o="urn:schemas-microsoft-com:office:office" xmlns:oel="http://schemas.microsoft.com/office/2019/extlst" xmlns:r="http://schemas.openxmlformats.org/officeDocument/2006/relationships" xmlns:m="http://schemas.openxmlformats.org/officeDocument/2006/math" xmlns:v="urn:schemas-microsoft-com:vml" xmlns:wp14="http://schemas.microsoft.com/office/word/2010/wordprocessingDrawing" xmlns:wp="http://schemas.openxmlformats.org/drawingml/2006/wordprocessingDrawing" xmlns:w10="urn:schemas-microsoft-com:office:word" xmlns:w="http://schemas.openxmlformats.org/wordprocessingml/2006/main" xmlns:w14="http://schemas.microsoft.com/office/word/2010/wordml" xmlns:w15="http://schemas.microsoft.com/office/word/2012/wordml" xmlns:w16cex="http://schemas.microsoft.com/office/word/2018/wordml/cex" xmlns:w16cid="http://schemas.microsoft.com/office/word/2016/wordml/cid" xmlns:w16="http://schemas.microsoft.com/office/word/2018/wordml" xmlns:w16sdtdh="http://schemas.microsoft.com/office/word/2020/wordml/sdtdatahash" xmlns:w16se="http://schemas.microsoft.com/office/word/2015/wordml/symex" xmlns:wpg="http://schemas.microsoft.com/office/word/2010/wordprocessingGroup" xmlns:wpi="http://schemas.microsoft.com/office/word/2010/wordprocessingInk" xmlns:wne="http://schemas.microsoft.com/office/word/2006/wordml" xmlns:wps="http://schemas.microsoft.com/office/word/2010/wordprocessingShape" mc:Ignorable="w14 w15 w16se w16cid w16 w16cex w16sdtdh wp14">
+<w:ftr xmlns:wpc="http://schemas.microsoft.com/office/word/2010/wordprocessingCanvas" xmlns:cx="http://schemas.microsoft.com/office/drawing/2014/chartex" xmlns:cx1="http://schemas.microsoft.com/office/drawing/2015/9/8/chartex" xmlns:cx2="http://schemas.microsoft.com/office/drawing/2015/10/21/chartex" xmlns:cx3="http://schemas.microsoft.com/office/drawing/2016/5/9/chartex" xmlns:cx4="http://schemas.microsoft.com/office/drawing/2016/5/10/chartex" xmlns:cx5="http://schemas.microsoft.com/office/drawing/2016/5/11/chartex" xmlns:cx6="http://schemas.microsoft.com/office/drawing/2016/5/12/chartex" xmlns:cx7="http://schemas.microsoft.com/office/drawing/2016/5/13/chartex" xmlns:cx8="http://schemas.microsoft.com/office/drawing/2016/5/14/chartex" xmlns:mc="http://schemas.openxmlformats.org/markup-compatibility/2006" xmlns:aink="http://schemas.microsoft.com/office/drawing/2016/ink" xmlns:am3d="http://schemas.microsoft.com/office/drawing/2017/model3d" xmlns:o="urn:schemas-microsoft-com:office:office" xmlns:oel="http://schemas.microsoft.com/office/2019/extlst" xmlns:r="http://schemas.openxmlformats.org/officeDocument/2006/relationships" xmlns:m="http://schemas.openxmlformats.org/officeDocument/2006/math" xmlns:v="urn:schemas-microsoft-com:vml" xmlns:wp14="http://schemas.microsoft.com/office/word/2010/wordprocessingDrawing" xmlns:wp="http://schemas.openxmlformats.org/drawingml/2006/wordprocessingDrawing" xmlns:w10="urn:schemas-microsoft-com:office:word" xmlns:w="http://schemas.openxmlformats.org/wordprocessingml/2006/main" xmlns:w14="http://schemas.microsoft.com/office/word/2010/wordml" xmlns:w15="http://schemas.microsoft.com/office/word/2012/wordml" xmlns:w16cex="http://schemas.microsoft.com/office/word/2018/wordml/cex" xmlns:w16cid="http://schemas.microsoft.com/office/word/2016/wordml/cid" xmlns:w16="http://schemas.microsoft.com/office/word/2018/wordml" xmlns:w16du="http://schemas.microsoft.com/office/word/2023/wordml/word16du" xmlns:w16sdtdh="http://schemas.microsoft.com/office/word/2020/wordml/sdtdatahash" xmlns:w16sdtfl="http://schemas.microsoft.com/office/word/2024/wordml/sdtformatlock" xmlns:w16se="http://schemas.microsoft.com/office/word/2015/wordml/symex" xmlns:wpg="http://schemas.microsoft.com/office/word/2010/wordprocessingGroup" xmlns:wpi="http://schemas.microsoft.com/office/word/2010/wordprocessingInk" xmlns:wne="http://schemas.microsoft.com/office/word/2006/wordml" xmlns:wps="http://schemas.microsoft.com/office/word/2010/wordprocessingShape" mc:Ignorable="w14 w15 w16se w16cid w16 w16cex w16sdtdh w16sdtfl w16du wp14">
   <w:p>
     <w:pPr>
       <w:pStyle w:val="AltBilgi"/>
@@ -20473,7 +22248,7 @@
               <v:stroke joinstyle="miter"/>
               <v:path gradientshapeok="t" o:connecttype="rect"/>
             </v:shapetype>
-            <v:shape id="Text Box 4" o:spid="_x0000_s1048" type="#_x0000_t202" alt="Personal Data" style="position:absolute;left:0;text-align:left;margin-left:0;margin-top:0;width:34.95pt;height:34.95pt;z-index:251661312;visibility:visible;mso-wrap-style:none;mso-wrap-distance-left:0;mso-wrap-distance-top:0;mso-wrap-distance-right:0;mso-wrap-distance-bottom:0;mso-position-horizontal:left;mso-position-horizontal-relative:page;mso-position-vertical:bottom;mso-position-vertical-relative:page;v-text-anchor:bottom" o:gfxdata="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" filled="f" stroked="f">
+            <v:shape id="Text Box 4" o:spid="_x0000_s1048" type="#_x0000_t202" alt="Personal Data" style="position:absolute;left:0;text-align:left;margin-left:0;margin-top:0;width:34.95pt;height:34.95pt;z-index:251661312;visibility:visible;mso-wrap-style:none;mso-wrap-distance-left:0;mso-wrap-distance-top:0;mso-wrap-distance-right:0;mso-wrap-distance-bottom:0;mso-position-horizontal:left;mso-position-horizontal-relative:page;mso-position-vertical:bottom;mso-position-vertical-relative:page;v-text-anchor:bottom" o:gfxdata="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" filled="f" stroked="f">
               <v:textbox style="mso-fit-shape-to-text:t" inset="20pt,0,0,15pt">
                 <w:txbxContent>
                   <w:p>
@@ -20509,7 +22284,7 @@
 </file>
 
 <file path=word/footer5.xml><?xml version="1.0" encoding="utf-8"?>
-<w:ftr xmlns:wpc="http://schemas.microsoft.com/office/word/2010/wordprocessingCanvas" xmlns:cx="http://schemas.microsoft.com/office/drawing/2014/chartex" xmlns:cx1="http://schemas.microsoft.com/office/drawing/2015/9/8/chartex" xmlns:cx2="http://schemas.microsoft.com/office/drawing/2015/10/21/chartex" xmlns:cx3="http://schemas.microsoft.com/office/drawing/2016/5/9/chartex" xmlns:cx4="http://schemas.microsoft.com/office/drawing/2016/5/10/chartex" xmlns:cx5="http://schemas.microsoft.com/office/drawing/2016/5/11/chartex" xmlns:cx6="http://schemas.microsoft.com/office/drawing/2016/5/12/chartex" xmlns:cx7="http://schemas.microsoft.com/office/drawing/2016/5/13/chartex" xmlns:cx8="http://schemas.microsoft.com/office/drawing/2016/5/14/chartex" xmlns:mc="http://schemas.openxmlformats.org/markup-compatibility/2006" xmlns:aink="http://schemas.microsoft.com/office/drawing/2016/ink" xmlns:am3d="http://schemas.microsoft.com/office/drawing/2017/model3d" xmlns:o="urn:schemas-microsoft-com:office:office" xmlns:oel="http://schemas.microsoft.com/office/2019/extlst" xmlns:r="http://schemas.openxmlformats.org/officeDocument/2006/relationships" xmlns:m="http://schemas.openxmlformats.org/officeDocument/2006/math" xmlns:v="urn:schemas-microsoft-com:vml" xmlns:wp14="http://schemas.microsoft.com/office/word/2010/wordprocessingDrawing" xmlns:wp="http://schemas.openxmlformats.org/drawingml/2006/wordprocessingDrawing" xmlns:w10="urn:schemas-microsoft-com:office:word" xmlns:w="http://schemas.openxmlformats.org/wordprocessingml/2006/main" xmlns:w14="http://schemas.microsoft.com/office/word/2010/wordml" xmlns:w15="http://schemas.microsoft.com/office/word/2012/wordml" xmlns:w16cex="http://schemas.microsoft.com/office/word/2018/wordml/cex" xmlns:w16cid="http://schemas.microsoft.com/office/word/2016/wordml/cid" xmlns:w16="http://schemas.microsoft.com/office/word/2018/wordml" xmlns:w16sdtdh="http://schemas.microsoft.com/office/word/2020/wordml/sdtdatahash" xmlns:w16se="http://schemas.microsoft.com/office/word/2015/wordml/symex" xmlns:wpg="http://schemas.microsoft.com/office/word/2010/wordprocessingGroup" xmlns:wpi="http://schemas.microsoft.com/office/word/2010/wordprocessingInk" xmlns:wne="http://schemas.microsoft.com/office/word/2006/wordml" xmlns:wps="http://schemas.microsoft.com/office/word/2010/wordprocessingShape" mc:Ignorable="w14 w15 w16se w16cid w16 w16cex w16sdtdh wp14">
+<w:ftr xmlns:wpc="http://schemas.microsoft.com/office/word/2010/wordprocessingCanvas" xmlns:cx="http://schemas.microsoft.com/office/drawing/2014/chartex" xmlns:cx1="http://schemas.microsoft.com/office/drawing/2015/9/8/chartex" xmlns:cx2="http://schemas.microsoft.com/office/drawing/2015/10/21/chartex" xmlns:cx3="http://schemas.microsoft.com/office/drawing/2016/5/9/chartex" xmlns:cx4="http://schemas.microsoft.com/office/drawing/2016/5/10/chartex" xmlns:cx5="http://schemas.microsoft.com/office/drawing/2016/5/11/chartex" xmlns:cx6="http://schemas.microsoft.com/office/drawing/2016/5/12/chartex" xmlns:cx7="http://schemas.microsoft.com/office/drawing/2016/5/13/chartex" xmlns:cx8="http://schemas.microsoft.com/office/drawing/2016/5/14/chartex" xmlns:mc="http://schemas.openxmlformats.org/markup-compatibility/2006" xmlns:aink="http://schemas.microsoft.com/office/drawing/2016/ink" xmlns:am3d="http://schemas.microsoft.com/office/drawing/2017/model3d" xmlns:o="urn:schemas-microsoft-com:office:office" xmlns:oel="http://schemas.microsoft.com/office/2019/extlst" xmlns:r="http://schemas.openxmlformats.org/officeDocument/2006/relationships" xmlns:m="http://schemas.openxmlformats.org/officeDocument/2006/math" xmlns:v="urn:schemas-microsoft-com:vml" xmlns:wp14="http://schemas.microsoft.com/office/word/2010/wordprocessingDrawing" xmlns:wp="http://schemas.openxmlformats.org/drawingml/2006/wordprocessingDrawing" xmlns:w10="urn:schemas-microsoft-com:office:word" xmlns:w="http://schemas.openxmlformats.org/wordprocessingml/2006/main" xmlns:w14="http://schemas.microsoft.com/office/word/2010/wordml" xmlns:w15="http://schemas.microsoft.com/office/word/2012/wordml" xmlns:w16cex="http://schemas.microsoft.com/office/word/2018/wordml/cex" xmlns:w16cid="http://schemas.microsoft.com/office/word/2016/wordml/cid" xmlns:w16="http://schemas.microsoft.com/office/word/2018/wordml" xmlns:w16du="http://schemas.microsoft.com/office/word/2023/wordml/word16du" xmlns:w16sdtdh="http://schemas.microsoft.com/office/word/2020/wordml/sdtdatahash" xmlns:w16sdtfl="http://schemas.microsoft.com/office/word/2024/wordml/sdtformatlock" xmlns:w16se="http://schemas.microsoft.com/office/word/2015/wordml/symex" xmlns:wpg="http://schemas.microsoft.com/office/word/2010/wordprocessingGroup" xmlns:wpi="http://schemas.microsoft.com/office/word/2010/wordprocessingInk" xmlns:wne="http://schemas.microsoft.com/office/word/2006/wordml" xmlns:wps="http://schemas.microsoft.com/office/word/2010/wordprocessingShape" mc:Ignorable="w14 w15 w16se w16cid w16 w16cex w16sdtdh w16sdtfl w16du wp14">
   <w:p>
     <w:pPr>
       <w:pStyle w:val="AltBilgi"/>
@@ -20599,7 +22374,7 @@
               <v:stroke joinstyle="miter"/>
               <v:path gradientshapeok="t" o:connecttype="rect"/>
             </v:shapetype>
-            <v:shape id="Text Box 8" o:spid="_x0000_s1049" type="#_x0000_t202" alt="Personal Data" style="position:absolute;left:0;text-align:left;margin-left:0;margin-top:0;width:34.95pt;height:34.95pt;z-index:251665408;visibility:visible;mso-wrap-style:none;mso-wrap-distance-left:0;mso-wrap-distance-top:0;mso-wrap-distance-right:0;mso-wrap-distance-bottom:0;mso-position-horizontal:left;mso-position-horizontal-relative:page;mso-position-vertical:bottom;mso-position-vertical-relative:page;v-text-anchor:bottom" o:gfxdata="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" filled="f" stroked="f">
+            <v:shape id="Text Box 8" o:spid="_x0000_s1049" type="#_x0000_t202" alt="Personal Data" style="position:absolute;left:0;text-align:left;margin-left:0;margin-top:0;width:34.95pt;height:34.95pt;z-index:251665408;visibility:visible;mso-wrap-style:none;mso-wrap-distance-left:0;mso-wrap-distance-top:0;mso-wrap-distance-right:0;mso-wrap-distance-bottom:0;mso-position-horizontal:left;mso-position-horizontal-relative:page;mso-position-vertical:bottom;mso-position-vertical-relative:page;v-text-anchor:bottom" o:gfxdata="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" filled="f" stroked="f">
               <v:textbox style="mso-fit-shape-to-text:t" inset="20pt,0,0,15pt">
                 <w:txbxContent>
                   <w:p>
@@ -20635,7 +22410,7 @@
 </file>
 
 <file path=word/footer6.xml><?xml version="1.0" encoding="utf-8"?>
-<w:ftr xmlns:wpc="http://schemas.microsoft.com/office/word/2010/wordprocessingCanvas" xmlns:cx="http://schemas.microsoft.com/office/drawing/2014/chartex" xmlns:cx1="http://schemas.microsoft.com/office/drawing/2015/9/8/chartex" xmlns:cx2="http://schemas.microsoft.com/office/drawing/2015/10/21/chartex" xmlns:cx3="http://schemas.microsoft.com/office/drawing/2016/5/9/chartex" xmlns:cx4="http://schemas.microsoft.com/office/drawing/2016/5/10/chartex" xmlns:cx5="http://schemas.microsoft.com/office/drawing/2016/5/11/chartex" xmlns:cx6="http://schemas.microsoft.com/office/drawing/2016/5/12/chartex" xmlns:cx7="http://schemas.microsoft.com/office/drawing/2016/5/13/chartex" xmlns:cx8="http://schemas.microsoft.com/office/drawing/2016/5/14/chartex" xmlns:mc="http://schemas.openxmlformats.org/markup-compatibility/2006" xmlns:aink="http://schemas.microsoft.com/office/drawing/2016/ink" xmlns:am3d="http://schemas.microsoft.com/office/drawing/2017/model3d" xmlns:o="urn:schemas-microsoft-com:office:office" xmlns:oel="http://schemas.microsoft.com/office/2019/extlst" xmlns:r="http://schemas.openxmlformats.org/officeDocument/2006/relationships" xmlns:m="http://schemas.openxmlformats.org/officeDocument/2006/math" xmlns:v="urn:schemas-microsoft-com:vml" xmlns:wp14="http://schemas.microsoft.com/office/word/2010/wordprocessingDrawing" xmlns:wp="http://schemas.openxmlformats.org/drawingml/2006/wordprocessingDrawing" xmlns:w10="urn:schemas-microsoft-com:office:word" xmlns:w="http://schemas.openxmlformats.org/wordprocessingml/2006/main" xmlns:w14="http://schemas.microsoft.com/office/word/2010/wordml" xmlns:w15="http://schemas.microsoft.com/office/word/2012/wordml" xmlns:w16cex="http://schemas.microsoft.com/office/word/2018/wordml/cex" xmlns:w16cid="http://schemas.microsoft.com/office/word/2016/wordml/cid" xmlns:w16="http://schemas.microsoft.com/office/word/2018/wordml" xmlns:w16sdtdh="http://schemas.microsoft.com/office/word/2020/wordml/sdtdatahash" xmlns:w16se="http://schemas.microsoft.com/office/word/2015/wordml/symex" xmlns:wpg="http://schemas.microsoft.com/office/word/2010/wordprocessingGroup" xmlns:wpi="http://schemas.microsoft.com/office/word/2010/wordprocessingInk" xmlns:wne="http://schemas.microsoft.com/office/word/2006/wordml" xmlns:wps="http://schemas.microsoft.com/office/word/2010/wordprocessingShape" mc:Ignorable="w14 w15 w16se w16cid w16 w16cex w16sdtdh wp14">
+<w:ftr xmlns:wpc="http://schemas.microsoft.com/office/word/2010/wordprocessingCanvas" xmlns:cx="http://schemas.microsoft.com/office/drawing/2014/chartex" xmlns:cx1="http://schemas.microsoft.com/office/drawing/2015/9/8/chartex" xmlns:cx2="http://schemas.microsoft.com/office/drawing/2015/10/21/chartex" xmlns:cx3="http://schemas.microsoft.com/office/drawing/2016/5/9/chartex" xmlns:cx4="http://schemas.microsoft.com/office/drawing/2016/5/10/chartex" xmlns:cx5="http://schemas.microsoft.com/office/drawing/2016/5/11/chartex" xmlns:cx6="http://schemas.microsoft.com/office/drawing/2016/5/12/chartex" xmlns:cx7="http://schemas.microsoft.com/office/drawing/2016/5/13/chartex" xmlns:cx8="http://schemas.microsoft.com/office/drawing/2016/5/14/chartex" xmlns:mc="http://schemas.openxmlformats.org/markup-compatibility/2006" xmlns:aink="http://schemas.microsoft.com/office/drawing/2016/ink" xmlns:am3d="http://schemas.microsoft.com/office/drawing/2017/model3d" xmlns:o="urn:schemas-microsoft-com:office:office" xmlns:oel="http://schemas.microsoft.com/office/2019/extlst" xmlns:r="http://schemas.openxmlformats.org/officeDocument/2006/relationships" xmlns:m="http://schemas.openxmlformats.org/officeDocument/2006/math" xmlns:v="urn:schemas-microsoft-com:vml" xmlns:wp14="http://schemas.microsoft.com/office/word/2010/wordprocessingDrawing" xmlns:wp="http://schemas.openxmlformats.org/drawingml/2006/wordprocessingDrawing" xmlns:w10="urn:schemas-microsoft-com:office:word" xmlns:w="http://schemas.openxmlformats.org/wordprocessingml/2006/main" xmlns:w14="http://schemas.microsoft.com/office/word/2010/wordml" xmlns:w15="http://schemas.microsoft.com/office/word/2012/wordml" xmlns:w16cex="http://schemas.microsoft.com/office/word/2018/wordml/cex" xmlns:w16cid="http://schemas.microsoft.com/office/word/2016/wordml/cid" xmlns:w16="http://schemas.microsoft.com/office/word/2018/wordml" xmlns:w16du="http://schemas.microsoft.com/office/word/2023/wordml/word16du" xmlns:w16sdtdh="http://schemas.microsoft.com/office/word/2020/wordml/sdtdatahash" xmlns:w16sdtfl="http://schemas.microsoft.com/office/word/2024/wordml/sdtformatlock" xmlns:w16se="http://schemas.microsoft.com/office/word/2015/wordml/symex" xmlns:wpg="http://schemas.microsoft.com/office/word/2010/wordprocessingGroup" xmlns:wpi="http://schemas.microsoft.com/office/word/2010/wordprocessingInk" xmlns:wne="http://schemas.microsoft.com/office/word/2006/wordml" xmlns:wps="http://schemas.microsoft.com/office/word/2010/wordprocessingShape" mc:Ignorable="w14 w15 w16se w16cid w16 w16cex w16sdtdh w16sdtfl w16du wp14">
   <w:p>
     <w:pPr>
       <w:pStyle w:val="AltBilgi"/>
@@ -20693,7 +22468,7 @@
 </file>
 
 <file path=word/footer7.xml><?xml version="1.0" encoding="utf-8"?>
-<w:ftr xmlns:wpc="http://schemas.microsoft.com/office/word/2010/wordprocessingCanvas" xmlns:cx="http://schemas.microsoft.com/office/drawing/2014/chartex" xmlns:cx1="http://schemas.microsoft.com/office/drawing/2015/9/8/chartex" xmlns:cx2="http://schemas.microsoft.com/office/drawing/2015/10/21/chartex" xmlns:cx3="http://schemas.microsoft.com/office/drawing/2016/5/9/chartex" xmlns:cx4="http://schemas.microsoft.com/office/drawing/2016/5/10/chartex" xmlns:cx5="http://schemas.microsoft.com/office/drawing/2016/5/11/chartex" xmlns:cx6="http://schemas.microsoft.com/office/drawing/2016/5/12/chartex" xmlns:cx7="http://schemas.microsoft.com/office/drawing/2016/5/13/chartex" xmlns:cx8="http://schemas.microsoft.com/office/drawing/2016/5/14/chartex" xmlns:mc="http://schemas.openxmlformats.org/markup-compatibility/2006" xmlns:aink="http://schemas.microsoft.com/office/drawing/2016/ink" xmlns:am3d="http://schemas.microsoft.com/office/drawing/2017/model3d" xmlns:o="urn:schemas-microsoft-com:office:office" xmlns:oel="http://schemas.microsoft.com/office/2019/extlst" xmlns:r="http://schemas.openxmlformats.org/officeDocument/2006/relationships" xmlns:m="http://schemas.openxmlformats.org/officeDocument/2006/math" xmlns:v="urn:schemas-microsoft-com:vml" xmlns:wp14="http://schemas.microsoft.com/office/word/2010/wordprocessingDrawing" xmlns:wp="http://schemas.openxmlformats.org/drawingml/2006/wordprocessingDrawing" xmlns:w10="urn:schemas-microsoft-com:office:word" xmlns:w="http://schemas.openxmlformats.org/wordprocessingml/2006/main" xmlns:w14="http://schemas.microsoft.com/office/word/2010/wordml" xmlns:w15="http://schemas.microsoft.com/office/word/2012/wordml" xmlns:w16cex="http://schemas.microsoft.com/office/word/2018/wordml/cex" xmlns:w16cid="http://schemas.microsoft.com/office/word/2016/wordml/cid" xmlns:w16="http://schemas.microsoft.com/office/word/2018/wordml" xmlns:w16sdtdh="http://schemas.microsoft.com/office/word/2020/wordml/sdtdatahash" xmlns:w16se="http://schemas.microsoft.com/office/word/2015/wordml/symex" xmlns:wpg="http://schemas.microsoft.com/office/word/2010/wordprocessingGroup" xmlns:wpi="http://schemas.microsoft.com/office/word/2010/wordprocessingInk" xmlns:wne="http://schemas.microsoft.com/office/word/2006/wordml" xmlns:wps="http://schemas.microsoft.com/office/word/2010/wordprocessingShape" mc:Ignorable="w14 w15 w16se w16cid w16 w16cex w16sdtdh wp14">
+<w:ftr xmlns:wpc="http://schemas.microsoft.com/office/word/2010/wordprocessingCanvas" xmlns:cx="http://schemas.microsoft.com/office/drawing/2014/chartex" xmlns:cx1="http://schemas.microsoft.com/office/drawing/2015/9/8/chartex" xmlns:cx2="http://schemas.microsoft.com/office/drawing/2015/10/21/chartex" xmlns:cx3="http://schemas.microsoft.com/office/drawing/2016/5/9/chartex" xmlns:cx4="http://schemas.microsoft.com/office/drawing/2016/5/10/chartex" xmlns:cx5="http://schemas.microsoft.com/office/drawing/2016/5/11/chartex" xmlns:cx6="http://schemas.microsoft.com/office/drawing/2016/5/12/chartex" xmlns:cx7="http://schemas.microsoft.com/office/drawing/2016/5/13/chartex" xmlns:cx8="http://schemas.microsoft.com/office/drawing/2016/5/14/chartex" xmlns:mc="http://schemas.openxmlformats.org/markup-compatibility/2006" xmlns:aink="http://schemas.microsoft.com/office/drawing/2016/ink" xmlns:am3d="http://schemas.microsoft.com/office/drawing/2017/model3d" xmlns:o="urn:schemas-microsoft-com:office:office" xmlns:oel="http://schemas.microsoft.com/office/2019/extlst" xmlns:r="http://schemas.openxmlformats.org/officeDocument/2006/relationships" xmlns:m="http://schemas.openxmlformats.org/officeDocument/2006/math" xmlns:v="urn:schemas-microsoft-com:vml" xmlns:wp14="http://schemas.microsoft.com/office/word/2010/wordprocessingDrawing" xmlns:wp="http://schemas.openxmlformats.org/drawingml/2006/wordprocessingDrawing" xmlns:w10="urn:schemas-microsoft-com:office:word" xmlns:w="http://schemas.openxmlformats.org/wordprocessingml/2006/main" xmlns:w14="http://schemas.microsoft.com/office/word/2010/wordml" xmlns:w15="http://schemas.microsoft.com/office/word/2012/wordml" xmlns:w16cex="http://schemas.microsoft.com/office/word/2018/wordml/cex" xmlns:w16cid="http://schemas.microsoft.com/office/word/2016/wordml/cid" xmlns:w16="http://schemas.microsoft.com/office/word/2018/wordml" xmlns:w16du="http://schemas.microsoft.com/office/word/2023/wordml/word16du" xmlns:w16sdtdh="http://schemas.microsoft.com/office/word/2020/wordml/sdtdatahash" xmlns:w16sdtfl="http://schemas.microsoft.com/office/word/2024/wordml/sdtformatlock" xmlns:w16se="http://schemas.microsoft.com/office/word/2015/wordml/symex" xmlns:wpg="http://schemas.microsoft.com/office/word/2010/wordprocessingGroup" xmlns:wpi="http://schemas.microsoft.com/office/word/2010/wordprocessingInk" xmlns:wne="http://schemas.microsoft.com/office/word/2006/wordml" xmlns:wps="http://schemas.microsoft.com/office/word/2010/wordprocessingShape" mc:Ignorable="w14 w15 w16se w16cid w16 w16cex w16sdtdh w16sdtfl w16du wp14">
   <w:p>
     <w:pPr>
       <w:pStyle w:val="AltBilgi"/>
@@ -20783,7 +22558,7 @@
               <v:stroke joinstyle="miter"/>
               <v:path gradientshapeok="t" o:connecttype="rect"/>
             </v:shapetype>
-            <v:shape id="Text Box 7" o:spid="_x0000_s1050" type="#_x0000_t202" alt="Personal Data" style="position:absolute;left:0;text-align:left;margin-left:0;margin-top:0;width:34.95pt;height:34.95pt;z-index:251664384;visibility:visible;mso-wrap-style:none;mso-wrap-distance-left:0;mso-wrap-distance-top:0;mso-wrap-distance-right:0;mso-wrap-distance-bottom:0;mso-position-horizontal:left;mso-position-horizontal-relative:page;mso-position-vertical:bottom;mso-position-vertical-relative:page;v-text-anchor:bottom" o:gfxdata="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" filled="f" stroked="f">
+            <v:shape id="Text Box 7" o:spid="_x0000_s1050" type="#_x0000_t202" alt="Personal Data" style="position:absolute;left:0;text-align:left;margin-left:0;margin-top:0;width:34.95pt;height:34.95pt;z-index:251664384;visibility:visible;mso-wrap-style:none;mso-wrap-distance-left:0;mso-wrap-distance-top:0;mso-wrap-distance-right:0;mso-wrap-distance-bottom:0;mso-position-horizontal:left;mso-position-horizontal-relative:page;mso-position-vertical:bottom;mso-position-vertical-relative:page;v-text-anchor:bottom" o:gfxdata="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" filled="f" stroked="f">
               <v:textbox style="mso-fit-shape-to-text:t" inset="20pt,0,0,15pt">
                 <w:txbxContent>
                   <w:p>
@@ -20819,7 +22594,7 @@
 </file>
 
 <file path=word/footer8.xml><?xml version="1.0" encoding="utf-8"?>
-<w:ftr xmlns:wpc="http://schemas.microsoft.com/office/word/2010/wordprocessingCanvas" xmlns:cx="http://schemas.microsoft.com/office/drawing/2014/chartex" xmlns:cx1="http://schemas.microsoft.com/office/drawing/2015/9/8/chartex" xmlns:cx2="http://schemas.microsoft.com/office/drawing/2015/10/21/chartex" xmlns:cx3="http://schemas.microsoft.com/office/drawing/2016/5/9/chartex" xmlns:cx4="http://schemas.microsoft.com/office/drawing/2016/5/10/chartex" xmlns:cx5="http://schemas.microsoft.com/office/drawing/2016/5/11/chartex" xmlns:cx6="http://schemas.microsoft.com/office/drawing/2016/5/12/chartex" xmlns:cx7="http://schemas.microsoft.com/office/drawing/2016/5/13/chartex" xmlns:cx8="http://schemas.microsoft.com/office/drawing/2016/5/14/chartex" xmlns:mc="http://schemas.openxmlformats.org/markup-compatibility/2006" xmlns:aink="http://schemas.microsoft.com/office/drawing/2016/ink" xmlns:am3d="http://schemas.microsoft.com/office/drawing/2017/model3d" xmlns:o="urn:schemas-microsoft-com:office:office" xmlns:oel="http://schemas.microsoft.com/office/2019/extlst" xmlns:r="http://schemas.openxmlformats.org/officeDocument/2006/relationships" xmlns:m="http://schemas.openxmlformats.org/officeDocument/2006/math" xmlns:v="urn:schemas-microsoft-com:vml" xmlns:wp14="http://schemas.microsoft.com/office/word/2010/wordprocessingDrawing" xmlns:wp="http://schemas.openxmlformats.org/drawingml/2006/wordprocessingDrawing" xmlns:w10="urn:schemas-microsoft-com:office:word" xmlns:w="http://schemas.openxmlformats.org/wordprocessingml/2006/main" xmlns:w14="http://schemas.microsoft.com/office/word/2010/wordml" xmlns:w15="http://schemas.microsoft.com/office/word/2012/wordml" xmlns:w16cex="http://schemas.microsoft.com/office/word/2018/wordml/cex" xmlns:w16cid="http://schemas.microsoft.com/office/word/2016/wordml/cid" xmlns:w16="http://schemas.microsoft.com/office/word/2018/wordml" xmlns:w16sdtdh="http://schemas.microsoft.com/office/word/2020/wordml/sdtdatahash" xmlns:w16se="http://schemas.microsoft.com/office/word/2015/wordml/symex" xmlns:wpg="http://schemas.microsoft.com/office/word/2010/wordprocessingGroup" xmlns:wpi="http://schemas.microsoft.com/office/word/2010/wordprocessingInk" xmlns:wne="http://schemas.microsoft.com/office/word/2006/wordml" xmlns:wps="http://schemas.microsoft.com/office/word/2010/wordprocessingShape" mc:Ignorable="w14 w15 w16se w16cid w16 w16cex w16sdtdh wp14">
+<w:ftr xmlns:wpc="http://schemas.microsoft.com/office/word/2010/wordprocessingCanvas" xmlns:cx="http://schemas.microsoft.com/office/drawing/2014/chartex" xmlns:cx1="http://schemas.microsoft.com/office/drawing/2015/9/8/chartex" xmlns:cx2="http://schemas.microsoft.com/office/drawing/2015/10/21/chartex" xmlns:cx3="http://schemas.microsoft.com/office/drawing/2016/5/9/chartex" xmlns:cx4="http://schemas.microsoft.com/office/drawing/2016/5/10/chartex" xmlns:cx5="http://schemas.microsoft.com/office/drawing/2016/5/11/chartex" xmlns:cx6="http://schemas.microsoft.com/office/drawing/2016/5/12/chartex" xmlns:cx7="http://schemas.microsoft.com/office/drawing/2016/5/13/chartex" xmlns:cx8="http://schemas.microsoft.com/office/drawing/2016/5/14/chartex" xmlns:mc="http://schemas.openxmlformats.org/markup-compatibility/2006" xmlns:aink="http://schemas.microsoft.com/office/drawing/2016/ink" xmlns:am3d="http://schemas.microsoft.com/office/drawing/2017/model3d" xmlns:o="urn:schemas-microsoft-com:office:office" xmlns:oel="http://schemas.microsoft.com/office/2019/extlst" xmlns:r="http://schemas.openxmlformats.org/officeDocument/2006/relationships" xmlns:m="http://schemas.openxmlformats.org/officeDocument/2006/math" xmlns:v="urn:schemas-microsoft-com:vml" xmlns:wp14="http://schemas.microsoft.com/office/word/2010/wordprocessingDrawing" xmlns:wp="http://schemas.openxmlformats.org/drawingml/2006/wordprocessingDrawing" xmlns:w10="urn:schemas-microsoft-com:office:word" xmlns:w="http://schemas.openxmlformats.org/wordprocessingml/2006/main" xmlns:w14="http://schemas.microsoft.com/office/word/2010/wordml" xmlns:w15="http://schemas.microsoft.com/office/word/2012/wordml" xmlns:w16cex="http://schemas.microsoft.com/office/word/2018/wordml/cex" xmlns:w16cid="http://schemas.microsoft.com/office/word/2016/wordml/cid" xmlns:w16="http://schemas.microsoft.com/office/word/2018/wordml" xmlns:w16du="http://schemas.microsoft.com/office/word/2023/wordml/word16du" xmlns:w16sdtdh="http://schemas.microsoft.com/office/word/2020/wordml/sdtdatahash" xmlns:w16sdtfl="http://schemas.microsoft.com/office/word/2024/wordml/sdtformatlock" xmlns:w16se="http://schemas.microsoft.com/office/word/2015/wordml/symex" xmlns:wpg="http://schemas.microsoft.com/office/word/2010/wordprocessingGroup" xmlns:wpi="http://schemas.microsoft.com/office/word/2010/wordprocessingInk" xmlns:wne="http://schemas.microsoft.com/office/word/2006/wordml" xmlns:wps="http://schemas.microsoft.com/office/word/2010/wordprocessingShape" mc:Ignorable="w14 w15 w16se w16cid w16 w16cex w16sdtdh w16sdtfl w16du wp14">
   <w:p>
     <w:pPr>
       <w:pStyle w:val="AltBilgi"/>
@@ -20909,7 +22684,7 @@
               <v:stroke joinstyle="miter"/>
               <v:path gradientshapeok="t" o:connecttype="rect"/>
             </v:shapetype>
-            <v:shape id="Text Box 11" o:spid="_x0000_s1051" type="#_x0000_t202" alt="Personal Data" style="position:absolute;left:0;text-align:left;margin-left:0;margin-top:0;width:34.95pt;height:34.95pt;z-index:251668480;visibility:visible;mso-wrap-style:none;mso-wrap-distance-left:0;mso-wrap-distance-top:0;mso-wrap-distance-right:0;mso-wrap-distance-bottom:0;mso-position-horizontal:left;mso-position-horizontal-relative:page;mso-position-vertical:bottom;mso-position-vertical-relative:page;v-text-anchor:bottom" o:gfxdata="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" filled="f" stroked="f">
+            <v:shape id="Text Box 11" o:spid="_x0000_s1051" type="#_x0000_t202" alt="Personal Data" style="position:absolute;left:0;text-align:left;margin-left:0;margin-top:0;width:34.95pt;height:34.95pt;z-index:251668480;visibility:visible;mso-wrap-style:none;mso-wrap-distance-left:0;mso-wrap-distance-top:0;mso-wrap-distance-right:0;mso-wrap-distance-bottom:0;mso-position-horizontal:left;mso-position-horizontal-relative:page;mso-position-vertical:bottom;mso-position-vertical-relative:page;v-text-anchor:bottom" o:gfxdata="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" filled="f" stroked="f">
               <v:textbox style="mso-fit-shape-to-text:t" inset="20pt,0,0,15pt">
                 <w:txbxContent>
                   <w:p>
@@ -20945,7 +22720,7 @@
 </file>
 
 <file path=word/footer9.xml><?xml version="1.0" encoding="utf-8"?>
-<w:ftr xmlns:wpc="http://schemas.microsoft.com/office/word/2010/wordprocessingCanvas" xmlns:cx="http://schemas.microsoft.com/office/drawing/2014/chartex" xmlns:cx1="http://schemas.microsoft.com/office/drawing/2015/9/8/chartex" xmlns:cx2="http://schemas.microsoft.com/office/drawing/2015/10/21/chartex" xmlns:cx3="http://schemas.microsoft.com/office/drawing/2016/5/9/chartex" xmlns:cx4="http://schemas.microsoft.com/office/drawing/2016/5/10/chartex" xmlns:cx5="http://schemas.microsoft.com/office/drawing/2016/5/11/chartex" xmlns:cx6="http://schemas.microsoft.com/office/drawing/2016/5/12/chartex" xmlns:cx7="http://schemas.microsoft.com/office/drawing/2016/5/13/chartex" xmlns:cx8="http://schemas.microsoft.com/office/drawing/2016/5/14/chartex" xmlns:mc="http://schemas.openxmlformats.org/markup-compatibility/2006" xmlns:aink="http://schemas.microsoft.com/office/drawing/2016/ink" xmlns:am3d="http://schemas.microsoft.com/office/drawing/2017/model3d" xmlns:o="urn:schemas-microsoft-com:office:office" xmlns:oel="http://schemas.microsoft.com/office/2019/extlst" xmlns:r="http://schemas.openxmlformats.org/officeDocument/2006/relationships" xmlns:m="http://schemas.openxmlformats.org/officeDocument/2006/math" xmlns:v="urn:schemas-microsoft-com:vml" xmlns:wp14="http://schemas.microsoft.com/office/word/2010/wordprocessingDrawing" xmlns:wp="http://schemas.openxmlformats.org/drawingml/2006/wordprocessingDrawing" xmlns:w10="urn:schemas-microsoft-com:office:word" xmlns:w="http://schemas.openxmlformats.org/wordprocessingml/2006/main" xmlns:w14="http://schemas.microsoft.com/office/word/2010/wordml" xmlns:w15="http://schemas.microsoft.com/office/word/2012/wordml" xmlns:w16cex="http://schemas.microsoft.com/office/word/2018/wordml/cex" xmlns:w16cid="http://schemas.microsoft.com/office/word/2016/wordml/cid" xmlns:w16="http://schemas.microsoft.com/office/word/2018/wordml" xmlns:w16sdtdh="http://schemas.microsoft.com/office/word/2020/wordml/sdtdatahash" xmlns:w16se="http://schemas.microsoft.com/office/word/2015/wordml/symex" xmlns:wpg="http://schemas.microsoft.com/office/word/2010/wordprocessingGroup" xmlns:wpi="http://schemas.microsoft.com/office/word/2010/wordprocessingInk" xmlns:wne="http://schemas.microsoft.com/office/word/2006/wordml" xmlns:wps="http://schemas.microsoft.com/office/word/2010/wordprocessingShape" mc:Ignorable="w14 w15 w16se w16cid w16 w16cex w16sdtdh wp14">
+<w:ftr xmlns:wpc="http://schemas.microsoft.com/office/word/2010/wordprocessingCanvas" xmlns:cx="http://schemas.microsoft.com/office/drawing/2014/chartex" xmlns:cx1="http://schemas.microsoft.com/office/drawing/2015/9/8/chartex" xmlns:cx2="http://schemas.microsoft.com/office/drawing/2015/10/21/chartex" xmlns:cx3="http://schemas.microsoft.com/office/drawing/2016/5/9/chartex" xmlns:cx4="http://schemas.microsoft.com/office/drawing/2016/5/10/chartex" xmlns:cx5="http://schemas.microsoft.com/office/drawing/2016/5/11/chartex" xmlns:cx6="http://schemas.microsoft.com/office/drawing/2016/5/12/chartex" xmlns:cx7="http://schemas.microsoft.com/office/drawing/2016/5/13/chartex" xmlns:cx8="http://schemas.microsoft.com/office/drawing/2016/5/14/chartex" xmlns:mc="http://schemas.openxmlformats.org/markup-compatibility/2006" xmlns:aink="http://schemas.microsoft.com/office/drawing/2016/ink" xmlns:am3d="http://schemas.microsoft.com/office/drawing/2017/model3d" xmlns:o="urn:schemas-microsoft-com:office:office" xmlns:oel="http://schemas.microsoft.com/office/2019/extlst" xmlns:r="http://schemas.openxmlformats.org/officeDocument/2006/relationships" xmlns:m="http://schemas.openxmlformats.org/officeDocument/2006/math" xmlns:v="urn:schemas-microsoft-com:vml" xmlns:wp14="http://schemas.microsoft.com/office/word/2010/wordprocessingDrawing" xmlns:wp="http://schemas.openxmlformats.org/drawingml/2006/wordprocessingDrawing" xmlns:w10="urn:schemas-microsoft-com:office:word" xmlns:w="http://schemas.openxmlformats.org/wordprocessingml/2006/main" xmlns:w14="http://schemas.microsoft.com/office/word/2010/wordml" xmlns:w15="http://schemas.microsoft.com/office/word/2012/wordml" xmlns:w16cex="http://schemas.microsoft.com/office/word/2018/wordml/cex" xmlns:w16cid="http://schemas.microsoft.com/office/word/2016/wordml/cid" xmlns:w16="http://schemas.microsoft.com/office/word/2018/wordml" xmlns:w16du="http://schemas.microsoft.com/office/word/2023/wordml/word16du" xmlns:w16sdtdh="http://schemas.microsoft.com/office/word/2020/wordml/sdtdatahash" xmlns:w16sdtfl="http://schemas.microsoft.com/office/word/2024/wordml/sdtformatlock" xmlns:w16se="http://schemas.microsoft.com/office/word/2015/wordml/symex" xmlns:wpg="http://schemas.microsoft.com/office/word/2010/wordprocessingGroup" xmlns:wpi="http://schemas.microsoft.com/office/word/2010/wordprocessingInk" xmlns:wne="http://schemas.microsoft.com/office/word/2006/wordml" xmlns:wps="http://schemas.microsoft.com/office/word/2010/wordprocessingShape" mc:Ignorable="w14 w15 w16se w16cid w16 w16cex w16sdtdh w16sdtfl w16du wp14">
   <w:p>
     <w:pPr>
       <w:pStyle w:val="AltBilgi"/>
@@ -20998,7 +22773,7 @@
 </file>
 
 <file path=word/footnotes.xml><?xml version="1.0" encoding="utf-8"?>
-<w:footnotes xmlns:wpc="http://schemas.microsoft.com/office/word/2010/wordprocessingCanvas" xmlns:cx="http://schemas.microsoft.com/office/drawing/2014/chartex" xmlns:cx1="http://schemas.microsoft.com/office/drawing/2015/9/8/chartex" xmlns:cx2="http://schemas.microsoft.com/office/drawing/2015/10/21/chartex" xmlns:cx3="http://schemas.microsoft.com/office/drawing/2016/5/9/chartex" xmlns:cx4="http://schemas.microsoft.com/office/drawing/2016/5/10/chartex" xmlns:cx5="http://schemas.microsoft.com/office/drawing/2016/5/11/chartex" xmlns:cx6="http://schemas.microsoft.com/office/drawing/2016/5/12/chartex" xmlns:cx7="http://schemas.microsoft.com/office/drawing/2016/5/13/chartex" xmlns:cx8="http://schemas.microsoft.com/office/drawing/2016/5/14/chartex" xmlns:mc="http://schemas.openxmlformats.org/markup-compatibility/2006" xmlns:aink="http://schemas.microsoft.com/office/drawing/2016/ink" xmlns:am3d="http://schemas.microsoft.com/office/drawing/2017/model3d" xmlns:o="urn:schemas-microsoft-com:office:office" xmlns:oel="http://schemas.microsoft.com/office/2019/extlst" xmlns:r="http://schemas.openxmlformats.org/officeDocument/2006/relationships" xmlns:m="http://schemas.openxmlformats.org/officeDocument/2006/math" xmlns:v="urn:schemas-microsoft-com:vml" xmlns:wp14="http://schemas.microsoft.com/office/word/2010/wordprocessingDrawing" xmlns:wp="http://schemas.openxmlformats.org/drawingml/2006/wordprocessingDrawing" xmlns:w10="urn:schemas-microsoft-com:office:word" xmlns:w="http://schemas.openxmlformats.org/wordprocessingml/2006/main" xmlns:w14="http://schemas.microsoft.com/office/word/2010/wordml" xmlns:w15="http://schemas.microsoft.com/office/word/2012/wordml" xmlns:w16cex="http://schemas.microsoft.com/office/word/2018/wordml/cex" xmlns:w16cid="http://schemas.microsoft.com/office/word/2016/wordml/cid" xmlns:w16="http://schemas.microsoft.com/office/word/2018/wordml" xmlns:w16sdtdh="http://schemas.microsoft.com/office/word/2020/wordml/sdtdatahash" xmlns:w16se="http://schemas.microsoft.com/office/word/2015/wordml/symex" xmlns:wpg="http://schemas.microsoft.com/office/word/2010/wordprocessingGroup" xmlns:wpi="http://schemas.microsoft.com/office/word/2010/wordprocessingInk" xmlns:wne="http://schemas.microsoft.com/office/word/2006/wordml" xmlns:wps="http://schemas.microsoft.com/office/word/2010/wordprocessingShape" mc:Ignorable="w14 w15 w16se w16cid w16 w16cex w16sdtdh wp14">
+<w:footnotes xmlns:wpc="http://schemas.microsoft.com/office/word/2010/wordprocessingCanvas" xmlns:cx="http://schemas.microsoft.com/office/drawing/2014/chartex" xmlns:cx1="http://schemas.microsoft.com/office/drawing/2015/9/8/chartex" xmlns:cx2="http://schemas.microsoft.com/office/drawing/2015/10/21/chartex" xmlns:cx3="http://schemas.microsoft.com/office/drawing/2016/5/9/chartex" xmlns:cx4="http://schemas.microsoft.com/office/drawing/2016/5/10/chartex" xmlns:cx5="http://schemas.microsoft.com/office/drawing/2016/5/11/chartex" xmlns:cx6="http://schemas.microsoft.com/office/drawing/2016/5/12/chartex" xmlns:cx7="http://schemas.microsoft.com/office/drawing/2016/5/13/chartex" xmlns:cx8="http://schemas.microsoft.com/office/drawing/2016/5/14/chartex" xmlns:mc="http://schemas.openxmlformats.org/markup-compatibility/2006" xmlns:aink="http://schemas.microsoft.com/office/drawing/2016/ink" xmlns:am3d="http://schemas.microsoft.com/office/drawing/2017/model3d" xmlns:o="urn:schemas-microsoft-com:office:office" xmlns:oel="http://schemas.microsoft.com/office/2019/extlst" xmlns:r="http://schemas.openxmlformats.org/officeDocument/2006/relationships" xmlns:m="http://schemas.openxmlformats.org/officeDocument/2006/math" xmlns:v="urn:schemas-microsoft-com:vml" xmlns:wp14="http://schemas.microsoft.com/office/word/2010/wordprocessingDrawing" xmlns:wp="http://schemas.openxmlformats.org/drawingml/2006/wordprocessingDrawing" xmlns:w10="urn:schemas-microsoft-com:office:word" xmlns:w="http://schemas.openxmlformats.org/wordprocessingml/2006/main" xmlns:w14="http://schemas.microsoft.com/office/word/2010/wordml" xmlns:w15="http://schemas.microsoft.com/office/word/2012/wordml" xmlns:w16cex="http://schemas.microsoft.com/office/word/2018/wordml/cex" xmlns:w16cid="http://schemas.microsoft.com/office/word/2016/wordml/cid" xmlns:w16="http://schemas.microsoft.com/office/word/2018/wordml" xmlns:w16du="http://schemas.microsoft.com/office/word/2023/wordml/word16du" xmlns:w16sdtdh="http://schemas.microsoft.com/office/word/2020/wordml/sdtdatahash" xmlns:w16sdtfl="http://schemas.microsoft.com/office/word/2024/wordml/sdtformatlock" xmlns:w16se="http://schemas.microsoft.com/office/word/2015/wordml/symex" xmlns:wpg="http://schemas.microsoft.com/office/word/2010/wordprocessingGroup" xmlns:wpi="http://schemas.microsoft.com/office/word/2010/wordprocessingInk" xmlns:wne="http://schemas.microsoft.com/office/word/2006/wordml" xmlns:wps="http://schemas.microsoft.com/office/word/2010/wordprocessingShape" mc:Ignorable="w14 w15 w16se w16cid w16 w16cex w16sdtdh w16sdtfl w16du wp14">
   <w:footnote w:type="separator" w:id="-1">
     <w:p>
       <w:r>
@@ -21019,7 +22794,7 @@
 </file>
 
 <file path=word/numbering.xml><?xml version="1.0" encoding="utf-8"?>
-<w:numbering xmlns:wpc="http://schemas.microsoft.com/office/word/2010/wordprocessingCanvas" xmlns:cx="http://schemas.microsoft.com/office/drawing/2014/chartex" xmlns:cx1="http://schemas.microsoft.com/office/drawing/2015/9/8/chartex" xmlns:cx2="http://schemas.microsoft.com/office/drawing/2015/10/21/chartex" xmlns:cx3="http://schemas.microsoft.com/office/drawing/2016/5/9/chartex" xmlns:cx4="http://schemas.microsoft.com/office/drawing/2016/5/10/chartex" xmlns:cx5="http://schemas.microsoft.com/office/drawing/2016/5/11/chartex" xmlns:cx6="http://schemas.microsoft.com/office/drawing/2016/5/12/chartex" xmlns:cx7="http://schemas.microsoft.com/office/drawing/2016/5/13/chartex" xmlns:cx8="http://schemas.microsoft.com/office/drawing/2016/5/14/chartex" xmlns:mc="http://schemas.openxmlformats.org/markup-compatibility/2006" xmlns:aink="http://schemas.microsoft.com/office/drawing/2016/ink" xmlns:am3d="http://schemas.microsoft.com/office/drawing/2017/model3d" xmlns:o="urn:schemas-microsoft-com:office:office" xmlns:oel="http://schemas.microsoft.com/office/2019/extlst" xmlns:r="http://schemas.openxmlformats.org/officeDocument/2006/relationships" xmlns:m="http://schemas.openxmlformats.org/officeDocument/2006/math" xmlns:v="urn:schemas-microsoft-com:vml" xmlns:wp14="http://schemas.microsoft.com/office/word/2010/wordprocessingDrawing" xmlns:wp="http://schemas.openxmlformats.org/drawingml/2006/wordprocessingDrawing" xmlns:w10="urn:schemas-microsoft-com:office:word" xmlns:w="http://schemas.openxmlformats.org/wordprocessingml/2006/main" xmlns:w14="http://schemas.microsoft.com/office/word/2010/wordml" xmlns:w15="http://schemas.microsoft.com/office/word/2012/wordml" xmlns:w16cex="http://schemas.microsoft.com/office/word/2018/wordml/cex" xmlns:w16cid="http://schemas.microsoft.com/office/word/2016/wordml/cid" xmlns:w16="http://schemas.microsoft.com/office/word/2018/wordml" xmlns:w16sdtdh="http://schemas.microsoft.com/office/word/2020/wordml/sdtdatahash" xmlns:w16se="http://schemas.microsoft.com/office/word/2015/wordml/symex" xmlns:wpg="http://schemas.microsoft.com/office/word/2010/wordprocessingGroup" xmlns:wpi="http://schemas.microsoft.com/office/word/2010/wordprocessingInk" xmlns:wne="http://schemas.microsoft.com/office/word/2006/wordml" xmlns:wps="http://schemas.microsoft.com/office/word/2010/wordprocessingShape" mc:Ignorable="w14 w15 w16se w16cid w16 w16cex w16sdtdh wp14">
+<w:numbering xmlns:wpc="http://schemas.microsoft.com/office/word/2010/wordprocessingCanvas" xmlns:cx="http://schemas.microsoft.com/office/drawing/2014/chartex" xmlns:cx1="http://schemas.microsoft.com/office/drawing/2015/9/8/chartex" xmlns:cx2="http://schemas.microsoft.com/office/drawing/2015/10/21/chartex" xmlns:cx3="http://schemas.microsoft.com/office/drawing/2016/5/9/chartex" xmlns:cx4="http://schemas.microsoft.com/office/drawing/2016/5/10/chartex" xmlns:cx5="http://schemas.microsoft.com/office/drawing/2016/5/11/chartex" xmlns:cx6="http://schemas.microsoft.com/office/drawing/2016/5/12/chartex" xmlns:cx7="http://schemas.microsoft.com/office/drawing/2016/5/13/chartex" xmlns:cx8="http://schemas.microsoft.com/office/drawing/2016/5/14/chartex" xmlns:mc="http://schemas.openxmlformats.org/markup-compatibility/2006" xmlns:aink="http://schemas.microsoft.com/office/drawing/2016/ink" xmlns:am3d="http://schemas.microsoft.com/office/drawing/2017/model3d" xmlns:o="urn:schemas-microsoft-com:office:office" xmlns:oel="http://schemas.microsoft.com/office/2019/extlst" xmlns:r="http://schemas.openxmlformats.org/officeDocument/2006/relationships" xmlns:m="http://schemas.openxmlformats.org/officeDocument/2006/math" xmlns:v="urn:schemas-microsoft-com:vml" xmlns:wp14="http://schemas.microsoft.com/office/word/2010/wordprocessingDrawing" xmlns:wp="http://schemas.openxmlformats.org/drawingml/2006/wordprocessingDrawing" xmlns:w10="urn:schemas-microsoft-com:office:word" xmlns:w="http://schemas.openxmlformats.org/wordprocessingml/2006/main" xmlns:w14="http://schemas.microsoft.com/office/word/2010/wordml" xmlns:w15="http://schemas.microsoft.com/office/word/2012/wordml" xmlns:w16cex="http://schemas.microsoft.com/office/word/2018/wordml/cex" xmlns:w16cid="http://schemas.microsoft.com/office/word/2016/wordml/cid" xmlns:w16="http://schemas.microsoft.com/office/word/2018/wordml" xmlns:w16du="http://schemas.microsoft.com/office/word/2023/wordml/word16du" xmlns:w16sdtdh="http://schemas.microsoft.com/office/word/2020/wordml/sdtdatahash" xmlns:w16sdtfl="http://schemas.microsoft.com/office/word/2024/wordml/sdtformatlock" xmlns:w16se="http://schemas.microsoft.com/office/word/2015/wordml/symex" xmlns:wpg="http://schemas.microsoft.com/office/word/2010/wordprocessingGroup" xmlns:wpi="http://schemas.microsoft.com/office/word/2010/wordprocessingInk" xmlns:wne="http://schemas.microsoft.com/office/word/2006/wordml" xmlns:wps="http://schemas.microsoft.com/office/word/2010/wordprocessingShape" mc:Ignorable="w14 w15 w16se w16cid w16 w16cex w16sdtdh w16sdtfl w16du wp14">
   <w:abstractNum w:abstractNumId="0" w15:restartNumberingAfterBreak="0">
     <w:nsid w:val="083510E6"/>
     <w:multiLevelType w:val="multilevel"/>
@@ -25066,7 +26841,7 @@
 </file>
 
 <file path=word/styles.xml><?xml version="1.0" encoding="utf-8"?>
-<w:styles xmlns:mc="http://schemas.openxmlformats.org/markup-compatibility/2006" xmlns:r="http://schemas.openxmlformats.org/officeDocument/2006/relationships" xmlns:w="http://schemas.openxmlformats.org/wordprocessingml/2006/main" xmlns:w14="http://schemas.microsoft.com/office/word/2010/wordml" xmlns:w15="http://schemas.microsoft.com/office/word/2012/wordml" xmlns:w16cex="http://schemas.microsoft.com/office/word/2018/wordml/cex" xmlns:w16cid="http://schemas.microsoft.com/office/word/2016/wordml/cid" xmlns:w16="http://schemas.microsoft.com/office/word/2018/wordml" xmlns:w16sdtdh="http://schemas.microsoft.com/office/word/2020/wordml/sdtdatahash" xmlns:w16se="http://schemas.microsoft.com/office/word/2015/wordml/symex" mc:Ignorable="w14 w15 w16se w16cid w16 w16cex w16sdtdh">
+<w:styles xmlns:mc="http://schemas.openxmlformats.org/markup-compatibility/2006" xmlns:r="http://schemas.openxmlformats.org/officeDocument/2006/relationships" xmlns:w="http://schemas.openxmlformats.org/wordprocessingml/2006/main" xmlns:w14="http://schemas.microsoft.com/office/word/2010/wordml" xmlns:w15="http://schemas.microsoft.com/office/word/2012/wordml" xmlns:w16cex="http://schemas.microsoft.com/office/word/2018/wordml/cex" xmlns:w16cid="http://schemas.microsoft.com/office/word/2016/wordml/cid" xmlns:w16="http://schemas.microsoft.com/office/word/2018/wordml" xmlns:w16du="http://schemas.microsoft.com/office/word/2023/wordml/word16du" xmlns:w16sdtdh="http://schemas.microsoft.com/office/word/2020/wordml/sdtdatahash" xmlns:w16sdtfl="http://schemas.microsoft.com/office/word/2024/wordml/sdtformatlock" xmlns:w16se="http://schemas.microsoft.com/office/word/2015/wordml/symex" mc:Ignorable="w14 w15 w16se w16cid w16 w16cex w16sdtdh w16sdtfl w16du">
   <w:docDefaults>
     <w:rPrDefault>
       <w:rPr>
@@ -27650,7 +29425,7 @@
 </file>
 
 <file path=word/glossary/document.xml><?xml version="1.0" encoding="utf-8"?>
-<w:glossaryDocument xmlns:wpc="http://schemas.microsoft.com/office/word/2010/wordprocessingCanvas" xmlns:cx="http://schemas.microsoft.com/office/drawing/2014/chartex" xmlns:cx1="http://schemas.microsoft.com/office/drawing/2015/9/8/chartex" xmlns:cx2="http://schemas.microsoft.com/office/drawing/2015/10/21/chartex" xmlns:cx3="http://schemas.microsoft.com/office/drawing/2016/5/9/chartex" xmlns:cx4="http://schemas.microsoft.com/office/drawing/2016/5/10/chartex" xmlns:cx5="http://schemas.microsoft.com/office/drawing/2016/5/11/chartex" xmlns:cx6="http://schemas.microsoft.com/office/drawing/2016/5/12/chartex" xmlns:cx7="http://schemas.microsoft.com/office/drawing/2016/5/13/chartex" xmlns:cx8="http://schemas.microsoft.com/office/drawing/2016/5/14/chartex" xmlns:mc="http://schemas.openxmlformats.org/markup-compatibility/2006" xmlns:aink="http://schemas.microsoft.com/office/drawing/2016/ink" xmlns:am3d="http://schemas.microsoft.com/office/drawing/2017/model3d" xmlns:o="urn:schemas-microsoft-com:office:office" xmlns:oel="http://schemas.microsoft.com/office/2019/extlst" xmlns:r="http://schemas.openxmlformats.org/officeDocument/2006/relationships" xmlns:m="http://schemas.openxmlformats.org/officeDocument/2006/math" xmlns:v="urn:schemas-microsoft-com:vml" xmlns:wp14="http://schemas.microsoft.com/office/word/2010/wordprocessingDrawing" xmlns:wp="http://schemas.openxmlformats.org/drawingml/2006/wordprocessingDrawing" xmlns:w10="urn:schemas-microsoft-com:office:word" xmlns:w="http://schemas.openxmlformats.org/wordprocessingml/2006/main" xmlns:w14="http://schemas.microsoft.com/office/word/2010/wordml" xmlns:w15="http://schemas.microsoft.com/office/word/2012/wordml" xmlns:w16cex="http://schemas.microsoft.com/office/word/2018/wordml/cex" xmlns:w16cid="http://schemas.microsoft.com/office/word/2016/wordml/cid" xmlns:w16="http://schemas.microsoft.com/office/word/2018/wordml" xmlns:w16sdtdh="http://schemas.microsoft.com/office/word/2020/wordml/sdtdatahash" xmlns:w16se="http://schemas.microsoft.com/office/word/2015/wordml/symex" xmlns:wpg="http://schemas.microsoft.com/office/word/2010/wordprocessingGroup" xmlns:wpi="http://schemas.microsoft.com/office/word/2010/wordprocessingInk" xmlns:wne="http://schemas.microsoft.com/office/word/2006/wordml" xmlns:wps="http://schemas.microsoft.com/office/word/2010/wordprocessingShape" mc:Ignorable="w14 w15 w16se w16cid w16 w16cex w16sdtdh wp14">
+<w:glossaryDocument xmlns:wpc="http://schemas.microsoft.com/office/word/2010/wordprocessingCanvas" xmlns:cx="http://schemas.microsoft.com/office/drawing/2014/chartex" xmlns:cx1="http://schemas.microsoft.com/office/drawing/2015/9/8/chartex" xmlns:cx2="http://schemas.microsoft.com/office/drawing/2015/10/21/chartex" xmlns:cx3="http://schemas.microsoft.com/office/drawing/2016/5/9/chartex" xmlns:cx4="http://schemas.microsoft.com/office/drawing/2016/5/10/chartex" xmlns:cx5="http://schemas.microsoft.com/office/drawing/2016/5/11/chartex" xmlns:cx6="http://schemas.microsoft.com/office/drawing/2016/5/12/chartex" xmlns:cx7="http://schemas.microsoft.com/office/drawing/2016/5/13/chartex" xmlns:cx8="http://schemas.microsoft.com/office/drawing/2016/5/14/chartex" xmlns:mc="http://schemas.openxmlformats.org/markup-compatibility/2006" xmlns:aink="http://schemas.microsoft.com/office/drawing/2016/ink" xmlns:am3d="http://schemas.microsoft.com/office/drawing/2017/model3d" xmlns:o="urn:schemas-microsoft-com:office:office" xmlns:oel="http://schemas.microsoft.com/office/2019/extlst" xmlns:r="http://schemas.openxmlformats.org/officeDocument/2006/relationships" xmlns:m="http://schemas.openxmlformats.org/officeDocument/2006/math" xmlns:v="urn:schemas-microsoft-com:vml" xmlns:wp14="http://schemas.microsoft.com/office/word/2010/wordprocessingDrawing" xmlns:wp="http://schemas.openxmlformats.org/drawingml/2006/wordprocessingDrawing" xmlns:w10="urn:schemas-microsoft-com:office:word" xmlns:w="http://schemas.openxmlformats.org/wordprocessingml/2006/main" xmlns:w14="http://schemas.microsoft.com/office/word/2010/wordml" xmlns:w15="http://schemas.microsoft.com/office/word/2012/wordml" xmlns:w16cex="http://schemas.microsoft.com/office/word/2018/wordml/cex" xmlns:w16cid="http://schemas.microsoft.com/office/word/2016/wordml/cid" xmlns:w16="http://schemas.microsoft.com/office/word/2018/wordml" xmlns:w16du="http://schemas.microsoft.com/office/word/2023/wordml/word16du" xmlns:w16sdtdh="http://schemas.microsoft.com/office/word/2020/wordml/sdtdatahash" xmlns:w16sdtfl="http://schemas.microsoft.com/office/word/2024/wordml/sdtformatlock" xmlns:w16se="http://schemas.microsoft.com/office/word/2015/wordml/symex" xmlns:wpg="http://schemas.microsoft.com/office/word/2010/wordprocessingGroup" xmlns:wpi="http://schemas.microsoft.com/office/word/2010/wordprocessingInk" xmlns:wne="http://schemas.microsoft.com/office/word/2006/wordml" xmlns:wps="http://schemas.microsoft.com/office/word/2010/wordprocessingShape" mc:Ignorable="w14 w15 w16se w16cid w16 w16cex w16sdtdh w16sdtfl w16du wp14">
   <w:docParts>
     <w:docPart>
       <w:docPartPr>
@@ -27686,9 +29461,10 @@
 </file>
 
 <file path=word/glossary/fontTable.xml><?xml version="1.0" encoding="utf-8"?>
-<w:fonts xmlns:mc="http://schemas.openxmlformats.org/markup-compatibility/2006" xmlns:r="http://schemas.openxmlformats.org/officeDocument/2006/relationships" xmlns:w="http://schemas.openxmlformats.org/wordprocessingml/2006/main" xmlns:w14="http://schemas.microsoft.com/office/word/2010/wordml" xmlns:w15="http://schemas.microsoft.com/office/word/2012/wordml" xmlns:w16cex="http://schemas.microsoft.com/office/word/2018/wordml/cex" xmlns:w16cid="http://schemas.microsoft.com/office/word/2016/wordml/cid" xmlns:w16="http://schemas.microsoft.com/office/word/2018/wordml" xmlns:w16sdtdh="http://schemas.microsoft.com/office/word/2020/wordml/sdtdatahash" xmlns:w16se="http://schemas.microsoft.com/office/word/2015/wordml/symex" mc:Ignorable="w14 w15 w16se w16cid w16 w16cex w16sdtdh">
+<w:fonts xmlns:mc="http://schemas.openxmlformats.org/markup-compatibility/2006" xmlns:r="http://schemas.openxmlformats.org/officeDocument/2006/relationships" xmlns:w="http://schemas.openxmlformats.org/wordprocessingml/2006/main" xmlns:w14="http://schemas.microsoft.com/office/word/2010/wordml" xmlns:w15="http://schemas.microsoft.com/office/word/2012/wordml" xmlns:w16cex="http://schemas.microsoft.com/office/word/2018/wordml/cex" xmlns:w16cid="http://schemas.microsoft.com/office/word/2016/wordml/cid" xmlns:w16="http://schemas.microsoft.com/office/word/2018/wordml" xmlns:w16du="http://schemas.microsoft.com/office/word/2023/wordml/word16du" xmlns:w16sdtdh="http://schemas.microsoft.com/office/word/2020/wordml/sdtdatahash" xmlns:w16sdtfl="http://schemas.microsoft.com/office/word/2024/wordml/sdtformatlock" xmlns:w16se="http://schemas.microsoft.com/office/word/2015/wordml/symex" mc:Ignorable="w14 w15 w16se w16cid w16 w16cex w16sdtdh w16sdtfl w16du">
   <w:font w:name="Times New (W1)">
     <w:altName w:val="Times New Roman"/>
+    <w:panose1 w:val="020B0604020202020204"/>
     <w:charset w:val="A2"/>
     <w:family w:val="roman"/>
     <w:pitch w:val="variable"/>
@@ -27704,7 +29480,7 @@
   <w:font w:name="Symbol">
     <w:panose1 w:val="05050102010706020507"/>
     <w:charset w:val="02"/>
-    <w:family w:val="roman"/>
+    <w:family w:val="decorative"/>
     <w:pitch w:val="variable"/>
     <w:sig w:usb0="00000000" w:usb1="10000000" w:usb2="00000000" w:usb3="00000000" w:csb0="80000000" w:csb1="00000000"/>
   </w:font>
@@ -27717,10 +29493,10 @@
   </w:font>
   <w:font w:name="Wingdings">
     <w:panose1 w:val="05000000000000000000"/>
-    <w:charset w:val="02"/>
-    <w:family w:val="auto"/>
+    <w:charset w:val="00"/>
+    <w:family w:val="decorative"/>
     <w:pitch w:val="variable"/>
-    <w:sig w:usb0="00000000" w:usb1="10000000" w:usb2="00000000" w:usb3="00000000" w:csb0="80000000" w:csb1="00000000"/>
+    <w:sig w:usb0="00000003" w:usb1="00000000" w:usb2="00000000" w:usb3="00000000" w:csb0="80000001" w:csb1="00000000"/>
   </w:font>
   <w:font w:name="Arial">
     <w:panose1 w:val="020B0604020202020204"/>
@@ -27760,12 +29536,13 @@
   </w:font>
   <w:font w:name="Liberation Serif">
     <w:altName w:val="Times New Roman"/>
+    <w:panose1 w:val="020B0604020202020204"/>
     <w:charset w:val="01"/>
     <w:family w:val="roman"/>
     <w:pitch w:val="variable"/>
   </w:font>
   <w:font w:name="Noto Serif CJK SC">
-    <w:panose1 w:val="00000000000000000000"/>
+    <w:panose1 w:val="020B0604020202020204"/>
     <w:charset w:val="00"/>
     <w:family w:val="roman"/>
     <w:notTrueType/>
@@ -27773,7 +29550,7 @@
   </w:font>
   <w:font w:name="Lohit Devanagari">
     <w:altName w:val="Cambria"/>
-    <w:panose1 w:val="00000000000000000000"/>
+    <w:panose1 w:val="020B0604020202020204"/>
     <w:charset w:val="00"/>
     <w:family w:val="roman"/>
     <w:notTrueType/>
@@ -27787,12 +29564,14 @@
     <w:sig w:usb0="E4002EFF" w:usb1="C200247B" w:usb2="00000009" w:usb3="00000000" w:csb0="000001FF" w:csb1="00000000"/>
   </w:font>
   <w:font w:name="Aptos">
+    <w:panose1 w:val="020B0004020202020204"/>
     <w:charset w:val="00"/>
     <w:family w:val="swiss"/>
     <w:pitch w:val="variable"/>
     <w:sig w:usb0="20000287" w:usb1="00000003" w:usb2="00000000" w:usb3="00000000" w:csb0="0000019F" w:csb1="00000000"/>
   </w:font>
   <w:font w:name="Aptos Display">
+    <w:panose1 w:val="020B0004020202020204"/>
     <w:charset w:val="00"/>
     <w:family w:val="swiss"/>
     <w:pitch w:val="variable"/>
@@ -27802,7 +29581,7 @@
 </file>
 
 <file path=word/glossary/settings.xml><?xml version="1.0" encoding="utf-8"?>
-<w:settings xmlns:mc="http://schemas.openxmlformats.org/markup-compatibility/2006" xmlns:o="urn:schemas-microsoft-com:office:office" xmlns:r="http://schemas.openxmlformats.org/officeDocument/2006/relationships" xmlns:m="http://schemas.openxmlformats.org/officeDocument/2006/math" xmlns:v="urn:schemas-microsoft-com:vml" xmlns:w10="urn:schemas-microsoft-com:office:word" xmlns:w="http://schemas.openxmlformats.org/wordprocessingml/2006/main" xmlns:w14="http://schemas.microsoft.com/office/word/2010/wordml" xmlns:w15="http://schemas.microsoft.com/office/word/2012/wordml" xmlns:w16cex="http://schemas.microsoft.com/office/word/2018/wordml/cex" xmlns:w16cid="http://schemas.microsoft.com/office/word/2016/wordml/cid" xmlns:w16="http://schemas.microsoft.com/office/word/2018/wordml" xmlns:w16sdtdh="http://schemas.microsoft.com/office/word/2020/wordml/sdtdatahash" xmlns:w16se="http://schemas.microsoft.com/office/word/2015/wordml/symex" xmlns:sl="http://schemas.openxmlformats.org/schemaLibrary/2006/main" mc:Ignorable="w14 w15 w16se w16cid w16 w16cex w16sdtdh">
+<w:settings xmlns:mc="http://schemas.openxmlformats.org/markup-compatibility/2006" xmlns:o="urn:schemas-microsoft-com:office:office" xmlns:r="http://schemas.openxmlformats.org/officeDocument/2006/relationships" xmlns:m="http://schemas.openxmlformats.org/officeDocument/2006/math" xmlns:v="urn:schemas-microsoft-com:vml" xmlns:w10="urn:schemas-microsoft-com:office:word" xmlns:w="http://schemas.openxmlformats.org/wordprocessingml/2006/main" xmlns:w14="http://schemas.microsoft.com/office/word/2010/wordml" xmlns:w15="http://schemas.microsoft.com/office/word/2012/wordml" xmlns:w16cex="http://schemas.microsoft.com/office/word/2018/wordml/cex" xmlns:w16cid="http://schemas.microsoft.com/office/word/2016/wordml/cid" xmlns:w16="http://schemas.microsoft.com/office/word/2018/wordml" xmlns:w16du="http://schemas.microsoft.com/office/word/2023/wordml/word16du" xmlns:w16sdtdh="http://schemas.microsoft.com/office/word/2020/wordml/sdtdatahash" xmlns:w16sdtfl="http://schemas.microsoft.com/office/word/2024/wordml/sdtformatlock" xmlns:w16se="http://schemas.microsoft.com/office/word/2015/wordml/symex" xmlns:sl="http://schemas.openxmlformats.org/schemaLibrary/2006/main" mc:Ignorable="w14 w15 w16se w16cid w16 w16cex w16sdtdh w16sdtfl w16du">
   <w:view w:val="normal"/>
   <w:defaultTabStop w:val="708"/>
   <w:hyphenationZone w:val="425"/>
@@ -27871,6 +29650,7 @@
     <w:rsid w:val="005A788B"/>
     <w:rsid w:val="005B3025"/>
     <w:rsid w:val="005D0407"/>
+    <w:rsid w:val="00610F3A"/>
     <w:rsid w:val="006376FF"/>
     <w:rsid w:val="00670ECC"/>
     <w:rsid w:val="00682C75"/>
@@ -27960,6 +29740,7 @@
     <w:rsid w:val="00DB7CAE"/>
     <w:rsid w:val="00DC413B"/>
     <w:rsid w:val="00DD1EC9"/>
+    <w:rsid w:val="00DD2C81"/>
     <w:rsid w:val="00DE7D6D"/>
     <w:rsid w:val="00DF3FF0"/>
     <w:rsid w:val="00E01CB5"/>
@@ -28005,7 +29786,7 @@
 </file>
 
 <file path=word/glossary/styles.xml><?xml version="1.0" encoding="utf-8"?>
-<w:styles xmlns:mc="http://schemas.openxmlformats.org/markup-compatibility/2006" xmlns:r="http://schemas.openxmlformats.org/officeDocument/2006/relationships" xmlns:w="http://schemas.openxmlformats.org/wordprocessingml/2006/main" xmlns:w14="http://schemas.microsoft.com/office/word/2010/wordml" xmlns:w15="http://schemas.microsoft.com/office/word/2012/wordml" xmlns:w16cex="http://schemas.microsoft.com/office/word/2018/wordml/cex" xmlns:w16cid="http://schemas.microsoft.com/office/word/2016/wordml/cid" xmlns:w16="http://schemas.microsoft.com/office/word/2018/wordml" xmlns:w16sdtdh="http://schemas.microsoft.com/office/word/2020/wordml/sdtdatahash" xmlns:w16se="http://schemas.microsoft.com/office/word/2015/wordml/symex" mc:Ignorable="w14 w15 w16se w16cid w16 w16cex w16sdtdh">
+<w:styles xmlns:mc="http://schemas.openxmlformats.org/markup-compatibility/2006" xmlns:r="http://schemas.openxmlformats.org/officeDocument/2006/relationships" xmlns:w="http://schemas.openxmlformats.org/wordprocessingml/2006/main" xmlns:w14="http://schemas.microsoft.com/office/word/2010/wordml" xmlns:w15="http://schemas.microsoft.com/office/word/2012/wordml" xmlns:w16cex="http://schemas.microsoft.com/office/word/2018/wordml/cex" xmlns:w16cid="http://schemas.microsoft.com/office/word/2016/wordml/cid" xmlns:w16="http://schemas.microsoft.com/office/word/2018/wordml" xmlns:w16du="http://schemas.microsoft.com/office/word/2023/wordml/word16du" xmlns:w16sdtdh="http://schemas.microsoft.com/office/word/2020/wordml/sdtdatahash" xmlns:w16sdtfl="http://schemas.microsoft.com/office/word/2024/wordml/sdtformatlock" xmlns:w16se="http://schemas.microsoft.com/office/word/2015/wordml/symex" mc:Ignorable="w14 w15 w16se w16cid w16 w16cex w16sdtdh w16sdtfl w16du">
   <w:docDefaults>
     <w:rPrDefault>
       <w:rPr>
@@ -28458,7 +30239,7 @@
 </file>
 
 <file path=word/glossary/webSettings.xml><?xml version="1.0" encoding="utf-8"?>
-<w:webSettings xmlns:mc="http://schemas.openxmlformats.org/markup-compatibility/2006" xmlns:r="http://schemas.openxmlformats.org/officeDocument/2006/relationships" xmlns:w="http://schemas.openxmlformats.org/wordprocessingml/2006/main" xmlns:w14="http://schemas.microsoft.com/office/word/2010/wordml" xmlns:w15="http://schemas.microsoft.com/office/word/2012/wordml" xmlns:w16cex="http://schemas.microsoft.com/office/word/2018/wordml/cex" xmlns:w16cid="http://schemas.microsoft.com/office/word/2016/wordml/cid" xmlns:w16="http://schemas.microsoft.com/office/word/2018/wordml" xmlns:w16sdtdh="http://schemas.microsoft.com/office/word/2020/wordml/sdtdatahash" xmlns:w16se="http://schemas.microsoft.com/office/word/2015/wordml/symex" mc:Ignorable="w14 w15 w16se w16cid w16 w16cex w16sdtdh">
+<w:webSettings xmlns:mc="http://schemas.openxmlformats.org/markup-compatibility/2006" xmlns:r="http://schemas.openxmlformats.org/officeDocument/2006/relationships" xmlns:w="http://schemas.openxmlformats.org/wordprocessingml/2006/main" xmlns:w14="http://schemas.microsoft.com/office/word/2010/wordml" xmlns:w15="http://schemas.microsoft.com/office/word/2012/wordml" xmlns:w16cex="http://schemas.microsoft.com/office/word/2018/wordml/cex" xmlns:w16cid="http://schemas.microsoft.com/office/word/2016/wordml/cid" xmlns:w16="http://schemas.microsoft.com/office/word/2018/wordml" xmlns:w16du="http://schemas.microsoft.com/office/word/2023/wordml/word16du" xmlns:w16sdtdh="http://schemas.microsoft.com/office/word/2020/wordml/sdtdatahash" xmlns:w16sdtfl="http://schemas.microsoft.com/office/word/2024/wordml/sdtformatlock" xmlns:w16se="http://schemas.microsoft.com/office/word/2015/wordml/symex" mc:Ignorable="w14 w15 w16se w16cid w16 w16cex w16sdtdh w16sdtfl w16du">
   <w:optimizeForBrowser/>
   <w:allowPNG/>
 </w:webSettings>
